--- a/spa/docx/59.content.docx
+++ b/spa/docx/59.content.docx
@@ -11,6 +11,15 @@
         <w:pStyle w:val="Heading2"/>
       </w:pPr>
       <w:r>
+        <w:t>Resource: Notas de Estudio (Tyndale)</w:t>
+      </w:r>
+      <w:r/>
+    </w:p>
+    <w:p>
+      <w:pPr>
+        <w:pStyle w:val="Heading2"/>
+      </w:pPr>
+      <w:r>
         <w:t>License Information</w:t>
       </w:r>
       <w:r/>
@@ -21,7 +30,7 @@
         <w:rPr>
           <w:b/>
         </w:rPr>
-        <w:t>Study Notes (Tyndale)</w:t>
+        <w:t>Notas de Estudio (Tyndale)</w:t>
       </w:r>
       <w:r>
         <w:t xml:space="preserve"> (Spanish) is based on</w:t>
@@ -74,7 +83,7 @@
         <w:pStyle w:val="Heading1"/>
       </w:pPr>
       <w:r>
-        <w:t>Study Notes (Tyndale)</w:t>
+        <w:t>Notas de Estudio (Tyndale)</w:t>
       </w:r>
     </w:p>
     <w:p>
@@ -83,6 +92,51 @@
           <w:headerReference w:type="even" r:id="rId8"/>
           <w:headerReference w:type="default" r:id="rId9"/>
           <w:footerReference w:type="default" r:id="rId10"/>
+          <w:footnotePr>
+            <w:numRestart w:val="eachSect"/>
+          </w:footnotePr>
+          <w:type w:val="continuous"/>
+          <w:pgSz w:w="12240" w:h="15840" w:code="1"/>
+          <w:pgMar w:top="1440" w:right="1440" w:bottom="1440" w:left="1440" w:header="504" w:footer="504" w:gutter="0"/>
+          <w:cols w:space="708"/>
+          <w:titlePg/>
+          <w:docGrid w:linePitch="360"/>
+        </w:sectPr>
+      </w:pPr>
+    </w:p>
+    <w:p>
+      <w:r/>
+    </w:p>
+    <w:p>
+      <w:pPr>
+        <w:pStyle w:val="Heading2"/>
+      </w:pPr>
+      <w:r>
+        <w:t>JAS</w:t>
+      </w:r>
+      <w:r/>
+    </w:p>
+    <w:p>
+      <w:r/>
+      <w:r>
+        <w:rPr>
+          <w:i/>
+        </w:rPr>
+        <w:t>Santiago 1:1, Santiago 1:2, Santiago 1:2–4, Santiago 1:5–8, Santiago 1:6, Santiago 1:8, Santiago 1:9, Santiago 1:9–11, Santiago 1:10, Santiago 1:12, Santiago 1:12–27, Santiago 1:13, Jacobo 1:14, Santiago 1:15, Santiago 1:17, Santiago 1:18, Santiago 1:21, Jacobo 1:22, Santiago 1:22–23, Santiago 1:24, Santiago 1:25, Santiago 1:26–27, Santiago 2:1, Santiago 2:1–4, Jacobo 2:2, Santiago 2:3–4, Santiago 2:5, Santiago 2:7, Jacobo 2:8, Santiago 2:8–13, Santiago 2:9, Santiago 2:12, Santiago 2:13, Santiago 2:14, Santiago 2:14–26, Santiago 2:15–16, Santiago 2:18–19, Santiago 2:19, Santiago 2:20–26, Jacobo 2:22, Jacobo 2:23, Jacobo 2:24, Jacobo 2:25, Jacobo 2:26, Santiago 3:1, Santiago 3:2, Jacobo 3:6, Jacobo 3:8, Jacobo 3:9, Jacobo 3:11, Santiago 3:13, Santiago 3:14, Jacobo 3:15, Santiago 3:18, Santiago 4:1, Santiago 4:2, Santiago 4:4, Santiago 4:4–10, Santiago 4:5, Santiago 4:7, Santiago 4:8, Santiago 4:10, Santiago 4:11, Santiago 4:11–12, Santiago 4:13–16, Santiago 4:15, Santiago 4:16, Santiago 4:17, Santiago 5:1–6, Santiago 5:2, Santiago 5:3, Santiago 5:4, Santiago 5:6, Santiago 5:7–8, Santiago 5:9, Santiago 5:10, Santiago 5:11, Santiago 5:12, Santiago 5:14, Santiago 5:15, Santiago 5:17, Santiago 5:19–20, Santiago 5:20</w:t>
+      </w:r>
+      <w:r/>
+    </w:p>
+    <w:p>
+      <w:r/>
+      <w:r>
+        <w:t xml:space="preserve"> </w:t>
+      </w:r>
+      <w:r/>
+      <w:r/>
+    </w:p>
+    <w:p>
+      <w:pPr>
+        <w:sectPr>
           <w:footnotePr>
             <w:numRestart w:val="eachSect"/>
           </w:footnotePr>

--- a/spa/docx/59.content.docx
+++ b/spa/docx/59.content.docx
@@ -163,13 +163,6 @@
         <w:rPr>
           <w:lang w:val="es_ES" w:bidi="es_ES"/>
         </w:rPr>
-      </w:r>
-      <w:r>
-        <w:rPr>
-          <w:i/>
-          <w:lang w:val="es_ES" w:bidi="es_ES"/>
-        </w:rPr>
-        <w:t>Santiago 1:1, Santiago 1:2, Santiago 1:2–4, Santiago 1:5–8, Santiago 1:6, Santiago 1:8, Santiago 1:9, Santiago 1:9–11, Santiago 1:10, Santiago 1:12, Santiago 1:12–27, Santiago 1:13, Jacobo 1:14, Santiago 1:15, Santiago 1:17, Santiago 1:18, Santiago 1:21, Jacobo 1:22, Santiago 1:22–23, Santiago 1:24, Santiago 1:25, Santiago 1:26–27, Santiago 2:1, Santiago 2:1–4, Jacobo 2:2, Santiago 2:3–4, Santiago 2:5, Santiago 2:7, Jacobo 2:8, Santiago 2:8–13, Santiago 2:9, Santiago 2:12, Santiago 2:13, Santiago 2:14, Santiago 2:14–26, Santiago 2:15–16, Santiago 2:18–19, Santiago 2:19, Santiago 2:20–26, Jacobo 2:22, Jacobo 2:23, Jacobo 2:24, Jacobo 2:25, Jacobo 2:26, Santiago 3:1, Santiago 3:2, Jacobo 3:6, Jacobo 3:8, Jacobo 3:9, Jacobo 3:11, Santiago 3:13, Santiago 3:14, Jacobo 3:15, Santiago 3:18, Santiago 4:1, Santiago 4:2, Santiago 4:4, Santiago 4:4–10, Santiago 4:5, Santiago 4:7, Santiago 4:8, Santiago 4:10, Santiago 4:11, Santiago 4:11–12, Santiago 4:13–16, Santiago 4:15, Santiago 4:16, Santiago 4:17, Santiago 5:1–6, Santiago 5:2, Santiago 5:3, Santiago 5:4, Santiago 5:6, Santiago 5:7–8, Santiago 5:9, Santiago 5:10, Santiago 5:11, Santiago 5:12, Santiago 5:14, Santiago 5:15, Santiago 5:17, Santiago 5:19–20, Santiago 5:20</w:t>
       </w:r>
       <w:r>
         <w:rPr>

--- a/spa/docx/59.content.docx
+++ b/spa/docx/59.content.docx
@@ -150,19 +150,6 @@
           <w:lang w:val="es_ES" w:bidi="es_ES"/>
         </w:rPr>
         <w:t>JAS</w:t>
-      </w:r>
-      <w:r>
-        <w:rPr>
-          <w:lang w:val="es_ES" w:bidi="es_ES"/>
-        </w:rPr>
-      </w:r>
-    </w:p>
-    <w:p>
-      <w:pPr/>
-      <w:r>
-        <w:rPr>
-          <w:lang w:val="es_ES" w:bidi="es_ES"/>
-        </w:rPr>
       </w:r>
       <w:r>
         <w:rPr>

--- a/spa/docx/59.content.docx
+++ b/spa/docx/59.content.docx
@@ -19,7 +19,7 @@
         <w:rPr>
           <w:lang w:val="es_ES" w:bidi="es_ES"/>
         </w:rPr>
-        <w:t>Resource: Notas de Estudio (Tyndale)</w:t>
+        <w:t>Resource: Tyndale Open Study Notes</w:t>
       </w:r>
       <w:r>
         <w:rPr>
@@ -112,7 +112,7 @@
         <w:rPr>
           <w:lang w:val="es_ES" w:bidi="es_ES"/>
         </w:rPr>
-        <w:t>Notas de Estudio (Tyndale)</w:t>
+        <w:t>Tyndale Open Study Notes</w:t>
       </w:r>
     </w:p>
     <w:p>

--- a/spa/docx/59.content.docx
+++ b/spa/docx/59.content.docx
@@ -19,7 +19,7 @@
         <w:rPr>
           <w:lang w:val="es_ES" w:bidi="es_ES"/>
         </w:rPr>
-        <w:t>Resource: Tyndale Open Study Notes</w:t>
+        <w:t>Resource: Aquifer Open Study Notes</w:t>
       </w:r>
       <w:r>
         <w:rPr>
@@ -112,7 +112,7 @@
         <w:rPr>
           <w:lang w:val="es_ES" w:bidi="es_ES"/>
         </w:rPr>
-        <w:t>Tyndale Open Study Notes</w:t>
+        <w:t>Aquifer Open Study Notes</w:t>
       </w:r>
     </w:p>
     <w:p>

--- a/spa/docx/59.content.docx
+++ b/spa/docx/59.content.docx
@@ -271,108 +271,72 @@
         </w:rPr>
         <w:t xml:space="preserve"> 9:2; cp. </w:t>
       </w:r>
-      <w:hyperlink r:id="rId13">
-        <w:r>
-          <w:rPr>
-            <w:lang w:val="es_ES" w:bidi="es_ES"/>
-          </w:rPr>
-          <w:rPr>
-            <w:color w:val="0000EE"/>
-            <w:u w:val="single"/>
-          </w:rPr>
-          <w:t>Ez 37:15–28;</w:t>
-        </w:r>
-      </w:hyperlink>
+      <w:r>
+        <w:rPr>
+          <w:lang w:val="es_ES" w:bidi="es_ES"/>
+        </w:rPr>
+        <w:t>Ez 37:15–28;</w:t>
+      </w:r>
       <w:r>
         <w:rPr>
           <w:lang w:val="es_ES" w:bidi="es_ES"/>
         </w:rPr>
         <w:t xml:space="preserve"> </w:t>
       </w:r>
-      <w:hyperlink r:id="rId14">
-        <w:r>
-          <w:rPr>
-            <w:lang w:val="es_ES" w:bidi="es_ES"/>
-          </w:rPr>
-          <w:rPr>
-            <w:color w:val="0000EE"/>
-            <w:u w:val="single"/>
-          </w:rPr>
-          <w:t>Mt 19:28).</w:t>
-        </w:r>
-      </w:hyperlink>
+      <w:r>
+        <w:rPr>
+          <w:lang w:val="es_ES" w:bidi="es_ES"/>
+        </w:rPr>
+        <w:t>Mt 19:28).</w:t>
+      </w:r>
       <w:r>
         <w:rPr>
           <w:lang w:val="es_ES" w:bidi="es_ES"/>
         </w:rPr>
         <w:t xml:space="preserve"> Cristo ha puesto fin espiritualmente al exilio de Israel y ha reunido a las tribus. • Judíos dispersos en el extranjero (diáspora griega) vivían fuera de Palestina </w:t>
       </w:r>
-      <w:hyperlink r:id="rId15">
-        <w:r>
-          <w:rPr>
-            <w:lang w:val="es_ES" w:bidi="es_ES"/>
-          </w:rPr>
-          <w:rPr>
-            <w:color w:val="0000EE"/>
-            <w:u w:val="single"/>
-          </w:rPr>
-          <w:t>(Juan 7:35;</w:t>
-        </w:r>
-      </w:hyperlink>
+      <w:r>
+        <w:rPr>
+          <w:lang w:val="es_ES" w:bidi="es_ES"/>
+        </w:rPr>
+        <w:t>(Juan 7:35;</w:t>
+      </w:r>
       <w:r>
         <w:rPr>
           <w:lang w:val="es_ES" w:bidi="es_ES"/>
         </w:rPr>
         <w:t xml:space="preserve"> </w:t>
       </w:r>
-      <w:hyperlink r:id="rId16">
-        <w:r>
-          <w:rPr>
-            <w:lang w:val="es_ES" w:bidi="es_ES"/>
-          </w:rPr>
-          <w:rPr>
-            <w:color w:val="0000EE"/>
-            <w:u w:val="single"/>
-          </w:rPr>
-          <w:t>Hechos 2:5,</w:t>
-        </w:r>
-      </w:hyperlink>
+      <w:r>
+        <w:rPr>
+          <w:lang w:val="es_ES" w:bidi="es_ES"/>
+        </w:rPr>
+        <w:t>Hechos 2:5,</w:t>
+      </w:r>
       <w:r>
         <w:rPr>
           <w:lang w:val="es_ES" w:bidi="es_ES"/>
         </w:rPr>
         <w:t xml:space="preserve"> </w:t>
       </w:r>
-      <w:hyperlink r:id="rId17">
-        <w:r>
-          <w:rPr>
-            <w:lang w:val="es_ES" w:bidi="es_ES"/>
-          </w:rPr>
-          <w:rPr>
-            <w:color w:val="0000EE"/>
-            <w:u w:val="single"/>
-          </w:rPr>
-          <w:t>8:1,</w:t>
-        </w:r>
-      </w:hyperlink>
+      <w:r>
+        <w:rPr>
+          <w:lang w:val="es_ES" w:bidi="es_ES"/>
+        </w:rPr>
+        <w:t>8:1,</w:t>
+      </w:r>
       <w:r>
         <w:rPr>
           <w:lang w:val="es_ES" w:bidi="es_ES"/>
         </w:rPr>
         <w:t xml:space="preserve"> </w:t>
       </w:r>
-      <w:hyperlink r:id="rId18">
-        <w:r>
-          <w:rPr>
-            <w:lang w:val="es_ES" w:bidi="es_ES"/>
-          </w:rPr>
-          <w:rPr>
-            <w:color w:val="0000EE"/>
-            <w:u w:val="single"/>
-          </w:rPr>
-          <w:t>11:19).</w:t>
-        </w:r>
-      </w:hyperlink>
+      <w:r>
+        <w:rPr>
+          <w:lang w:val="es_ES" w:bidi="es_ES"/>
+        </w:rPr>
+        <w:t>11:19).</w:t>
+      </w:r>
       <w:r>
         <w:rPr>
           <w:lang w:val="es_ES" w:bidi="es_ES"/>
@@ -392,96 +356,60 @@
         </w:rPr>
         <w:t xml:space="preserve">)": este saludo es típico en cartas griegas del siglo primero </w:t>
       </w:r>
-      <w:hyperlink r:id="rId15">
-        <w:r>
-          <w:rPr>
-            <w:lang w:val="es_ES" w:bidi="es_ES"/>
-          </w:rPr>
-          <w:rPr>
-            <w:color w:val="0000EE"/>
-            <w:u w:val="single"/>
-          </w:rPr>
-          <w:t>(</w:t>
-        </w:r>
-      </w:hyperlink>
-      <w:hyperlink r:id="rId19">
-        <w:r>
-          <w:rPr>
-            <w:lang w:val="es_ES" w:bidi="es_ES"/>
-          </w:rPr>
-          <w:rPr>
-            <w:color w:val="0000EE"/>
-            <w:u w:val="single"/>
-          </w:rPr>
-          <w:t>Hechos 15:23,</w:t>
-        </w:r>
-      </w:hyperlink>
+      <w:r>
+        <w:rPr>
+          <w:lang w:val="es_ES" w:bidi="es_ES"/>
+        </w:rPr>
+        <w:t>(</w:t>
+      </w:r>
+      <w:r>
+        <w:rPr>
+          <w:lang w:val="es_ES" w:bidi="es_ES"/>
+        </w:rPr>
+        <w:t>Hechos 15:23,</w:t>
+      </w:r>
       <w:r>
         <w:rPr>
           <w:lang w:val="es_ES" w:bidi="es_ES"/>
         </w:rPr>
         <w:t xml:space="preserve"> </w:t>
       </w:r>
-      <w:hyperlink r:id="rId20">
-        <w:r>
-          <w:rPr>
-            <w:lang w:val="es_ES" w:bidi="es_ES"/>
-          </w:rPr>
-          <w:rPr>
-            <w:color w:val="0000EE"/>
-            <w:u w:val="single"/>
-          </w:rPr>
-          <w:t>23:26)</w:t>
-        </w:r>
-      </w:hyperlink>
+      <w:r>
+        <w:rPr>
+          <w:lang w:val="es_ES" w:bidi="es_ES"/>
+        </w:rPr>
+        <w:t>23:26)</w:t>
+      </w:r>
       <w:r>
         <w:rPr>
           <w:lang w:val="es_ES" w:bidi="es_ES"/>
         </w:rPr>
         <w:t xml:space="preserve"> y en interacciones personales </w:t>
       </w:r>
-      <w:hyperlink r:id="rId15">
-        <w:r>
-          <w:rPr>
-            <w:lang w:val="es_ES" w:bidi="es_ES"/>
-          </w:rPr>
-          <w:rPr>
-            <w:color w:val="0000EE"/>
-            <w:u w:val="single"/>
-          </w:rPr>
-          <w:t>(</w:t>
-        </w:r>
-      </w:hyperlink>
-      <w:hyperlink r:id="rId21">
-        <w:r>
-          <w:rPr>
-            <w:lang w:val="es_ES" w:bidi="es_ES"/>
-          </w:rPr>
-          <w:rPr>
-            <w:color w:val="0000EE"/>
-            <w:u w:val="single"/>
-          </w:rPr>
-          <w:t>Mt 26:49;</w:t>
-        </w:r>
-      </w:hyperlink>
+      <w:r>
+        <w:rPr>
+          <w:lang w:val="es_ES" w:bidi="es_ES"/>
+        </w:rPr>
+        <w:t>(</w:t>
+      </w:r>
+      <w:r>
+        <w:rPr>
+          <w:lang w:val="es_ES" w:bidi="es_ES"/>
+        </w:rPr>
+        <w:t>Mt 26:49;</w:t>
+      </w:r>
       <w:r>
         <w:rPr>
           <w:lang w:val="es_ES" w:bidi="es_ES"/>
         </w:rPr>
         <w:t xml:space="preserve"> </w:t>
       </w:r>
-      <w:hyperlink r:id="rId22">
-        <w:r>
-          <w:rPr>
-            <w:lang w:val="es_ES" w:bidi="es_ES"/>
-          </w:rPr>
-          <w:rPr>
-            <w:color w:val="0000EE"/>
-            <w:u w:val="single"/>
-          </w:rPr>
-          <w:t>Lucas 1:28).</w:t>
-        </w:r>
-      </w:hyperlink>
+      <w:r>
+        <w:rPr>
+          <w:lang w:val="es_ES" w:bidi="es_ES"/>
+        </w:rPr>
+        <w:t>Lucas 1:28).</w:t>
+      </w:r>
       <w:r>
         <w:rPr>
           <w:lang w:val="es_ES" w:bidi="es_ES"/>
@@ -567,18 +495,12 @@
         </w:rPr>
         <w:t xml:space="preserve">) está relacionada con "salud" en </w:t>
       </w:r>
-      <w:hyperlink r:id="rId23">
-        <w:r>
-          <w:rPr>
-            <w:lang w:val="es_ES" w:bidi="es_ES"/>
-          </w:rPr>
-          <w:rPr>
-            <w:color w:val="0000EE"/>
-            <w:u w:val="single"/>
-          </w:rPr>
-          <w:t>1:1.</w:t>
-        </w:r>
-      </w:hyperlink>
+      <w:r>
+        <w:rPr>
+          <w:lang w:val="es_ES" w:bidi="es_ES"/>
+        </w:rPr>
+        <w:t>1:1.</w:t>
+      </w:r>
       <w:r>
         <w:rPr>
           <w:lang w:val="es_ES" w:bidi="es_ES"/>
@@ -627,54 +549,36 @@
         </w:rPr>
         <w:t xml:space="preserve">Enfrentar problemas y tentaciones es un tema recurrente </w:t>
       </w:r>
-      <w:hyperlink r:id="rId24">
-        <w:r>
-          <w:rPr>
-            <w:lang w:val="es_ES" w:bidi="es_ES"/>
-          </w:rPr>
-          <w:rPr>
-            <w:color w:val="0000EE"/>
-            <w:u w:val="single"/>
-          </w:rPr>
-          <w:t>(1:12–15,</w:t>
-        </w:r>
-      </w:hyperlink>
+      <w:r>
+        <w:rPr>
+          <w:lang w:val="es_ES" w:bidi="es_ES"/>
+        </w:rPr>
+        <w:t>(1:12–15,</w:t>
+      </w:r>
       <w:r>
         <w:rPr>
           <w:lang w:val="es_ES" w:bidi="es_ES"/>
         </w:rPr>
         <w:t xml:space="preserve"> </w:t>
       </w:r>
-      <w:hyperlink r:id="rId25">
-        <w:r>
-          <w:rPr>
-            <w:lang w:val="es_ES" w:bidi="es_ES"/>
-          </w:rPr>
-          <w:rPr>
-            <w:color w:val="0000EE"/>
-            <w:u w:val="single"/>
-          </w:rPr>
-          <w:t>5:7–12).</w:t>
-        </w:r>
-      </w:hyperlink>
+      <w:r>
+        <w:rPr>
+          <w:lang w:val="es_ES" w:bidi="es_ES"/>
+        </w:rPr>
+        <w:t>5:7–12).</w:t>
+      </w:r>
       <w:r>
         <w:rPr>
           <w:lang w:val="es_ES" w:bidi="es_ES"/>
         </w:rPr>
         <w:t xml:space="preserve"> No resistir implica "desviarse de la verdad", lo cual requiere ser "salvado de la muerte" </w:t>
       </w:r>
-      <w:hyperlink r:id="rId26">
-        <w:r>
-          <w:rPr>
-            <w:lang w:val="es_ES" w:bidi="es_ES"/>
-          </w:rPr>
-          <w:rPr>
-            <w:color w:val="0000EE"/>
-            <w:u w:val="single"/>
-          </w:rPr>
-          <w:t>(5:19–20).</w:t>
-        </w:r>
-      </w:hyperlink>
+      <w:r>
+        <w:rPr>
+          <w:lang w:val="es_ES" w:bidi="es_ES"/>
+        </w:rPr>
+        <w:t>(5:19–20).</w:t>
+      </w:r>
       <w:r>
         <w:rPr>
           <w:lang w:val="es_ES" w:bidi="es_ES"/>
@@ -723,18 +627,12 @@
         </w:rPr>
         <w:t xml:space="preserve">Santiago introduce la sabiduría como un tema recurrente </w:t>
       </w:r>
-      <w:hyperlink r:id="rId27">
-        <w:r>
-          <w:rPr>
-            <w:lang w:val="es_ES" w:bidi="es_ES"/>
-          </w:rPr>
-          <w:rPr>
-            <w:color w:val="0000EE"/>
-            <w:u w:val="single"/>
-          </w:rPr>
-          <w:t>(cp. 3:13–18).</w:t>
-        </w:r>
-      </w:hyperlink>
+      <w:r>
+        <w:rPr>
+          <w:lang w:val="es_ES" w:bidi="es_ES"/>
+        </w:rPr>
+        <w:t>(cp. 3:13–18).</w:t>
+      </w:r>
       <w:r>
         <w:rPr>
           <w:lang w:val="es_ES" w:bidi="es_ES"/>
@@ -795,36 +693,24 @@
         </w:rPr>
         <w:t xml:space="preserve">: en Griego, a menudo se traduce como "No dudes, porque una persona que duda", pero el sentido aquí es de alguien cuya lealtad está dividida entre Dios y el mundo </w:t>
       </w:r>
-      <w:hyperlink r:id="rId28">
-        <w:r>
-          <w:rPr>
-            <w:lang w:val="es_ES" w:bidi="es_ES"/>
-          </w:rPr>
-          <w:rPr>
-            <w:color w:val="0000EE"/>
-            <w:u w:val="single"/>
-          </w:rPr>
-          <w:t>(ver</w:t>
-        </w:r>
-      </w:hyperlink>
+      <w:r>
+        <w:rPr>
+          <w:lang w:val="es_ES" w:bidi="es_ES"/>
+        </w:rPr>
+        <w:t>(ver</w:t>
+      </w:r>
       <w:r>
         <w:rPr>
           <w:lang w:val="es_ES" w:bidi="es_ES"/>
         </w:rPr>
         <w:t xml:space="preserve"> </w:t>
       </w:r>
-      <w:hyperlink r:id="rId28">
-        <w:r>
-          <w:rPr>
-            <w:lang w:val="es_ES" w:bidi="es_ES"/>
-          </w:rPr>
-          <w:rPr>
-            <w:color w:val="0000EE"/>
-            <w:u w:val="single"/>
-          </w:rPr>
-          <w:t>1:8).</w:t>
-        </w:r>
-      </w:hyperlink>
+      <w:r>
+        <w:rPr>
+          <w:lang w:val="es_ES" w:bidi="es_ES"/>
+        </w:rPr>
+        <w:t>1:8).</w:t>
+      </w:r>
       <w:r>
         <w:rPr>
           <w:lang w:val="es_ES" w:bidi="es_ES"/>
@@ -945,138 +831,90 @@
         </w:rPr>
         <w:t xml:space="preserve">: en el Nuevo Testamento, presumir generalmente se considera de manera negativa </w:t>
       </w:r>
-      <w:hyperlink r:id="rId29">
-        <w:r>
-          <w:rPr>
-            <w:lang w:val="es_ES" w:bidi="es_ES"/>
-          </w:rPr>
-          <w:rPr>
-            <w:color w:val="0000EE"/>
-            <w:u w:val="single"/>
-          </w:rPr>
-          <w:t>(3:14,</w:t>
-        </w:r>
-      </w:hyperlink>
+      <w:r>
+        <w:rPr>
+          <w:lang w:val="es_ES" w:bidi="es_ES"/>
+        </w:rPr>
+        <w:t>(3:14,</w:t>
+      </w:r>
       <w:r>
         <w:rPr>
           <w:lang w:val="es_ES" w:bidi="es_ES"/>
         </w:rPr>
         <w:t xml:space="preserve"> </w:t>
       </w:r>
-      <w:hyperlink r:id="rId30">
-        <w:r>
-          <w:rPr>
-            <w:lang w:val="es_ES" w:bidi="es_ES"/>
-          </w:rPr>
-          <w:rPr>
-            <w:color w:val="0000EE"/>
-            <w:u w:val="single"/>
-          </w:rPr>
-          <w:t>4:16</w:t>
-        </w:r>
-      </w:hyperlink>
+      <w:r>
+        <w:rPr>
+          <w:lang w:val="es_ES" w:bidi="es_ES"/>
+        </w:rPr>
+        <w:t>4:16</w:t>
+      </w:r>
       <w:r>
         <w:rPr>
           <w:lang w:val="es_ES" w:bidi="es_ES"/>
         </w:rPr>
         <w:t xml:space="preserve">; </w:t>
       </w:r>
-      <w:hyperlink r:id="rId31">
-        <w:r>
-          <w:rPr>
-            <w:lang w:val="es_ES" w:bidi="es_ES"/>
-          </w:rPr>
-          <w:rPr>
-            <w:color w:val="0000EE"/>
-            <w:u w:val="single"/>
-          </w:rPr>
-          <w:t>Ef 2:9),</w:t>
-        </w:r>
-      </w:hyperlink>
+      <w:r>
+        <w:rPr>
+          <w:lang w:val="es_ES" w:bidi="es_ES"/>
+        </w:rPr>
+        <w:t>Ef 2:9),</w:t>
+      </w:r>
       <w:r>
         <w:rPr>
           <w:lang w:val="es_ES" w:bidi="es_ES"/>
         </w:rPr>
         <w:t xml:space="preserve"> pero aquí significa enorgullecerse de lo que Dios ha hecho </w:t>
       </w:r>
-      <w:hyperlink r:id="rId29">
-        <w:r>
-          <w:rPr>
-            <w:lang w:val="es_ES" w:bidi="es_ES"/>
-          </w:rPr>
-          <w:rPr>
-            <w:color w:val="0000EE"/>
-            <w:u w:val="single"/>
-          </w:rPr>
-          <w:t>(</w:t>
-        </w:r>
-      </w:hyperlink>
-      <w:hyperlink r:id="rId32">
-        <w:r>
-          <w:rPr>
-            <w:lang w:val="es_ES" w:bidi="es_ES"/>
-          </w:rPr>
-          <w:rPr>
-            <w:color w:val="0000EE"/>
-            <w:u w:val="single"/>
-          </w:rPr>
-          <w:t>St 2:5;</w:t>
-        </w:r>
-      </w:hyperlink>
+      <w:r>
+        <w:rPr>
+          <w:lang w:val="es_ES" w:bidi="es_ES"/>
+        </w:rPr>
+        <w:t>(</w:t>
+      </w:r>
+      <w:r>
+        <w:rPr>
+          <w:lang w:val="es_ES" w:bidi="es_ES"/>
+        </w:rPr>
+        <w:t>St 2:5;</w:t>
+      </w:r>
       <w:r>
         <w:rPr>
           <w:lang w:val="es_ES" w:bidi="es_ES"/>
         </w:rPr>
         <w:t xml:space="preserve"> </w:t>
       </w:r>
-      <w:hyperlink r:id="rId33">
-        <w:r>
-          <w:rPr>
-            <w:lang w:val="es_ES" w:bidi="es_ES"/>
-          </w:rPr>
-          <w:rPr>
-            <w:color w:val="0000EE"/>
-            <w:u w:val="single"/>
-          </w:rPr>
-          <w:t>Ro 15:18;</w:t>
-        </w:r>
-      </w:hyperlink>
+      <w:r>
+        <w:rPr>
+          <w:lang w:val="es_ES" w:bidi="es_ES"/>
+        </w:rPr>
+        <w:t>Ro 15:18;</w:t>
+      </w:r>
       <w:r>
         <w:rPr>
           <w:lang w:val="es_ES" w:bidi="es_ES"/>
         </w:rPr>
         <w:t xml:space="preserve"> </w:t>
       </w:r>
-      <w:hyperlink r:id="rId34">
-        <w:r>
-          <w:rPr>
-            <w:lang w:val="es_ES" w:bidi="es_ES"/>
-          </w:rPr>
-          <w:rPr>
-            <w:color w:val="0000EE"/>
-            <w:u w:val="single"/>
-          </w:rPr>
-          <w:t>1 Co 1:31;</w:t>
-        </w:r>
-      </w:hyperlink>
+      <w:r>
+        <w:rPr>
+          <w:lang w:val="es_ES" w:bidi="es_ES"/>
+        </w:rPr>
+        <w:t>1 Co 1:31;</w:t>
+      </w:r>
       <w:r>
         <w:rPr>
           <w:lang w:val="es_ES" w:bidi="es_ES"/>
         </w:rPr>
         <w:t xml:space="preserve"> </w:t>
       </w:r>
-      <w:hyperlink r:id="rId35">
-        <w:r>
-          <w:rPr>
-            <w:lang w:val="es_ES" w:bidi="es_ES"/>
-          </w:rPr>
-          <w:rPr>
-            <w:color w:val="0000EE"/>
-            <w:u w:val="single"/>
-          </w:rPr>
-          <w:t>Ga 6:14).</w:t>
-        </w:r>
-      </w:hyperlink>
+      <w:r>
+        <w:rPr>
+          <w:lang w:val="es_ES" w:bidi="es_ES"/>
+        </w:rPr>
+        <w:t>Ga 6:14).</w:t>
+      </w:r>
       <w:r>
         <w:rPr>
           <w:lang w:val="es_ES" w:bidi="es_ES"/>
@@ -1125,72 +963,48 @@
         </w:rPr>
         <w:t xml:space="preserve">La pobreza y la riqueza son temas recurrentes </w:t>
       </w:r>
-      <w:hyperlink r:id="rId36">
-        <w:r>
-          <w:rPr>
-            <w:lang w:val="es_ES" w:bidi="es_ES"/>
-          </w:rPr>
-          <w:rPr>
-            <w:color w:val="0000EE"/>
-            <w:u w:val="single"/>
-          </w:rPr>
-          <w:t>(cp.</w:t>
-        </w:r>
-      </w:hyperlink>
+      <w:r>
+        <w:rPr>
+          <w:lang w:val="es_ES" w:bidi="es_ES"/>
+        </w:rPr>
+        <w:t>(cp.</w:t>
+      </w:r>
       <w:r>
         <w:rPr>
           <w:lang w:val="es_ES" w:bidi="es_ES"/>
         </w:rPr>
         <w:t xml:space="preserve"> </w:t>
       </w:r>
-      <w:hyperlink r:id="rId36">
-        <w:r>
-          <w:rPr>
-            <w:lang w:val="es_ES" w:bidi="es_ES"/>
-          </w:rPr>
-          <w:rPr>
-            <w:color w:val="0000EE"/>
-            <w:u w:val="single"/>
-          </w:rPr>
-          <w:t>cap.</w:t>
-        </w:r>
-      </w:hyperlink>
+      <w:r>
+        <w:rPr>
+          <w:lang w:val="es_ES" w:bidi="es_ES"/>
+        </w:rPr>
+        <w:t>cap.</w:t>
+      </w:r>
       <w:r>
         <w:rPr>
           <w:lang w:val="es_ES" w:bidi="es_ES"/>
         </w:rPr>
         <w:t xml:space="preserve"> </w:t>
       </w:r>
-      <w:hyperlink r:id="rId36">
-        <w:r>
-          <w:rPr>
-            <w:lang w:val="es_ES" w:bidi="es_ES"/>
-          </w:rPr>
-          <w:rPr>
-            <w:color w:val="0000EE"/>
-            <w:u w:val="single"/>
-          </w:rPr>
-          <w:t>2,</w:t>
-        </w:r>
-      </w:hyperlink>
+      <w:r>
+        <w:rPr>
+          <w:lang w:val="es_ES" w:bidi="es_ES"/>
+        </w:rPr>
+        <w:t>2,</w:t>
+      </w:r>
       <w:r>
         <w:rPr>
           <w:lang w:val="es_ES" w:bidi="es_ES"/>
         </w:rPr>
         <w:t xml:space="preserve"> </w:t>
       </w:r>
-      <w:hyperlink r:id="rId37">
-        <w:r>
-          <w:rPr>
-            <w:lang w:val="es_ES" w:bidi="es_ES"/>
-          </w:rPr>
-          <w:rPr>
-            <w:color w:val="0000EE"/>
-            <w:u w:val="single"/>
-          </w:rPr>
-          <w:t>4:13–5:11).</w:t>
-        </w:r>
-      </w:hyperlink>
+      <w:r>
+        <w:rPr>
+          <w:lang w:val="es_ES" w:bidi="es_ES"/>
+        </w:rPr>
+        <w:t>4:13–5:11).</w:t>
+      </w:r>
       <w:r>
         <w:rPr>
           <w:lang w:val="es_ES" w:bidi="es_ES"/>
@@ -1245,54 +1059,36 @@
         </w:rPr>
         <w:t xml:space="preserve">Con ironía, Santiago describe el terrible destino de los ricos impíos que se elevan oprimiendo a los pobres y vulnerables </w:t>
       </w:r>
-      <w:hyperlink r:id="rId36">
-        <w:r>
-          <w:rPr>
-            <w:lang w:val="es_ES" w:bidi="es_ES"/>
-          </w:rPr>
-          <w:rPr>
-            <w:color w:val="0000EE"/>
-            <w:u w:val="single"/>
-          </w:rPr>
-          <w:t>(ver</w:t>
-        </w:r>
-      </w:hyperlink>
+      <w:r>
+        <w:rPr>
+          <w:lang w:val="es_ES" w:bidi="es_ES"/>
+        </w:rPr>
+        <w:t>(ver</w:t>
+      </w:r>
       <w:r>
         <w:rPr>
           <w:lang w:val="es_ES" w:bidi="es_ES"/>
         </w:rPr>
         <w:t xml:space="preserve"> </w:t>
       </w:r>
-      <w:hyperlink r:id="rId38">
-        <w:r>
-          <w:rPr>
-            <w:lang w:val="es_ES" w:bidi="es_ES"/>
-          </w:rPr>
-          <w:rPr>
-            <w:color w:val="0000EE"/>
-            <w:u w:val="single"/>
-          </w:rPr>
-          <w:t>2:6–8,</w:t>
-        </w:r>
-      </w:hyperlink>
+      <w:r>
+        <w:rPr>
+          <w:lang w:val="es_ES" w:bidi="es_ES"/>
+        </w:rPr>
+        <w:t>2:6–8,</w:t>
+      </w:r>
       <w:r>
         <w:rPr>
           <w:lang w:val="es_ES" w:bidi="es_ES"/>
         </w:rPr>
         <w:t xml:space="preserve"> </w:t>
       </w:r>
-      <w:hyperlink r:id="rId39">
-        <w:r>
-          <w:rPr>
-            <w:lang w:val="es_ES" w:bidi="es_ES"/>
-          </w:rPr>
-          <w:rPr>
-            <w:color w:val="0000EE"/>
-            <w:u w:val="single"/>
-          </w:rPr>
-          <w:t>5:1–6).</w:t>
-        </w:r>
-      </w:hyperlink>
+      <w:r>
+        <w:rPr>
+          <w:lang w:val="es_ES" w:bidi="es_ES"/>
+        </w:rPr>
+        <w:t>5:1–6).</w:t>
+      </w:r>
       <w:r>
         <w:rPr>
           <w:lang w:val="es_ES" w:bidi="es_ES"/>
@@ -1341,90 +1137,60 @@
         </w:rPr>
         <w:t xml:space="preserve">Son leales y obedientes </w:t>
       </w:r>
-      <w:hyperlink r:id="rId40">
-        <w:r>
-          <w:rPr>
-            <w:lang w:val="es_ES" w:bidi="es_ES"/>
-          </w:rPr>
-          <w:rPr>
-            <w:color w:val="0000EE"/>
-            <w:u w:val="single"/>
-          </w:rPr>
-          <w:t>(cp.</w:t>
-        </w:r>
-      </w:hyperlink>
+      <w:r>
+        <w:rPr>
+          <w:lang w:val="es_ES" w:bidi="es_ES"/>
+        </w:rPr>
+        <w:t>(cp.</w:t>
+      </w:r>
       <w:r>
         <w:rPr>
           <w:lang w:val="es_ES" w:bidi="es_ES"/>
         </w:rPr>
         <w:t xml:space="preserve"> </w:t>
       </w:r>
-      <w:hyperlink r:id="rId40">
-        <w:r>
-          <w:rPr>
-            <w:lang w:val="es_ES" w:bidi="es_ES"/>
-          </w:rPr>
-          <w:rPr>
-            <w:color w:val="0000EE"/>
-            <w:u w:val="single"/>
-          </w:rPr>
-          <w:t>1:22–25,</w:t>
-        </w:r>
-      </w:hyperlink>
+      <w:r>
+        <w:rPr>
+          <w:lang w:val="es_ES" w:bidi="es_ES"/>
+        </w:rPr>
+        <w:t>1:22–25,</w:t>
+      </w:r>
       <w:r>
         <w:rPr>
           <w:lang w:val="es_ES" w:bidi="es_ES"/>
         </w:rPr>
         <w:t xml:space="preserve"> </w:t>
       </w:r>
-      <w:hyperlink r:id="rId32">
-        <w:r>
-          <w:rPr>
-            <w:lang w:val="es_ES" w:bidi="es_ES"/>
-          </w:rPr>
-          <w:rPr>
-            <w:color w:val="0000EE"/>
-            <w:u w:val="single"/>
-          </w:rPr>
-          <w:t>2:5</w:t>
-        </w:r>
-      </w:hyperlink>
+      <w:r>
+        <w:rPr>
+          <w:lang w:val="es_ES" w:bidi="es_ES"/>
+        </w:rPr>
+        <w:t>2:5</w:t>
+      </w:r>
       <w:r>
         <w:rPr>
           <w:lang w:val="es_ES" w:bidi="es_ES"/>
         </w:rPr>
         <w:t xml:space="preserve">; </w:t>
       </w:r>
-      <w:hyperlink r:id="rId41">
-        <w:r>
-          <w:rPr>
-            <w:lang w:val="es_ES" w:bidi="es_ES"/>
-          </w:rPr>
-          <w:rPr>
-            <w:color w:val="0000EE"/>
-            <w:u w:val="single"/>
-          </w:rPr>
-          <w:t>Dt 7:9</w:t>
-        </w:r>
-      </w:hyperlink>
+      <w:r>
+        <w:rPr>
+          <w:lang w:val="es_ES" w:bidi="es_ES"/>
+        </w:rPr>
+        <w:t>Dt 7:9</w:t>
+      </w:r>
       <w:r>
         <w:rPr>
           <w:lang w:val="es_ES" w:bidi="es_ES"/>
         </w:rPr>
         <w:t xml:space="preserve">; </w:t>
       </w:r>
-      <w:hyperlink r:id="rId42">
-        <w:r>
-          <w:rPr>
-            <w:lang w:val="es_ES" w:bidi="es_ES"/>
-          </w:rPr>
-          <w:rPr>
-            <w:color w:val="0000EE"/>
-            <w:u w:val="single"/>
-          </w:rPr>
-          <w:t>1 Jn 5:20).</w:t>
-        </w:r>
-      </w:hyperlink>
+      <w:r>
+        <w:rPr>
+          <w:lang w:val="es_ES" w:bidi="es_ES"/>
+        </w:rPr>
+        <w:t>1 Jn 5:20).</w:t>
+      </w:r>
       <w:r>
         <w:rPr>
           <w:lang w:val="es_ES" w:bidi="es_ES"/>
@@ -1473,186 +1239,114 @@
         </w:rPr>
         <w:t xml:space="preserve">Santiago trata los mismos tres temas que en </w:t>
       </w:r>
-      <w:hyperlink r:id="rId43">
-        <w:r>
-          <w:rPr>
-            <w:lang w:val="es_ES" w:bidi="es_ES"/>
-          </w:rPr>
-          <w:rPr>
-            <w:color w:val="0000EE"/>
-            <w:u w:val="single"/>
-          </w:rPr>
-          <w:t>1:2–11</w:t>
-        </w:r>
-      </w:hyperlink>
+      <w:r>
+        <w:rPr>
+          <w:lang w:val="es_ES" w:bidi="es_ES"/>
+        </w:rPr>
+        <w:t>1:2–11</w:t>
+      </w:r>
       <w:r>
         <w:rPr>
           <w:lang w:val="es_ES" w:bidi="es_ES"/>
         </w:rPr>
         <w:t xml:space="preserve">, añadiendo una nueva dimensión a cada uno. La prueba externa </w:t>
       </w:r>
-      <w:hyperlink r:id="rId40">
-        <w:r>
-          <w:rPr>
-            <w:lang w:val="es_ES" w:bidi="es_ES"/>
-          </w:rPr>
-          <w:rPr>
-            <w:color w:val="0000EE"/>
-            <w:u w:val="single"/>
-          </w:rPr>
-          <w:t>(</w:t>
-        </w:r>
-      </w:hyperlink>
-      <w:hyperlink r:id="rId44">
-        <w:r>
-          <w:rPr>
-            <w:lang w:val="es_ES" w:bidi="es_ES"/>
-          </w:rPr>
-          <w:rPr>
-            <w:color w:val="0000EE"/>
-            <w:u w:val="single"/>
-          </w:rPr>
-          <w:t>1:2–4)</w:t>
-        </w:r>
-      </w:hyperlink>
+      <w:r>
+        <w:rPr>
+          <w:lang w:val="es_ES" w:bidi="es_ES"/>
+        </w:rPr>
+        <w:t>(</w:t>
+      </w:r>
+      <w:r>
+        <w:rPr>
+          <w:lang w:val="es_ES" w:bidi="es_ES"/>
+        </w:rPr>
+        <w:t>1:2–4)</w:t>
+      </w:r>
       <w:r>
         <w:rPr>
           <w:lang w:val="es_ES" w:bidi="es_ES"/>
         </w:rPr>
         <w:t xml:space="preserve"> se transforma en tentación interna </w:t>
       </w:r>
-      <w:hyperlink r:id="rId40">
-        <w:r>
-          <w:rPr>
-            <w:lang w:val="es_ES" w:bidi="es_ES"/>
-          </w:rPr>
-          <w:rPr>
-            <w:color w:val="0000EE"/>
-            <w:u w:val="single"/>
-          </w:rPr>
-          <w:t>(</w:t>
-        </w:r>
-      </w:hyperlink>
-      <w:hyperlink r:id="rId45">
-        <w:r>
-          <w:rPr>
-            <w:lang w:val="es_ES" w:bidi="es_ES"/>
-          </w:rPr>
-          <w:rPr>
-            <w:color w:val="0000EE"/>
-            <w:u w:val="single"/>
-          </w:rPr>
-          <w:t>1:11–18);</w:t>
-        </w:r>
-      </w:hyperlink>
+      <w:r>
+        <w:rPr>
+          <w:lang w:val="es_ES" w:bidi="es_ES"/>
+        </w:rPr>
+        <w:t>(</w:t>
+      </w:r>
+      <w:r>
+        <w:rPr>
+          <w:lang w:val="es_ES" w:bidi="es_ES"/>
+        </w:rPr>
+        <w:t>1:11–18);</w:t>
+      </w:r>
       <w:r>
         <w:rPr>
           <w:lang w:val="es_ES" w:bidi="es_ES"/>
         </w:rPr>
         <w:t xml:space="preserve"> la necesidad de sabiduría </w:t>
       </w:r>
-      <w:hyperlink r:id="rId40">
-        <w:r>
-          <w:rPr>
-            <w:lang w:val="es_ES" w:bidi="es_ES"/>
-          </w:rPr>
-          <w:rPr>
-            <w:color w:val="0000EE"/>
-            <w:u w:val="single"/>
-          </w:rPr>
-          <w:t>(</w:t>
-        </w:r>
-      </w:hyperlink>
-      <w:hyperlink r:id="rId46">
-        <w:r>
-          <w:rPr>
-            <w:lang w:val="es_ES" w:bidi="es_ES"/>
-          </w:rPr>
-          <w:rPr>
-            <w:color w:val="0000EE"/>
-            <w:u w:val="single"/>
-          </w:rPr>
-          <w:t>1:5–8)</w:t>
-        </w:r>
-      </w:hyperlink>
+      <w:r>
+        <w:rPr>
+          <w:lang w:val="es_ES" w:bidi="es_ES"/>
+        </w:rPr>
+        <w:t>(</w:t>
+      </w:r>
+      <w:r>
+        <w:rPr>
+          <w:lang w:val="es_ES" w:bidi="es_ES"/>
+        </w:rPr>
+        <w:t>1:5–8)</w:t>
+      </w:r>
       <w:r>
         <w:rPr>
           <w:lang w:val="es_ES" w:bidi="es_ES"/>
         </w:rPr>
         <w:t xml:space="preserve"> se vincula con el control del habla iracunda </w:t>
       </w:r>
-      <w:hyperlink r:id="rId40">
-        <w:r>
-          <w:rPr>
-            <w:lang w:val="es_ES" w:bidi="es_ES"/>
-          </w:rPr>
-          <w:rPr>
-            <w:color w:val="0000EE"/>
-            <w:u w:val="single"/>
-          </w:rPr>
-          <w:t>(</w:t>
-        </w:r>
-      </w:hyperlink>
-      <w:hyperlink r:id="rId47">
-        <w:r>
-          <w:rPr>
-            <w:lang w:val="es_ES" w:bidi="es_ES"/>
-          </w:rPr>
-          <w:rPr>
-            <w:color w:val="0000EE"/>
-            <w:u w:val="single"/>
-          </w:rPr>
-          <w:t>1:19–21);</w:t>
-        </w:r>
-      </w:hyperlink>
+      <w:r>
+        <w:rPr>
+          <w:lang w:val="es_ES" w:bidi="es_ES"/>
+        </w:rPr>
+        <w:t>(</w:t>
+      </w:r>
+      <w:r>
+        <w:rPr>
+          <w:lang w:val="es_ES" w:bidi="es_ES"/>
+        </w:rPr>
+        <w:t>1:19–21);</w:t>
+      </w:r>
       <w:r>
         <w:rPr>
           <w:lang w:val="es_ES" w:bidi="es_ES"/>
         </w:rPr>
         <w:t xml:space="preserve"> y la pobreza/riqueza se relacionan con la necesidad de actuar conforme a la palabra de Dios </w:t>
       </w:r>
-      <w:hyperlink r:id="rId40">
-        <w:r>
-          <w:rPr>
-            <w:lang w:val="es_ES" w:bidi="es_ES"/>
-          </w:rPr>
-          <w:rPr>
-            <w:color w:val="0000EE"/>
-            <w:u w:val="single"/>
-          </w:rPr>
-          <w:t>(1:22–25).</w:t>
-        </w:r>
-      </w:hyperlink>
+      <w:r>
+        <w:rPr>
+          <w:lang w:val="es_ES" w:bidi="es_ES"/>
+        </w:rPr>
+        <w:t>(1:22–25).</w:t>
+      </w:r>
       <w:r>
         <w:rPr>
           <w:lang w:val="es_ES" w:bidi="es_ES"/>
         </w:rPr>
         <w:t xml:space="preserve"> La sección entonces resume estos temas </w:t>
       </w:r>
-      <w:hyperlink r:id="rId40">
-        <w:r>
-          <w:rPr>
-            <w:lang w:val="es_ES" w:bidi="es_ES"/>
-          </w:rPr>
-          <w:rPr>
-            <w:color w:val="0000EE"/>
-            <w:u w:val="single"/>
-          </w:rPr>
-          <w:t>(</w:t>
-        </w:r>
-      </w:hyperlink>
-      <w:hyperlink r:id="rId48">
-        <w:r>
-          <w:rPr>
-            <w:lang w:val="es_ES" w:bidi="es_ES"/>
-          </w:rPr>
-          <w:rPr>
-            <w:color w:val="0000EE"/>
-            <w:u w:val="single"/>
-          </w:rPr>
-          <w:t>1:26–27).</w:t>
-        </w:r>
-      </w:hyperlink>
+      <w:r>
+        <w:rPr>
+          <w:lang w:val="es_ES" w:bidi="es_ES"/>
+        </w:rPr>
+        <w:t>(</w:t>
+      </w:r>
+      <w:r>
+        <w:rPr>
+          <w:lang w:val="es_ES" w:bidi="es_ES"/>
+        </w:rPr>
+        <w:t>1:26–27).</w:t>
+      </w:r>
       <w:r>
         <w:rPr>
           <w:lang w:val="es_ES" w:bidi="es_ES"/>
@@ -1701,84 +1395,54 @@
         </w:rPr>
         <w:t xml:space="preserve">Santiago está utilizando "diatriba", una técnica retórica griega antigua en la que un oponente imaginario presenta una opinión contraria. De esta manera, él puede expresar la posible objeción de los lectores y refutarla de inmediato </w:t>
       </w:r>
-      <w:hyperlink r:id="rId49">
-        <w:r>
-          <w:rPr>
-            <w:lang w:val="es_ES" w:bidi="es_ES"/>
-          </w:rPr>
-          <w:rPr>
-            <w:color w:val="0000EE"/>
-            <w:u w:val="single"/>
-          </w:rPr>
-          <w:t>(también en</w:t>
-        </w:r>
-      </w:hyperlink>
+      <w:r>
+        <w:rPr>
+          <w:lang w:val="es_ES" w:bidi="es_ES"/>
+        </w:rPr>
+        <w:t>(también en</w:t>
+      </w:r>
       <w:r>
         <w:rPr>
           <w:lang w:val="es_ES" w:bidi="es_ES"/>
         </w:rPr>
         <w:t xml:space="preserve"> </w:t>
       </w:r>
-      <w:hyperlink r:id="rId49">
-        <w:r>
-          <w:rPr>
-            <w:lang w:val="es_ES" w:bidi="es_ES"/>
-          </w:rPr>
-          <w:rPr>
-            <w:color w:val="0000EE"/>
-            <w:u w:val="single"/>
-          </w:rPr>
-          <w:t>2:3,</w:t>
-        </w:r>
-      </w:hyperlink>
-      <w:hyperlink r:id="rId50">
-        <w:r>
-          <w:rPr>
-            <w:lang w:val="es_ES" w:bidi="es_ES"/>
-          </w:rPr>
-          <w:rPr>
-            <w:color w:val="0000EE"/>
-            <w:u w:val="single"/>
-          </w:rPr>
-          <w:t>16</w:t>
-        </w:r>
-      </w:hyperlink>
+      <w:r>
+        <w:rPr>
+          <w:lang w:val="es_ES" w:bidi="es_ES"/>
+        </w:rPr>
+        <w:t>2:3,</w:t>
+      </w:r>
+      <w:r>
+        <w:rPr>
+          <w:lang w:val="es_ES" w:bidi="es_ES"/>
+        </w:rPr>
+        <w:t>16</w:t>
+      </w:r>
       <w:r>
         <w:rPr>
           <w:lang w:val="es_ES" w:bidi="es_ES"/>
         </w:rPr>
         <w:t>,</w:t>
       </w:r>
-      <w:hyperlink r:id="rId51">
-        <w:r>
-          <w:rPr>
-            <w:lang w:val="es_ES" w:bidi="es_ES"/>
-          </w:rPr>
-          <w:rPr>
-            <w:color w:val="0000EE"/>
-            <w:u w:val="single"/>
-          </w:rPr>
-          <w:t>18;</w:t>
-        </w:r>
-      </w:hyperlink>
+      <w:r>
+        <w:rPr>
+          <w:lang w:val="es_ES" w:bidi="es_ES"/>
+        </w:rPr>
+        <w:t>18;</w:t>
+      </w:r>
       <w:r>
         <w:rPr>
           <w:lang w:val="es_ES" w:bidi="es_ES"/>
         </w:rPr>
         <w:t xml:space="preserve"> </w:t>
       </w:r>
-      <w:hyperlink r:id="rId52">
-        <w:r>
-          <w:rPr>
-            <w:lang w:val="es_ES" w:bidi="es_ES"/>
-          </w:rPr>
-          <w:rPr>
-            <w:color w:val="0000EE"/>
-            <w:u w:val="single"/>
-          </w:rPr>
-          <w:t>4:13).</w:t>
-        </w:r>
-      </w:hyperlink>
+      <w:r>
+        <w:rPr>
+          <w:lang w:val="es_ES" w:bidi="es_ES"/>
+        </w:rPr>
+        <w:t>4:13).</w:t>
+      </w:r>
       <w:r>
         <w:rPr>
           <w:lang w:val="es_ES" w:bidi="es_ES"/>
@@ -1906,18 +1570,12 @@
         </w:rPr>
         <w:t xml:space="preserve"> en contraste con “la corona de vida [eterna]” </w:t>
       </w:r>
-      <w:hyperlink r:id="rId53">
-        <w:r>
-          <w:rPr>
-            <w:lang w:val="es_ES" w:bidi="es_ES"/>
-          </w:rPr>
-          <w:rPr>
-            <w:color w:val="0000EE"/>
-            <w:u w:val="single"/>
-          </w:rPr>
-          <w:t>(1:12).</w:t>
-        </w:r>
-      </w:hyperlink>
+      <w:r>
+        <w:rPr>
+          <w:lang w:val="es_ES" w:bidi="es_ES"/>
+        </w:rPr>
+        <w:t>(1:12).</w:t>
+      </w:r>
       <w:r>
         <w:rPr>
           <w:lang w:val="es_ES" w:bidi="es_ES"/>
@@ -1966,42 +1624,24 @@
         </w:rPr>
         <w:t xml:space="preserve">Dios es el Padre de las luces (ver nota al pie) ya que creó todo en los cielos </w:t>
       </w:r>
-      <w:hyperlink r:id="rId49">
-        <w:r>
-          <w:rPr>
-            <w:lang w:val="es_ES" w:bidi="es_ES"/>
-          </w:rPr>
-          <w:rPr>
-            <w:color w:val="0000EE"/>
-            <w:u w:val="single"/>
-          </w:rPr>
-          <w:t>(</w:t>
-        </w:r>
-      </w:hyperlink>
-      <w:hyperlink r:id="rId54">
-        <w:r>
-          <w:rPr>
-            <w:lang w:val="es_ES" w:bidi="es_ES"/>
-          </w:rPr>
-          <w:rPr>
-            <w:color w:val="0000EE"/>
-            <w:u w:val="single"/>
-          </w:rPr>
-          <w:t>Gn 1:3,</w:t>
-        </w:r>
-      </w:hyperlink>
-      <w:hyperlink r:id="rId55">
-        <w:r>
-          <w:rPr>
-            <w:lang w:val="es_ES" w:bidi="es_ES"/>
-          </w:rPr>
-          <w:rPr>
-            <w:color w:val="0000EE"/>
-            <w:u w:val="single"/>
-          </w:rPr>
-          <w:t>14–17).</w:t>
-        </w:r>
-      </w:hyperlink>
+      <w:r>
+        <w:rPr>
+          <w:lang w:val="es_ES" w:bidi="es_ES"/>
+        </w:rPr>
+        <w:t>(</w:t>
+      </w:r>
+      <w:r>
+        <w:rPr>
+          <w:lang w:val="es_ES" w:bidi="es_ES"/>
+        </w:rPr>
+        <w:t>Gn 1:3,</w:t>
+      </w:r>
+      <w:r>
+        <w:rPr>
+          <w:lang w:val="es_ES" w:bidi="es_ES"/>
+        </w:rPr>
+        <w:t>14–17).</w:t>
+      </w:r>
       <w:r>
         <w:rPr>
           <w:lang w:val="es_ES" w:bidi="es_ES"/>
@@ -2056,48 +1696,30 @@
         </w:rPr>
         <w:t xml:space="preserve">La verdadera palabra de Dios es la Buena Nueva </w:t>
       </w:r>
-      <w:hyperlink r:id="rId49">
-        <w:r>
-          <w:rPr>
-            <w:lang w:val="es_ES" w:bidi="es_ES"/>
-          </w:rPr>
-          <w:rPr>
-            <w:color w:val="0000EE"/>
-            <w:u w:val="single"/>
-          </w:rPr>
-          <w:t>(</w:t>
-        </w:r>
-      </w:hyperlink>
-      <w:hyperlink r:id="rId56">
-        <w:r>
-          <w:rPr>
-            <w:lang w:val="es_ES" w:bidi="es_ES"/>
-          </w:rPr>
-          <w:rPr>
-            <w:color w:val="0000EE"/>
-            <w:u w:val="single"/>
-          </w:rPr>
-          <w:t>1:21–23;</w:t>
-        </w:r>
-      </w:hyperlink>
+      <w:r>
+        <w:rPr>
+          <w:lang w:val="es_ES" w:bidi="es_ES"/>
+        </w:rPr>
+        <w:t>(</w:t>
+      </w:r>
+      <w:r>
+        <w:rPr>
+          <w:lang w:val="es_ES" w:bidi="es_ES"/>
+        </w:rPr>
+        <w:t>1:21–23;</w:t>
+      </w:r>
       <w:r>
         <w:rPr>
           <w:lang w:val="es_ES" w:bidi="es_ES"/>
         </w:rPr>
         <w:t xml:space="preserve"> </w:t>
       </w:r>
-      <w:hyperlink r:id="rId57">
-        <w:r>
-          <w:rPr>
-            <w:lang w:val="es_ES" w:bidi="es_ES"/>
-          </w:rPr>
-          <w:rPr>
-            <w:color w:val="0000EE"/>
-            <w:u w:val="single"/>
-          </w:rPr>
-          <w:t>1 Pe 1:23–25).</w:t>
-        </w:r>
-      </w:hyperlink>
+      <w:r>
+        <w:rPr>
+          <w:lang w:val="es_ES" w:bidi="es_ES"/>
+        </w:rPr>
+        <w:t>1 Pe 1:23–25).</w:t>
+      </w:r>
       <w:r>
         <w:rPr>
           <w:lang w:val="es_ES" w:bidi="es_ES"/>
@@ -2116,90 +1738,60 @@
         </w:rPr>
         <w:t xml:space="preserve">: la imagen de una madre dando a luz ilustra plenamente el amor paternal de Dios por sus hijos </w:t>
       </w:r>
-      <w:hyperlink r:id="rId49">
-        <w:r>
-          <w:rPr>
-            <w:lang w:val="es_ES" w:bidi="es_ES"/>
-          </w:rPr>
-          <w:rPr>
-            <w:color w:val="0000EE"/>
-            <w:u w:val="single"/>
-          </w:rPr>
-          <w:t>(cp.</w:t>
-        </w:r>
-      </w:hyperlink>
+      <w:r>
+        <w:rPr>
+          <w:lang w:val="es_ES" w:bidi="es_ES"/>
+        </w:rPr>
+        <w:t>(cp.</w:t>
+      </w:r>
       <w:r>
         <w:rPr>
           <w:lang w:val="es_ES" w:bidi="es_ES"/>
         </w:rPr>
         <w:t xml:space="preserve"> </w:t>
       </w:r>
-      <w:hyperlink r:id="rId58">
-        <w:r>
-          <w:rPr>
-            <w:lang w:val="es_ES" w:bidi="es_ES"/>
-          </w:rPr>
-          <w:rPr>
-            <w:color w:val="0000EE"/>
-            <w:u w:val="single"/>
-          </w:rPr>
-          <w:t>Lucas 13:34;</w:t>
-        </w:r>
-      </w:hyperlink>
+      <w:r>
+        <w:rPr>
+          <w:lang w:val="es_ES" w:bidi="es_ES"/>
+        </w:rPr>
+        <w:t>Lucas 13:34;</w:t>
+      </w:r>
       <w:r>
         <w:rPr>
           <w:lang w:val="es_ES" w:bidi="es_ES"/>
         </w:rPr>
         <w:t xml:space="preserve"> </w:t>
       </w:r>
-      <w:hyperlink r:id="rId59">
-        <w:r>
-          <w:rPr>
-            <w:lang w:val="es_ES" w:bidi="es_ES"/>
-          </w:rPr>
-          <w:rPr>
-            <w:color w:val="0000EE"/>
-            <w:u w:val="single"/>
-          </w:rPr>
-          <w:t>Juan 1:13,</w:t>
-        </w:r>
-      </w:hyperlink>
+      <w:r>
+        <w:rPr>
+          <w:lang w:val="es_ES" w:bidi="es_ES"/>
+        </w:rPr>
+        <w:t>Juan 1:13,</w:t>
+      </w:r>
       <w:r>
         <w:rPr>
           <w:lang w:val="es_ES" w:bidi="es_ES"/>
         </w:rPr>
         <w:t xml:space="preserve"> </w:t>
       </w:r>
-      <w:hyperlink r:id="rId60">
-        <w:r>
-          <w:rPr>
-            <w:lang w:val="es_ES" w:bidi="es_ES"/>
-          </w:rPr>
-          <w:rPr>
-            <w:color w:val="0000EE"/>
-            <w:u w:val="single"/>
-          </w:rPr>
-          <w:t>3:3–8;</w:t>
-        </w:r>
-      </w:hyperlink>
+      <w:r>
+        <w:rPr>
+          <w:lang w:val="es_ES" w:bidi="es_ES"/>
+        </w:rPr>
+        <w:t>3:3–8;</w:t>
+      </w:r>
       <w:r>
         <w:rPr>
           <w:lang w:val="es_ES" w:bidi="es_ES"/>
         </w:rPr>
         <w:t xml:space="preserve"> </w:t>
       </w:r>
-      <w:hyperlink r:id="rId61">
-        <w:r>
-          <w:rPr>
-            <w:lang w:val="es_ES" w:bidi="es_ES"/>
-          </w:rPr>
-          <w:rPr>
-            <w:color w:val="0000EE"/>
-            <w:u w:val="single"/>
-          </w:rPr>
-          <w:t>1 Pe 1:23).</w:t>
-        </w:r>
-      </w:hyperlink>
+      <w:r>
+        <w:rPr>
+          <w:lang w:val="es_ES" w:bidi="es_ES"/>
+        </w:rPr>
+        <w:t>1 Pe 1:23).</w:t>
+      </w:r>
       <w:r>
         <w:rPr>
           <w:lang w:val="es_ES" w:bidi="es_ES"/>
@@ -2218,120 +1810,78 @@
         </w:rPr>
         <w:t xml:space="preserve"> </w:t>
       </w:r>
-      <w:hyperlink r:id="rId49">
-        <w:r>
-          <w:rPr>
-            <w:lang w:val="es_ES" w:bidi="es_ES"/>
-          </w:rPr>
-          <w:rPr>
-            <w:color w:val="0000EE"/>
-            <w:u w:val="single"/>
-          </w:rPr>
-          <w:t>(cp</w:t>
-        </w:r>
-      </w:hyperlink>
+      <w:r>
+        <w:rPr>
+          <w:lang w:val="es_ES" w:bidi="es_ES"/>
+        </w:rPr>
+        <w:t>(cp</w:t>
+      </w:r>
       <w:r>
         <w:rPr>
           <w:lang w:val="es_ES" w:bidi="es_ES"/>
         </w:rPr>
         <w:t xml:space="preserve"> </w:t>
       </w:r>
-      <w:hyperlink r:id="rId62">
-        <w:r>
-          <w:rPr>
-            <w:lang w:val="es_ES" w:bidi="es_ES"/>
-          </w:rPr>
-          <w:rPr>
-            <w:color w:val="0000EE"/>
-            <w:u w:val="single"/>
-          </w:rPr>
-          <w:t>Ex 23:16;</w:t>
-        </w:r>
-      </w:hyperlink>
+      <w:r>
+        <w:rPr>
+          <w:lang w:val="es_ES" w:bidi="es_ES"/>
+        </w:rPr>
+        <w:t>Ex 23:16;</w:t>
+      </w:r>
       <w:r>
         <w:rPr>
           <w:lang w:val="es_ES" w:bidi="es_ES"/>
         </w:rPr>
         <w:t xml:space="preserve"> </w:t>
       </w:r>
-      <w:hyperlink r:id="rId63">
-        <w:r>
-          <w:rPr>
-            <w:lang w:val="es_ES" w:bidi="es_ES"/>
-          </w:rPr>
-          <w:rPr>
-            <w:color w:val="0000EE"/>
-            <w:u w:val="single"/>
-          </w:rPr>
-          <w:t>Lv 23:9–14;</w:t>
-        </w:r>
-      </w:hyperlink>
+      <w:r>
+        <w:rPr>
+          <w:lang w:val="es_ES" w:bidi="es_ES"/>
+        </w:rPr>
+        <w:t>Lv 23:9–14;</w:t>
+      </w:r>
       <w:r>
         <w:rPr>
           <w:lang w:val="es_ES" w:bidi="es_ES"/>
         </w:rPr>
         <w:t xml:space="preserve"> </w:t>
       </w:r>
-      <w:hyperlink r:id="rId64">
-        <w:r>
-          <w:rPr>
-            <w:lang w:val="es_ES" w:bidi="es_ES"/>
-          </w:rPr>
-          <w:rPr>
-            <w:color w:val="0000EE"/>
-            <w:u w:val="single"/>
-          </w:rPr>
-          <w:t>1 Co 15:20;</w:t>
-        </w:r>
-      </w:hyperlink>
+      <w:r>
+        <w:rPr>
+          <w:lang w:val="es_ES" w:bidi="es_ES"/>
+        </w:rPr>
+        <w:t>1 Co 15:20;</w:t>
+      </w:r>
       <w:r>
         <w:rPr>
           <w:lang w:val="es_ES" w:bidi="es_ES"/>
         </w:rPr>
         <w:t xml:space="preserve"> </w:t>
       </w:r>
-      <w:hyperlink r:id="rId65">
-        <w:r>
-          <w:rPr>
-            <w:lang w:val="es_ES" w:bidi="es_ES"/>
-          </w:rPr>
-          <w:rPr>
-            <w:color w:val="0000EE"/>
-            <w:u w:val="single"/>
-          </w:rPr>
-          <w:t>Col 1:18).</w:t>
-        </w:r>
-      </w:hyperlink>
+      <w:r>
+        <w:rPr>
+          <w:lang w:val="es_ES" w:bidi="es_ES"/>
+        </w:rPr>
+        <w:t>Col 1:18).</w:t>
+      </w:r>
       <w:r>
         <w:rPr>
           <w:lang w:val="es_ES" w:bidi="es_ES"/>
         </w:rPr>
         <w:t xml:space="preserve"> Los cristianos son ejemplos de la restauración definitiva de toda la creación </w:t>
       </w:r>
-      <w:hyperlink r:id="rId49">
-        <w:r>
-          <w:rPr>
-            <w:lang w:val="es_ES" w:bidi="es_ES"/>
-          </w:rPr>
-          <w:rPr>
-            <w:color w:val="0000EE"/>
-            <w:u w:val="single"/>
-          </w:rPr>
-          <w:t>(</w:t>
-        </w:r>
-      </w:hyperlink>
-      <w:hyperlink r:id="rId66">
-        <w:r>
-          <w:rPr>
-            <w:lang w:val="es_ES" w:bidi="es_ES"/>
-          </w:rPr>
-          <w:rPr>
-            <w:color w:val="0000EE"/>
-            <w:u w:val="single"/>
-          </w:rPr>
-          <w:t>Ro 8:20–22).</w:t>
-        </w:r>
-      </w:hyperlink>
+      <w:r>
+        <w:rPr>
+          <w:lang w:val="es_ES" w:bidi="es_ES"/>
+        </w:rPr>
+        <w:t>(</w:t>
+      </w:r>
+      <w:r>
+        <w:rPr>
+          <w:lang w:val="es_ES" w:bidi="es_ES"/>
+        </w:rPr>
+        <w:t>Ro 8:20–22).</w:t>
+      </w:r>
       <w:r>
         <w:rPr>
           <w:lang w:val="es_ES" w:bidi="es_ES"/>
@@ -2406,108 +1956,72 @@
         </w:rPr>
         <w:t xml:space="preserve">, como ropa sucia; cp. </w:t>
       </w:r>
-      <w:hyperlink r:id="rId67">
-        <w:r>
-          <w:rPr>
-            <w:lang w:val="es_ES" w:bidi="es_ES"/>
-          </w:rPr>
-          <w:rPr>
-            <w:color w:val="0000EE"/>
-            <w:u w:val="single"/>
-          </w:rPr>
-          <w:t>Ef 4:22,</w:t>
-        </w:r>
-      </w:hyperlink>
+      <w:r>
+        <w:rPr>
+          <w:lang w:val="es_ES" w:bidi="es_ES"/>
+        </w:rPr>
+        <w:t>Ef 4:22,</w:t>
+      </w:r>
       <w:r>
         <w:rPr>
           <w:lang w:val="es_ES" w:bidi="es_ES"/>
         </w:rPr>
         <w:t xml:space="preserve"> </w:t>
       </w:r>
-      <w:hyperlink r:id="rId68">
-        <w:r>
-          <w:rPr>
-            <w:lang w:val="es_ES" w:bidi="es_ES"/>
-          </w:rPr>
-          <w:rPr>
-            <w:color w:val="0000EE"/>
-            <w:u w:val="single"/>
-          </w:rPr>
-          <w:t>1 Pe 2:1.</w:t>
-        </w:r>
-      </w:hyperlink>
+      <w:r>
+        <w:rPr>
+          <w:lang w:val="es_ES" w:bidi="es_ES"/>
+        </w:rPr>
+        <w:t>1 Pe 2:1.</w:t>
+      </w:r>
       <w:r>
         <w:rPr>
           <w:lang w:val="es_ES" w:bidi="es_ES"/>
         </w:rPr>
         <w:t xml:space="preserve"> • La palabra que Dios ha plantado ... tiene el poder de salvar sus almas: Santiago enfatiza que los cristianos están llamados a responder a una palabra que Dios mismo ha puesto dentro de nuestro ser (en cumplimiento de </w:t>
       </w:r>
-      <w:hyperlink r:id="rId69">
-        <w:r>
-          <w:rPr>
-            <w:lang w:val="es_ES" w:bidi="es_ES"/>
-          </w:rPr>
-          <w:rPr>
-            <w:color w:val="0000EE"/>
-            <w:u w:val="single"/>
-          </w:rPr>
-          <w:t>Jr 31:31–34).</w:t>
-        </w:r>
-      </w:hyperlink>
+      <w:r>
+        <w:rPr>
+          <w:lang w:val="es_ES" w:bidi="es_ES"/>
+        </w:rPr>
+        <w:t>Jr 31:31–34).</w:t>
+      </w:r>
       <w:r>
         <w:rPr>
           <w:lang w:val="es_ES" w:bidi="es_ES"/>
         </w:rPr>
         <w:t xml:space="preserve"> • El alma se refiere a toda la persona (también en </w:t>
       </w:r>
-      <w:hyperlink r:id="rId70">
-        <w:r>
-          <w:rPr>
-            <w:lang w:val="es_ES" w:bidi="es_ES"/>
-          </w:rPr>
-          <w:rPr>
-            <w:color w:val="0000EE"/>
-            <w:u w:val="single"/>
-          </w:rPr>
-          <w:t>St 5:20;</w:t>
-        </w:r>
-      </w:hyperlink>
+      <w:r>
+        <w:rPr>
+          <w:lang w:val="es_ES" w:bidi="es_ES"/>
+        </w:rPr>
+        <w:t>St 5:20;</w:t>
+      </w:r>
       <w:r>
         <w:rPr>
           <w:lang w:val="es_ES" w:bidi="es_ES"/>
         </w:rPr>
         <w:t xml:space="preserve"> ver </w:t>
       </w:r>
-      <w:hyperlink r:id="rId71">
-        <w:r>
-          <w:rPr>
-            <w:lang w:val="es_ES" w:bidi="es_ES"/>
-          </w:rPr>
-          <w:rPr>
-            <w:color w:val="0000EE"/>
-            <w:u w:val="single"/>
-          </w:rPr>
-          <w:t>Gn 2:7,</w:t>
-        </w:r>
-      </w:hyperlink>
+      <w:r>
+        <w:rPr>
+          <w:lang w:val="es_ES" w:bidi="es_ES"/>
+        </w:rPr>
+        <w:t>Gn 2:7,</w:t>
+      </w:r>
       <w:r>
         <w:rPr>
           <w:lang w:val="es_ES" w:bidi="es_ES"/>
         </w:rPr>
         <w:t xml:space="preserve"> </w:t>
       </w:r>
-      <w:hyperlink r:id="rId72">
-        <w:r>
-          <w:rPr>
-            <w:lang w:val="es_ES" w:bidi="es_ES"/>
-          </w:rPr>
-          <w:rPr>
-            <w:color w:val="0000EE"/>
-            <w:u w:val="single"/>
-          </w:rPr>
-          <w:t>1 Pe 3:20).</w:t>
-        </w:r>
-      </w:hyperlink>
+      <w:r>
+        <w:rPr>
+          <w:lang w:val="es_ES" w:bidi="es_ES"/>
+        </w:rPr>
+        <w:t>1 Pe 3:20).</w:t>
+      </w:r>
       <w:r>
         <w:rPr>
           <w:lang w:val="es_ES" w:bidi="es_ES"/>
@@ -2556,84 +2070,54 @@
         </w:rPr>
         <w:t xml:space="preserve">Leer las escrituras era una parte importante de la adoración </w:t>
       </w:r>
-      <w:hyperlink r:id="rId49">
-        <w:r>
-          <w:rPr>
-            <w:lang w:val="es_ES" w:bidi="es_ES"/>
-          </w:rPr>
-          <w:rPr>
-            <w:color w:val="0000EE"/>
-            <w:u w:val="single"/>
-          </w:rPr>
-          <w:t>(</w:t>
-        </w:r>
-      </w:hyperlink>
-      <w:hyperlink r:id="rId73">
-        <w:r>
-          <w:rPr>
-            <w:lang w:val="es_ES" w:bidi="es_ES"/>
-          </w:rPr>
-          <w:rPr>
-            <w:color w:val="0000EE"/>
-            <w:u w:val="single"/>
-          </w:rPr>
-          <w:t>Lucas 4:16–17,</w:t>
-        </w:r>
-      </w:hyperlink>
+      <w:r>
+        <w:rPr>
+          <w:lang w:val="es_ES" w:bidi="es_ES"/>
+        </w:rPr>
+        <w:t>(</w:t>
+      </w:r>
+      <w:r>
+        <w:rPr>
+          <w:lang w:val="es_ES" w:bidi="es_ES"/>
+        </w:rPr>
+        <w:t>Lucas 4:16–17,</w:t>
+      </w:r>
       <w:r>
         <w:rPr>
           <w:lang w:val="es_ES" w:bidi="es_ES"/>
         </w:rPr>
         <w:t xml:space="preserve"> </w:t>
       </w:r>
-      <w:hyperlink r:id="rId74">
-        <w:r>
-          <w:rPr>
-            <w:lang w:val="es_ES" w:bidi="es_ES"/>
-          </w:rPr>
-          <w:rPr>
-            <w:color w:val="0000EE"/>
-            <w:u w:val="single"/>
-          </w:rPr>
-          <w:t>Hechos 13:13–16,</w:t>
-        </w:r>
-      </w:hyperlink>
+      <w:r>
+        <w:rPr>
+          <w:lang w:val="es_ES" w:bidi="es_ES"/>
+        </w:rPr>
+        <w:t>Hechos 13:13–16,</w:t>
+      </w:r>
       <w:r>
         <w:rPr>
           <w:lang w:val="es_ES" w:bidi="es_ES"/>
         </w:rPr>
         <w:t xml:space="preserve"> </w:t>
       </w:r>
-      <w:hyperlink r:id="rId75">
-        <w:r>
-          <w:rPr>
-            <w:lang w:val="es_ES" w:bidi="es_ES"/>
-          </w:rPr>
-          <w:rPr>
-            <w:color w:val="0000EE"/>
-            <w:u w:val="single"/>
-          </w:rPr>
-          <w:t>Col 4:16,</w:t>
-        </w:r>
-      </w:hyperlink>
+      <w:r>
+        <w:rPr>
+          <w:lang w:val="es_ES" w:bidi="es_ES"/>
+        </w:rPr>
+        <w:t>Col 4:16,</w:t>
+      </w:r>
       <w:r>
         <w:rPr>
           <w:lang w:val="es_ES" w:bidi="es_ES"/>
         </w:rPr>
         <w:t xml:space="preserve"> </w:t>
       </w:r>
-      <w:hyperlink r:id="rId76">
-        <w:r>
-          <w:rPr>
-            <w:lang w:val="es_ES" w:bidi="es_ES"/>
-          </w:rPr>
-          <w:rPr>
-            <w:color w:val="0000EE"/>
-            <w:u w:val="single"/>
-          </w:rPr>
-          <w:t>1 Tm 4:13).</w:t>
-        </w:r>
-      </w:hyperlink>
+      <w:r>
+        <w:rPr>
+          <w:lang w:val="es_ES" w:bidi="es_ES"/>
+        </w:rPr>
+        <w:t>1 Tm 4:13).</w:t>
+      </w:r>
       <w:r>
         <w:rPr>
           <w:lang w:val="es_ES" w:bidi="es_ES"/>
@@ -2688,72 +2172,42 @@
         </w:rPr>
         <w:t xml:space="preserve">En varios lugares, Santiago parece estar reflexionando sobre las enseñanzas de Jesús. Estos versículos reflejan las enseñanzas de Jesús </w:t>
       </w:r>
-      <w:hyperlink r:id="rId49">
-        <w:r>
-          <w:rPr>
-            <w:lang w:val="es_ES" w:bidi="es_ES"/>
-          </w:rPr>
-          <w:rPr>
-            <w:color w:val="0000EE"/>
-            <w:u w:val="single"/>
-          </w:rPr>
-          <w:t>(</w:t>
-        </w:r>
-      </w:hyperlink>
-      <w:hyperlink r:id="rId77">
-        <w:r>
-          <w:rPr>
-            <w:lang w:val="es_ES" w:bidi="es_ES"/>
-          </w:rPr>
-          <w:rPr>
-            <w:color w:val="0000EE"/>
-            <w:u w:val="single"/>
-          </w:rPr>
-          <w:t>Mt 7:24,</w:t>
-        </w:r>
-      </w:hyperlink>
-      <w:hyperlink r:id="rId78">
-        <w:r>
-          <w:rPr>
-            <w:lang w:val="es_ES" w:bidi="es_ES"/>
-          </w:rPr>
-          <w:rPr>
-            <w:color w:val="0000EE"/>
-            <w:u w:val="single"/>
-          </w:rPr>
-          <w:t>26;</w:t>
-        </w:r>
-      </w:hyperlink>
+      <w:r>
+        <w:rPr>
+          <w:lang w:val="es_ES" w:bidi="es_ES"/>
+        </w:rPr>
+        <w:t>(</w:t>
+      </w:r>
+      <w:r>
+        <w:rPr>
+          <w:lang w:val="es_ES" w:bidi="es_ES"/>
+        </w:rPr>
+        <w:t>Mt 7:24,</w:t>
+      </w:r>
+      <w:r>
+        <w:rPr>
+          <w:lang w:val="es_ES" w:bidi="es_ES"/>
+        </w:rPr>
+        <w:t>26;</w:t>
+      </w:r>
       <w:r>
         <w:rPr>
           <w:lang w:val="es_ES" w:bidi="es_ES"/>
         </w:rPr>
         <w:t xml:space="preserve"> </w:t>
       </w:r>
-      <w:hyperlink r:id="rId79">
-        <w:r>
-          <w:rPr>
-            <w:lang w:val="es_ES" w:bidi="es_ES"/>
-          </w:rPr>
-          <w:rPr>
-            <w:color w:val="0000EE"/>
-            <w:u w:val="single"/>
-          </w:rPr>
-          <w:t>Lucas 6:46,</w:t>
-        </w:r>
-      </w:hyperlink>
-      <w:hyperlink r:id="rId80">
-        <w:r>
-          <w:rPr>
-            <w:lang w:val="es_ES" w:bidi="es_ES"/>
-          </w:rPr>
-          <w:rPr>
-            <w:color w:val="0000EE"/>
-            <w:u w:val="single"/>
-          </w:rPr>
-          <w:t>49).</w:t>
-        </w:r>
-      </w:hyperlink>
+      <w:r>
+        <w:rPr>
+          <w:lang w:val="es_ES" w:bidi="es_ES"/>
+        </w:rPr>
+        <w:t>Lucas 6:46,</w:t>
+      </w:r>
+      <w:r>
+        <w:rPr>
+          <w:lang w:val="es_ES" w:bidi="es_ES"/>
+        </w:rPr>
+        <w:t>49).</w:t>
+      </w:r>
       <w:r>
         <w:rPr>
           <w:lang w:val="es_ES" w:bidi="es_ES"/>
@@ -2802,36 +2256,24 @@
         </w:rPr>
         <w:t xml:space="preserve">Olvidar cómo te ves: el problema no es la mala calidad de un espejo antiguo, sino la falta de atención del espectador </w:t>
       </w:r>
-      <w:hyperlink r:id="rId49">
-        <w:r>
-          <w:rPr>
-            <w:lang w:val="es_ES" w:bidi="es_ES"/>
-          </w:rPr>
-          <w:rPr>
-            <w:color w:val="0000EE"/>
-            <w:u w:val="single"/>
-          </w:rPr>
-          <w:t>(cp.</w:t>
-        </w:r>
-      </w:hyperlink>
+      <w:r>
+        <w:rPr>
+          <w:lang w:val="es_ES" w:bidi="es_ES"/>
+        </w:rPr>
+        <w:t>(cp.</w:t>
+      </w:r>
       <w:r>
         <w:rPr>
           <w:lang w:val="es_ES" w:bidi="es_ES"/>
         </w:rPr>
         <w:t xml:space="preserve"> </w:t>
       </w:r>
-      <w:hyperlink r:id="rId81">
-        <w:r>
-          <w:rPr>
-            <w:lang w:val="es_ES" w:bidi="es_ES"/>
-          </w:rPr>
-          <w:rPr>
-            <w:color w:val="0000EE"/>
-            <w:u w:val="single"/>
-          </w:rPr>
-          <w:t>Mt 7:24–27).</w:t>
-        </w:r>
-      </w:hyperlink>
+      <w:r>
+        <w:rPr>
+          <w:lang w:val="es_ES" w:bidi="es_ES"/>
+        </w:rPr>
+        <w:t>Mt 7:24–27).</w:t>
+      </w:r>
       <w:r>
         <w:rPr>
           <w:lang w:val="es_ES" w:bidi="es_ES"/>
@@ -2880,66 +2322,42 @@
         </w:rPr>
         <w:t>La palabra de Dios nos otorga un nuevo nacimiento y salvación (</w:t>
       </w:r>
-      <w:hyperlink r:id="rId82">
-        <w:r>
-          <w:rPr>
-            <w:lang w:val="es_ES" w:bidi="es_ES"/>
-          </w:rPr>
-          <w:rPr>
-            <w:color w:val="0000EE"/>
-            <w:u w:val="single"/>
-          </w:rPr>
-          <w:t>1:18</w:t>
-        </w:r>
-      </w:hyperlink>
+      <w:r>
+        <w:rPr>
+          <w:lang w:val="es_ES" w:bidi="es_ES"/>
+        </w:rPr>
+        <w:t>1:18</w:t>
+      </w:r>
       <w:r>
         <w:rPr>
           <w:lang w:val="es_ES" w:bidi="es_ES"/>
         </w:rPr>
         <w:t>,</w:t>
       </w:r>
-      <w:hyperlink r:id="rId83">
-        <w:r>
-          <w:rPr>
-            <w:lang w:val="es_ES" w:bidi="es_ES"/>
-          </w:rPr>
-          <w:rPr>
-            <w:color w:val="0000EE"/>
-            <w:u w:val="single"/>
-          </w:rPr>
-          <w:t>21</w:t>
-        </w:r>
-      </w:hyperlink>
+      <w:r>
+        <w:rPr>
+          <w:lang w:val="es_ES" w:bidi="es_ES"/>
+        </w:rPr>
+        <w:t>21</w:t>
+      </w:r>
       <w:r>
         <w:rPr>
           <w:lang w:val="es_ES" w:bidi="es_ES"/>
         </w:rPr>
         <w:t xml:space="preserve">), pero exige que pongamos en práctica lo que dice </w:t>
       </w:r>
-      <w:hyperlink r:id="rId49">
-        <w:r>
-          <w:rPr>
-            <w:lang w:val="es_ES" w:bidi="es_ES"/>
-          </w:rPr>
-          <w:rPr>
-            <w:color w:val="0000EE"/>
-            <w:u w:val="single"/>
-          </w:rPr>
-          <w:t>(</w:t>
-        </w:r>
-      </w:hyperlink>
-      <w:hyperlink r:id="rId40">
-        <w:r>
-          <w:rPr>
-            <w:lang w:val="es_ES" w:bidi="es_ES"/>
-          </w:rPr>
-          <w:rPr>
-            <w:color w:val="0000EE"/>
-            <w:u w:val="single"/>
-          </w:rPr>
-          <w:t>1:22–25).</w:t>
-        </w:r>
-      </w:hyperlink>
+      <w:r>
+        <w:rPr>
+          <w:lang w:val="es_ES" w:bidi="es_ES"/>
+        </w:rPr>
+        <w:t>(</w:t>
+      </w:r>
+      <w:r>
+        <w:rPr>
+          <w:lang w:val="es_ES" w:bidi="es_ES"/>
+        </w:rPr>
+        <w:t>1:22–25).</w:t>
+      </w:r>
       <w:r>
         <w:rPr>
           <w:lang w:val="es_ES" w:bidi="es_ES"/>
@@ -2988,210 +2406,138 @@
         </w:rPr>
         <w:t xml:space="preserve">Controla (literalmente "freno") tu lengua: Santiago utiliza la imagen gráfica del freno en la boca de un caballo para expresar que la capacidad de las personas para controlar su lengua refleja la condición de su corazón y la dirección de toda su vida </w:t>
       </w:r>
-      <w:hyperlink r:id="rId49">
-        <w:r>
-          <w:rPr>
-            <w:lang w:val="es_ES" w:bidi="es_ES"/>
-          </w:rPr>
-          <w:rPr>
-            <w:color w:val="0000EE"/>
-            <w:u w:val="single"/>
-          </w:rPr>
-          <w:t>(cp.</w:t>
-        </w:r>
-      </w:hyperlink>
+      <w:r>
+        <w:rPr>
+          <w:lang w:val="es_ES" w:bidi="es_ES"/>
+        </w:rPr>
+        <w:t>(cp.</w:t>
+      </w:r>
       <w:r>
         <w:rPr>
           <w:lang w:val="es_ES" w:bidi="es_ES"/>
         </w:rPr>
         <w:t xml:space="preserve"> </w:t>
       </w:r>
-      <w:hyperlink r:id="rId84">
-        <w:r>
-          <w:rPr>
-            <w:lang w:val="es_ES" w:bidi="es_ES"/>
-          </w:rPr>
-          <w:rPr>
-            <w:color w:val="0000EE"/>
-            <w:u w:val="single"/>
-          </w:rPr>
-          <w:t>3:1–13).</w:t>
-        </w:r>
-      </w:hyperlink>
+      <w:r>
+        <w:rPr>
+          <w:lang w:val="es_ES" w:bidi="es_ES"/>
+        </w:rPr>
+        <w:t>3:1–13).</w:t>
+      </w:r>
       <w:r>
         <w:rPr>
           <w:lang w:val="es_ES" w:bidi="es_ES"/>
         </w:rPr>
         <w:t xml:space="preserve"> • Los huérfanos y las viudas eran los miembros más desamparados de la sociedad antigua. Dependían del cuidado de otros, ya que el esposo y el padre eran su medio de apoyo económico y contacto social </w:t>
       </w:r>
-      <w:hyperlink r:id="rId49">
-        <w:r>
-          <w:rPr>
-            <w:lang w:val="es_ES" w:bidi="es_ES"/>
-          </w:rPr>
-          <w:rPr>
-            <w:color w:val="0000EE"/>
-            <w:u w:val="single"/>
-          </w:rPr>
-          <w:t>(</w:t>
-        </w:r>
-      </w:hyperlink>
-      <w:hyperlink r:id="rId85">
-        <w:r>
-          <w:rPr>
-            <w:lang w:val="es_ES" w:bidi="es_ES"/>
-          </w:rPr>
-          <w:rPr>
-            <w:color w:val="0000EE"/>
-            <w:u w:val="single"/>
-          </w:rPr>
-          <w:t>Ex 22:22–24,</w:t>
-        </w:r>
-      </w:hyperlink>
+      <w:r>
+        <w:rPr>
+          <w:lang w:val="es_ES" w:bidi="es_ES"/>
+        </w:rPr>
+        <w:t>(</w:t>
+      </w:r>
+      <w:r>
+        <w:rPr>
+          <w:lang w:val="es_ES" w:bidi="es_ES"/>
+        </w:rPr>
+        <w:t>Ex 22:22–24,</w:t>
+      </w:r>
       <w:r>
         <w:rPr>
           <w:lang w:val="es_ES" w:bidi="es_ES"/>
         </w:rPr>
         <w:t xml:space="preserve"> </w:t>
       </w:r>
-      <w:hyperlink r:id="rId86">
-        <w:r>
-          <w:rPr>
-            <w:lang w:val="es_ES" w:bidi="es_ES"/>
-          </w:rPr>
-          <w:rPr>
-            <w:color w:val="0000EE"/>
-            <w:u w:val="single"/>
-          </w:rPr>
-          <w:t>Dt 10:18).</w:t>
-        </w:r>
-      </w:hyperlink>
+      <w:r>
+        <w:rPr>
+          <w:lang w:val="es_ES" w:bidi="es_ES"/>
+        </w:rPr>
+        <w:t>Dt 10:18).</w:t>
+      </w:r>
       <w:r>
         <w:rPr>
           <w:lang w:val="es_ES" w:bidi="es_ES"/>
         </w:rPr>
         <w:t xml:space="preserve"> Los cristianos están llamados a cuidar de los desamparados </w:t>
       </w:r>
-      <w:hyperlink r:id="rId49">
-        <w:r>
-          <w:rPr>
-            <w:lang w:val="es_ES" w:bidi="es_ES"/>
-          </w:rPr>
-          <w:rPr>
-            <w:color w:val="0000EE"/>
-            <w:u w:val="single"/>
-          </w:rPr>
-          <w:t>(cp.</w:t>
-        </w:r>
-      </w:hyperlink>
+      <w:r>
+        <w:rPr>
+          <w:lang w:val="es_ES" w:bidi="es_ES"/>
+        </w:rPr>
+        <w:t>(cp.</w:t>
+      </w:r>
       <w:r>
         <w:rPr>
           <w:lang w:val="es_ES" w:bidi="es_ES"/>
         </w:rPr>
         <w:t xml:space="preserve"> </w:t>
       </w:r>
-      <w:hyperlink r:id="rId87">
-        <w:r>
-          <w:rPr>
-            <w:lang w:val="es_ES" w:bidi="es_ES"/>
-          </w:rPr>
-          <w:rPr>
-            <w:color w:val="0000EE"/>
-            <w:u w:val="single"/>
-          </w:rPr>
-          <w:t>1 Tm 5:3–16).</w:t>
-        </w:r>
-      </w:hyperlink>
+      <w:r>
+        <w:rPr>
+          <w:lang w:val="es_ES" w:bidi="es_ES"/>
+        </w:rPr>
+        <w:t>1 Tm 5:3–16).</w:t>
+      </w:r>
       <w:r>
         <w:rPr>
           <w:lang w:val="es_ES" w:bidi="es_ES"/>
         </w:rPr>
         <w:t xml:space="preserve"> • En Santiago, el mundo se opone a Dios </w:t>
       </w:r>
-      <w:hyperlink r:id="rId49">
-        <w:r>
-          <w:rPr>
-            <w:lang w:val="es_ES" w:bidi="es_ES"/>
-          </w:rPr>
-          <w:rPr>
-            <w:color w:val="0000EE"/>
-            <w:u w:val="single"/>
-          </w:rPr>
-          <w:t>(cp.</w:t>
-        </w:r>
-      </w:hyperlink>
+      <w:r>
+        <w:rPr>
+          <w:lang w:val="es_ES" w:bidi="es_ES"/>
+        </w:rPr>
+        <w:t>(cp.</w:t>
+      </w:r>
       <w:r>
         <w:rPr>
           <w:lang w:val="es_ES" w:bidi="es_ES"/>
         </w:rPr>
         <w:t xml:space="preserve"> </w:t>
       </w:r>
-      <w:hyperlink r:id="rId88">
-        <w:r>
-          <w:rPr>
-            <w:lang w:val="es_ES" w:bidi="es_ES"/>
-          </w:rPr>
-          <w:rPr>
-            <w:color w:val="0000EE"/>
-            <w:u w:val="single"/>
-          </w:rPr>
-          <w:t>Santiago 3:15,</w:t>
-        </w:r>
-      </w:hyperlink>
+      <w:r>
+        <w:rPr>
+          <w:lang w:val="es_ES" w:bidi="es_ES"/>
+        </w:rPr>
+        <w:t>Santiago 3:15,</w:t>
+      </w:r>
       <w:r>
         <w:rPr>
           <w:lang w:val="es_ES" w:bidi="es_ES"/>
         </w:rPr>
         <w:t xml:space="preserve"> </w:t>
       </w:r>
-      <w:hyperlink r:id="rId89">
-        <w:r>
-          <w:rPr>
-            <w:lang w:val="es_ES" w:bidi="es_ES"/>
-          </w:rPr>
-          <w:rPr>
-            <w:color w:val="0000EE"/>
-            <w:u w:val="single"/>
-          </w:rPr>
-          <w:t>4:4;</w:t>
-        </w:r>
-      </w:hyperlink>
+      <w:r>
+        <w:rPr>
+          <w:lang w:val="es_ES" w:bidi="es_ES"/>
+        </w:rPr>
+        <w:t>4:4;</w:t>
+      </w:r>
       <w:r>
         <w:rPr>
           <w:lang w:val="es_ES" w:bidi="es_ES"/>
         </w:rPr>
         <w:t xml:space="preserve"> </w:t>
       </w:r>
-      <w:hyperlink r:id="rId90">
-        <w:r>
-          <w:rPr>
-            <w:lang w:val="es_ES" w:bidi="es_ES"/>
-          </w:rPr>
-          <w:rPr>
-            <w:color w:val="0000EE"/>
-            <w:u w:val="single"/>
-          </w:rPr>
-          <w:t>Romanos 12:2;</w:t>
-        </w:r>
-      </w:hyperlink>
+      <w:r>
+        <w:rPr>
+          <w:lang w:val="es_ES" w:bidi="es_ES"/>
+        </w:rPr>
+        <w:t>Romanos 12:2;</w:t>
+      </w:r>
       <w:r>
         <w:rPr>
           <w:lang w:val="es_ES" w:bidi="es_ES"/>
         </w:rPr>
         <w:t xml:space="preserve"> </w:t>
       </w:r>
-      <w:hyperlink r:id="rId91">
-        <w:r>
-          <w:rPr>
-            <w:lang w:val="es_ES" w:bidi="es_ES"/>
-          </w:rPr>
-          <w:rPr>
-            <w:color w:val="0000EE"/>
-            <w:u w:val="single"/>
-          </w:rPr>
-          <w:t>1 Juan 2:15–17).</w:t>
-        </w:r>
-      </w:hyperlink>
+      <w:r>
+        <w:rPr>
+          <w:lang w:val="es_ES" w:bidi="es_ES"/>
+        </w:rPr>
+        <w:t>1 Juan 2:15–17).</w:t>
+      </w:r>
       <w:r>
         <w:rPr>
           <w:lang w:val="es_ES" w:bidi="es_ES"/>
@@ -3253,126 +2599,78 @@
         </w:rPr>
         <w:t xml:space="preserve">, en este caso, "compañeros cristianos", de cualquier sexo. Santiago frecuentemente comienza una nueva sección con este saludo afectuoso </w:t>
       </w:r>
-      <w:hyperlink r:id="rId49">
-        <w:r>
-          <w:rPr>
-            <w:lang w:val="es_ES" w:bidi="es_ES"/>
-          </w:rPr>
-          <w:rPr>
-            <w:color w:val="0000EE"/>
-            <w:u w:val="single"/>
-          </w:rPr>
-          <w:t>(</w:t>
-        </w:r>
-      </w:hyperlink>
-      <w:hyperlink r:id="rId92">
-        <w:r>
-          <w:rPr>
-            <w:lang w:val="es_ES" w:bidi="es_ES"/>
-          </w:rPr>
-          <w:rPr>
-            <w:color w:val="0000EE"/>
-            <w:u w:val="single"/>
-          </w:rPr>
-          <w:t>1:2,</w:t>
-        </w:r>
-      </w:hyperlink>
-      <w:hyperlink r:id="rId93">
-        <w:r>
-          <w:rPr>
-            <w:lang w:val="es_ES" w:bidi="es_ES"/>
-          </w:rPr>
-          <w:rPr>
-            <w:color w:val="0000EE"/>
-            <w:u w:val="single"/>
-          </w:rPr>
-          <w:t>16;</w:t>
-        </w:r>
-      </w:hyperlink>
+      <w:r>
+        <w:rPr>
+          <w:lang w:val="es_ES" w:bidi="es_ES"/>
+        </w:rPr>
+        <w:t>(</w:t>
+      </w:r>
+      <w:r>
+        <w:rPr>
+          <w:lang w:val="es_ES" w:bidi="es_ES"/>
+        </w:rPr>
+        <w:t>1:2,</w:t>
+      </w:r>
+      <w:r>
+        <w:rPr>
+          <w:lang w:val="es_ES" w:bidi="es_ES"/>
+        </w:rPr>
+        <w:t>16;</w:t>
+      </w:r>
       <w:r>
         <w:rPr>
           <w:lang w:val="es_ES" w:bidi="es_ES"/>
         </w:rPr>
         <w:t xml:space="preserve"> </w:t>
       </w:r>
-      <w:hyperlink r:id="rId94">
-        <w:r>
-          <w:rPr>
-            <w:lang w:val="es_ES" w:bidi="es_ES"/>
-          </w:rPr>
-          <w:rPr>
-            <w:color w:val="0000EE"/>
-            <w:u w:val="single"/>
-          </w:rPr>
-          <w:t>2:14;</w:t>
-        </w:r>
-      </w:hyperlink>
+      <w:r>
+        <w:rPr>
+          <w:lang w:val="es_ES" w:bidi="es_ES"/>
+        </w:rPr>
+        <w:t>2:14;</w:t>
+      </w:r>
       <w:r>
         <w:rPr>
           <w:lang w:val="es_ES" w:bidi="es_ES"/>
         </w:rPr>
         <w:t xml:space="preserve"> </w:t>
       </w:r>
-      <w:hyperlink r:id="rId95">
-        <w:r>
-          <w:rPr>
-            <w:lang w:val="es_ES" w:bidi="es_ES"/>
-          </w:rPr>
-          <w:rPr>
-            <w:color w:val="0000EE"/>
-            <w:u w:val="single"/>
-          </w:rPr>
-          <w:t>3:1;</w:t>
-        </w:r>
-      </w:hyperlink>
+      <w:r>
+        <w:rPr>
+          <w:lang w:val="es_ES" w:bidi="es_ES"/>
+        </w:rPr>
+        <w:t>3:1;</w:t>
+      </w:r>
       <w:r>
         <w:rPr>
           <w:lang w:val="es_ES" w:bidi="es_ES"/>
         </w:rPr>
         <w:t xml:space="preserve"> </w:t>
       </w:r>
-      <w:hyperlink r:id="rId96">
-        <w:r>
-          <w:rPr>
-            <w:lang w:val="es_ES" w:bidi="es_ES"/>
-          </w:rPr>
-          <w:rPr>
-            <w:color w:val="0000EE"/>
-            <w:u w:val="single"/>
-          </w:rPr>
-          <w:t>5:7,</w:t>
-        </w:r>
-      </w:hyperlink>
-      <w:hyperlink r:id="rId97">
-        <w:r>
-          <w:rPr>
-            <w:lang w:val="es_ES" w:bidi="es_ES"/>
-          </w:rPr>
-          <w:rPr>
-            <w:color w:val="0000EE"/>
-            <w:u w:val="single"/>
-          </w:rPr>
-          <w:t>19)</w:t>
-        </w:r>
-      </w:hyperlink>
+      <w:r>
+        <w:rPr>
+          <w:lang w:val="es_ES" w:bidi="es_ES"/>
+        </w:rPr>
+        <w:t>5:7,</w:t>
+      </w:r>
+      <w:r>
+        <w:rPr>
+          <w:lang w:val="es_ES" w:bidi="es_ES"/>
+        </w:rPr>
+        <w:t>19)</w:t>
+      </w:r>
       <w:r>
         <w:rPr>
           <w:lang w:val="es_ES" w:bidi="es_ES"/>
         </w:rPr>
         <w:t xml:space="preserve">, solicitando su respuesta leal. • Santiago contrasta a nuestro glorioso Señor Jesucristo con la gloria de un hombre bien vestido </w:t>
       </w:r>
-      <w:hyperlink r:id="rId98">
-        <w:r>
-          <w:rPr>
-            <w:lang w:val="es_ES" w:bidi="es_ES"/>
-          </w:rPr>
-          <w:rPr>
-            <w:color w:val="0000EE"/>
-            <w:u w:val="single"/>
-          </w:rPr>
-          <w:t xml:space="preserve">(2:2). </w:t>
-        </w:r>
-      </w:hyperlink>
+      <w:r>
+        <w:rPr>
+          <w:lang w:val="es_ES" w:bidi="es_ES"/>
+        </w:rPr>
+        <w:t xml:space="preserve">(2:2). </w:t>
+      </w:r>
       <w:r>
         <w:rPr>
           <w:lang w:val="es_ES" w:bidi="es_ES"/>
@@ -3536,60 +2834,36 @@
         </w:rPr>
         <w:t xml:space="preserve"> una división entre la lealtad a Dios </w:t>
       </w:r>
-      <w:hyperlink r:id="rId98">
-        <w:r>
-          <w:rPr>
-            <w:lang w:val="es_ES" w:bidi="es_ES"/>
-          </w:rPr>
-          <w:rPr>
-            <w:color w:val="0000EE"/>
-            <w:u w:val="single"/>
-          </w:rPr>
-          <w:t>(</w:t>
-        </w:r>
-      </w:hyperlink>
-      <w:hyperlink r:id="rId99">
-        <w:r>
-          <w:rPr>
-            <w:lang w:val="es_ES" w:bidi="es_ES"/>
-          </w:rPr>
-          <w:rPr>
-            <w:color w:val="0000EE"/>
-            <w:u w:val="single"/>
-          </w:rPr>
-          <w:t>1:6)</w:t>
-        </w:r>
-      </w:hyperlink>
+      <w:r>
+        <w:rPr>
+          <w:lang w:val="es_ES" w:bidi="es_ES"/>
+        </w:rPr>
+        <w:t>(</w:t>
+      </w:r>
+      <w:r>
+        <w:rPr>
+          <w:lang w:val="es_ES" w:bidi="es_ES"/>
+        </w:rPr>
+        <w:t>1:6)</w:t>
+      </w:r>
       <w:r>
         <w:rPr>
           <w:lang w:val="es_ES" w:bidi="es_ES"/>
         </w:rPr>
         <w:t xml:space="preserve"> y el deseo de los beneficios de la riqueza mundana </w:t>
       </w:r>
-      <w:hyperlink r:id="rId98">
-        <w:r>
-          <w:rPr>
-            <w:lang w:val="es_ES" w:bidi="es_ES"/>
-          </w:rPr>
-          <w:rPr>
-            <w:color w:val="0000EE"/>
-            <w:u w:val="single"/>
-          </w:rPr>
-          <w:t>(</w:t>
-        </w:r>
-      </w:hyperlink>
-      <w:hyperlink r:id="rId89">
-        <w:r>
-          <w:rPr>
-            <w:lang w:val="es_ES" w:bidi="es_ES"/>
-          </w:rPr>
-          <w:rPr>
-            <w:color w:val="0000EE"/>
-            <w:u w:val="single"/>
-          </w:rPr>
-          <w:t>4:4)</w:t>
-        </w:r>
-      </w:hyperlink>
+      <w:r>
+        <w:rPr>
+          <w:lang w:val="es_ES" w:bidi="es_ES"/>
+        </w:rPr>
+        <w:t>(</w:t>
+      </w:r>
+      <w:r>
+        <w:rPr>
+          <w:lang w:val="es_ES" w:bidi="es_ES"/>
+        </w:rPr>
+        <w:t>4:4)</w:t>
+      </w:r>
       <w:r>
         <w:rPr>
           <w:lang w:val="es_ES" w:bidi="es_ES"/>
@@ -3644,378 +2918,240 @@
         </w:rPr>
         <w:t xml:space="preserve">Escúchame: utilizando este recurso retórico para dar énfasis </w:t>
       </w:r>
-      <w:hyperlink r:id="rId98">
-        <w:r>
-          <w:rPr>
-            <w:lang w:val="es_ES" w:bidi="es_ES"/>
-          </w:rPr>
-          <w:rPr>
-            <w:color w:val="0000EE"/>
-            <w:u w:val="single"/>
-          </w:rPr>
-          <w:t>(ver</w:t>
-        </w:r>
-      </w:hyperlink>
+      <w:r>
+        <w:rPr>
+          <w:lang w:val="es_ES" w:bidi="es_ES"/>
+        </w:rPr>
+        <w:t>(ver</w:t>
+      </w:r>
       <w:r>
         <w:rPr>
           <w:lang w:val="es_ES" w:bidi="es_ES"/>
         </w:rPr>
         <w:t xml:space="preserve"> </w:t>
       </w:r>
-      <w:hyperlink r:id="rId100">
-        <w:r>
-          <w:rPr>
-            <w:lang w:val="es_ES" w:bidi="es_ES"/>
-          </w:rPr>
-          <w:rPr>
-            <w:color w:val="0000EE"/>
-            <w:u w:val="single"/>
-          </w:rPr>
-          <w:t>Dt 6:3,</w:t>
-        </w:r>
-      </w:hyperlink>
+      <w:r>
+        <w:rPr>
+          <w:lang w:val="es_ES" w:bidi="es_ES"/>
+        </w:rPr>
+        <w:t>Dt 6:3,</w:t>
+      </w:r>
       <w:r>
         <w:rPr>
           <w:lang w:val="es_ES" w:bidi="es_ES"/>
         </w:rPr>
         <w:t xml:space="preserve"> </w:t>
       </w:r>
-      <w:hyperlink r:id="rId101">
-        <w:r>
-          <w:rPr>
-            <w:lang w:val="es_ES" w:bidi="es_ES"/>
-          </w:rPr>
-          <w:rPr>
-            <w:color w:val="0000EE"/>
-            <w:u w:val="single"/>
-          </w:rPr>
-          <w:t>Amós 3:1,</w:t>
-        </w:r>
-      </w:hyperlink>
+      <w:r>
+        <w:rPr>
+          <w:lang w:val="es_ES" w:bidi="es_ES"/>
+        </w:rPr>
+        <w:t>Amós 3:1,</w:t>
+      </w:r>
       <w:r>
         <w:rPr>
           <w:lang w:val="es_ES" w:bidi="es_ES"/>
         </w:rPr>
         <w:t xml:space="preserve"> </w:t>
       </w:r>
-      <w:hyperlink r:id="rId102">
-        <w:r>
-          <w:rPr>
-            <w:lang w:val="es_ES" w:bidi="es_ES"/>
-          </w:rPr>
-          <w:rPr>
-            <w:color w:val="0000EE"/>
-            <w:u w:val="single"/>
-          </w:rPr>
-          <w:t>Mt 13:18,</w:t>
-        </w:r>
-      </w:hyperlink>
+      <w:r>
+        <w:rPr>
+          <w:lang w:val="es_ES" w:bidi="es_ES"/>
+        </w:rPr>
+        <w:t>Mt 13:18,</w:t>
+      </w:r>
       <w:r>
         <w:rPr>
           <w:lang w:val="es_ES" w:bidi="es_ES"/>
         </w:rPr>
         <w:t xml:space="preserve"> </w:t>
       </w:r>
-      <w:hyperlink r:id="rId103">
-        <w:r>
-          <w:rPr>
-            <w:lang w:val="es_ES" w:bidi="es_ES"/>
-          </w:rPr>
-          <w:rPr>
-            <w:color w:val="0000EE"/>
-            <w:u w:val="single"/>
-          </w:rPr>
-          <w:t>Hechos 15:13)</w:t>
-        </w:r>
-      </w:hyperlink>
+      <w:r>
+        <w:rPr>
+          <w:lang w:val="es_ES" w:bidi="es_ES"/>
+        </w:rPr>
+        <w:t>Hechos 15:13)</w:t>
+      </w:r>
       <w:r>
         <w:rPr>
           <w:lang w:val="es_ES" w:bidi="es_ES"/>
         </w:rPr>
         <w:t xml:space="preserve">, Jacobo presenta su argumento en contra de favorecer a los ricos. • ¿Acaso no ha elegido Dios a los pobres? La especial preocupación de Dios por los pobres se refleja en el Antiguo Testamento </w:t>
       </w:r>
-      <w:hyperlink r:id="rId98">
-        <w:r>
-          <w:rPr>
-            <w:lang w:val="es_ES" w:bidi="es_ES"/>
-          </w:rPr>
-          <w:rPr>
-            <w:color w:val="0000EE"/>
-            <w:u w:val="single"/>
-          </w:rPr>
-          <w:t>(</w:t>
-        </w:r>
-      </w:hyperlink>
-      <w:hyperlink r:id="rId104">
-        <w:r>
-          <w:rPr>
-            <w:lang w:val="es_ES" w:bidi="es_ES"/>
-          </w:rPr>
-          <w:rPr>
-            <w:color w:val="0000EE"/>
-            <w:u w:val="single"/>
-          </w:rPr>
-          <w:t>Ex 23:11,</w:t>
-        </w:r>
-      </w:hyperlink>
+      <w:r>
+        <w:rPr>
+          <w:lang w:val="es_ES" w:bidi="es_ES"/>
+        </w:rPr>
+        <w:t>(</w:t>
+      </w:r>
+      <w:r>
+        <w:rPr>
+          <w:lang w:val="es_ES" w:bidi="es_ES"/>
+        </w:rPr>
+        <w:t>Ex 23:11,</w:t>
+      </w:r>
       <w:r>
         <w:rPr>
           <w:lang w:val="es_ES" w:bidi="es_ES"/>
         </w:rPr>
         <w:t xml:space="preserve"> </w:t>
       </w:r>
-      <w:hyperlink r:id="rId105">
-        <w:r>
-          <w:rPr>
-            <w:lang w:val="es_ES" w:bidi="es_ES"/>
-          </w:rPr>
-          <w:rPr>
-            <w:color w:val="0000EE"/>
-            <w:u w:val="single"/>
-          </w:rPr>
-          <w:t>1 Sam 2:8,</w:t>
-        </w:r>
-      </w:hyperlink>
+      <w:r>
+        <w:rPr>
+          <w:lang w:val="es_ES" w:bidi="es_ES"/>
+        </w:rPr>
+        <w:t>1 Sam 2:8,</w:t>
+      </w:r>
       <w:r>
         <w:rPr>
           <w:lang w:val="es_ES" w:bidi="es_ES"/>
         </w:rPr>
         <w:t xml:space="preserve"> </w:t>
       </w:r>
-      <w:hyperlink r:id="rId106">
-        <w:r>
-          <w:rPr>
-            <w:lang w:val="es_ES" w:bidi="es_ES"/>
-          </w:rPr>
-          <w:rPr>
-            <w:color w:val="0000EE"/>
-            <w:u w:val="single"/>
-          </w:rPr>
-          <w:t>Sal 12:5)</w:t>
-        </w:r>
-      </w:hyperlink>
+      <w:r>
+        <w:rPr>
+          <w:lang w:val="es_ES" w:bidi="es_ES"/>
+        </w:rPr>
+        <w:t>Sal 12:5)</w:t>
+      </w:r>
       <w:r>
         <w:rPr>
           <w:lang w:val="es_ES" w:bidi="es_ES"/>
         </w:rPr>
         <w:t xml:space="preserve"> y en los ministerios de Jesús y Pablo </w:t>
       </w:r>
-      <w:hyperlink r:id="rId98">
-        <w:r>
-          <w:rPr>
-            <w:lang w:val="es_ES" w:bidi="es_ES"/>
-          </w:rPr>
-          <w:rPr>
-            <w:color w:val="0000EE"/>
-            <w:u w:val="single"/>
-          </w:rPr>
-          <w:t>(</w:t>
-        </w:r>
-      </w:hyperlink>
-      <w:hyperlink r:id="rId107">
-        <w:r>
-          <w:rPr>
-            <w:lang w:val="es_ES" w:bidi="es_ES"/>
-          </w:rPr>
-          <w:rPr>
-            <w:color w:val="0000EE"/>
-            <w:u w:val="single"/>
-          </w:rPr>
-          <w:t>Lucas 4:18,</w:t>
-        </w:r>
-      </w:hyperlink>
+      <w:r>
+        <w:rPr>
+          <w:lang w:val="es_ES" w:bidi="es_ES"/>
+        </w:rPr>
+        <w:t>(</w:t>
+      </w:r>
+      <w:r>
+        <w:rPr>
+          <w:lang w:val="es_ES" w:bidi="es_ES"/>
+        </w:rPr>
+        <w:t>Lucas 4:18,</w:t>
+      </w:r>
       <w:r>
         <w:rPr>
           <w:lang w:val="es_ES" w:bidi="es_ES"/>
         </w:rPr>
         <w:t xml:space="preserve"> </w:t>
       </w:r>
-      <w:hyperlink r:id="rId108">
-        <w:r>
-          <w:rPr>
-            <w:lang w:val="es_ES" w:bidi="es_ES"/>
-          </w:rPr>
-          <w:rPr>
-            <w:color w:val="0000EE"/>
-            <w:u w:val="single"/>
-          </w:rPr>
-          <w:t>6:20;</w:t>
-        </w:r>
-      </w:hyperlink>
+      <w:r>
+        <w:rPr>
+          <w:lang w:val="es_ES" w:bidi="es_ES"/>
+        </w:rPr>
+        <w:t>6:20;</w:t>
+      </w:r>
       <w:r>
         <w:rPr>
           <w:lang w:val="es_ES" w:bidi="es_ES"/>
         </w:rPr>
         <w:t xml:space="preserve"> </w:t>
       </w:r>
-      <w:hyperlink r:id="rId109">
-        <w:r>
-          <w:rPr>
-            <w:lang w:val="es_ES" w:bidi="es_ES"/>
-          </w:rPr>
-          <w:rPr>
-            <w:color w:val="0000EE"/>
-            <w:u w:val="single"/>
-          </w:rPr>
-          <w:t>1 Co 1:26–28)</w:t>
-        </w:r>
-      </w:hyperlink>
+      <w:r>
+        <w:rPr>
+          <w:lang w:val="es_ES" w:bidi="es_ES"/>
+        </w:rPr>
+        <w:t>1 Co 1:26–28)</w:t>
+      </w:r>
       <w:r>
         <w:rPr>
           <w:lang w:val="es_ES" w:bidi="es_ES"/>
         </w:rPr>
         <w:t xml:space="preserve">. Esta preocupación fue enfatizada por la iglesia de Jerusalén </w:t>
       </w:r>
-      <w:hyperlink r:id="rId98">
-        <w:r>
-          <w:rPr>
-            <w:lang w:val="es_ES" w:bidi="es_ES"/>
-          </w:rPr>
-          <w:rPr>
-            <w:color w:val="0000EE"/>
-            <w:u w:val="single"/>
-          </w:rPr>
-          <w:t>(</w:t>
-        </w:r>
-      </w:hyperlink>
-      <w:hyperlink r:id="rId110">
-        <w:r>
-          <w:rPr>
-            <w:lang w:val="es_ES" w:bidi="es_ES"/>
-          </w:rPr>
-          <w:rPr>
-            <w:color w:val="0000EE"/>
-            <w:u w:val="single"/>
-          </w:rPr>
-          <w:t>Ga 2:9–10)</w:t>
-        </w:r>
-      </w:hyperlink>
+      <w:r>
+        <w:rPr>
+          <w:lang w:val="es_ES" w:bidi="es_ES"/>
+        </w:rPr>
+        <w:t>(</w:t>
+      </w:r>
+      <w:r>
+        <w:rPr>
+          <w:lang w:val="es_ES" w:bidi="es_ES"/>
+        </w:rPr>
+        <w:t>Ga 2:9–10)</w:t>
+      </w:r>
       <w:r>
         <w:rPr>
           <w:lang w:val="es_ES" w:bidi="es_ES"/>
         </w:rPr>
         <w:t xml:space="preserve">, de la cual Jacobo era el líder. • Heredar el Reino: el Reino de Dios fue central en la enseñanza de Jesús </w:t>
       </w:r>
-      <w:hyperlink r:id="rId98">
-        <w:r>
-          <w:rPr>
-            <w:lang w:val="es_ES" w:bidi="es_ES"/>
-          </w:rPr>
-          <w:rPr>
-            <w:color w:val="0000EE"/>
-            <w:u w:val="single"/>
-          </w:rPr>
-          <w:t>(</w:t>
-        </w:r>
-      </w:hyperlink>
-      <w:hyperlink r:id="rId111">
-        <w:r>
-          <w:rPr>
-            <w:lang w:val="es_ES" w:bidi="es_ES"/>
-          </w:rPr>
-          <w:rPr>
-            <w:color w:val="0000EE"/>
-            <w:u w:val="single"/>
-          </w:rPr>
-          <w:t>Mt 12:8,</w:t>
-        </w:r>
-      </w:hyperlink>
+      <w:r>
+        <w:rPr>
+          <w:lang w:val="es_ES" w:bidi="es_ES"/>
+        </w:rPr>
+        <w:t>(</w:t>
+      </w:r>
+      <w:r>
+        <w:rPr>
+          <w:lang w:val="es_ES" w:bidi="es_ES"/>
+        </w:rPr>
+        <w:t>Mt 12:8,</w:t>
+      </w:r>
       <w:r>
         <w:rPr>
           <w:lang w:val="es_ES" w:bidi="es_ES"/>
         </w:rPr>
         <w:t xml:space="preserve"> </w:t>
       </w:r>
-      <w:hyperlink r:id="rId112">
-        <w:r>
-          <w:rPr>
-            <w:lang w:val="es_ES" w:bidi="es_ES"/>
-          </w:rPr>
-          <w:rPr>
-            <w:color w:val="0000EE"/>
-            <w:u w:val="single"/>
-          </w:rPr>
-          <w:t>Marcos 1:15,</w:t>
-        </w:r>
-      </w:hyperlink>
+      <w:r>
+        <w:rPr>
+          <w:lang w:val="es_ES" w:bidi="es_ES"/>
+        </w:rPr>
+        <w:t>Marcos 1:15,</w:t>
+      </w:r>
       <w:r>
         <w:rPr>
           <w:lang w:val="es_ES" w:bidi="es_ES"/>
         </w:rPr>
         <w:t xml:space="preserve"> </w:t>
       </w:r>
-      <w:hyperlink r:id="rId113">
-        <w:r>
-          <w:rPr>
-            <w:lang w:val="es_ES" w:bidi="es_ES"/>
-          </w:rPr>
-          <w:rPr>
-            <w:color w:val="0000EE"/>
-            <w:u w:val="single"/>
-          </w:rPr>
-          <w:t>Lucas 17:21)</w:t>
-        </w:r>
-      </w:hyperlink>
+      <w:r>
+        <w:rPr>
+          <w:lang w:val="es_ES" w:bidi="es_ES"/>
+        </w:rPr>
+        <w:t>Lucas 17:21)</w:t>
+      </w:r>
       <w:r>
         <w:rPr>
           <w:lang w:val="es_ES" w:bidi="es_ES"/>
         </w:rPr>
         <w:t xml:space="preserve">. Cristo ya gobierna desde su lugar a la derecha del Padre, pero su Reino se realizará plenamente solo cuando el Hijo del Hombre venga </w:t>
       </w:r>
-      <w:hyperlink r:id="rId98">
-        <w:r>
-          <w:rPr>
-            <w:lang w:val="es_ES" w:bidi="es_ES"/>
-          </w:rPr>
-          <w:rPr>
-            <w:color w:val="0000EE"/>
-            <w:u w:val="single"/>
-          </w:rPr>
-          <w:t>(</w:t>
-        </w:r>
-      </w:hyperlink>
-      <w:hyperlink r:id="rId114">
-        <w:r>
-          <w:rPr>
-            <w:lang w:val="es_ES" w:bidi="es_ES"/>
-          </w:rPr>
-          <w:rPr>
-            <w:color w:val="0000EE"/>
-            <w:u w:val="single"/>
-          </w:rPr>
-          <w:t>Mt 25:31,</w:t>
-        </w:r>
-      </w:hyperlink>
-      <w:hyperlink r:id="rId115">
-        <w:r>
-          <w:rPr>
-            <w:lang w:val="es_ES" w:bidi="es_ES"/>
-          </w:rPr>
-          <w:rPr>
-            <w:color w:val="0000EE"/>
-            <w:u w:val="single"/>
-          </w:rPr>
-          <w:t>34;</w:t>
-        </w:r>
-      </w:hyperlink>
+      <w:r>
+        <w:rPr>
+          <w:lang w:val="es_ES" w:bidi="es_ES"/>
+        </w:rPr>
+        <w:t>(</w:t>
+      </w:r>
+      <w:r>
+        <w:rPr>
+          <w:lang w:val="es_ES" w:bidi="es_ES"/>
+        </w:rPr>
+        <w:t>Mt 25:31,</w:t>
+      </w:r>
+      <w:r>
+        <w:rPr>
+          <w:lang w:val="es_ES" w:bidi="es_ES"/>
+        </w:rPr>
+        <w:t>34;</w:t>
+      </w:r>
       <w:r>
         <w:rPr>
           <w:lang w:val="es_ES" w:bidi="es_ES"/>
         </w:rPr>
         <w:t xml:space="preserve"> </w:t>
       </w:r>
-      <w:hyperlink r:id="rId116">
-        <w:r>
-          <w:rPr>
-            <w:lang w:val="es_ES" w:bidi="es_ES"/>
-          </w:rPr>
-          <w:rPr>
-            <w:color w:val="0000EE"/>
-            <w:u w:val="single"/>
-          </w:rPr>
-          <w:t>1 Co 15:24–28)</w:t>
-        </w:r>
-      </w:hyperlink>
+      <w:r>
+        <w:rPr>
+          <w:lang w:val="es_ES" w:bidi="es_ES"/>
+        </w:rPr>
+        <w:t>1 Co 15:24–28)</w:t>
+      </w:r>
       <w:r>
         <w:rPr>
           <w:lang w:val="es_ES" w:bidi="es_ES"/>
@@ -4083,30 +3219,18 @@
         </w:rPr>
         <w:t xml:space="preserve">): el nombre es Jesucristo </w:t>
       </w:r>
-      <w:hyperlink r:id="rId98">
-        <w:r>
-          <w:rPr>
-            <w:lang w:val="es_ES" w:bidi="es_ES"/>
-          </w:rPr>
-          <w:rPr>
-            <w:color w:val="0000EE"/>
-            <w:u w:val="single"/>
-          </w:rPr>
-          <w:t>(</w:t>
-        </w:r>
-      </w:hyperlink>
-      <w:hyperlink r:id="rId117">
-        <w:r>
-          <w:rPr>
-            <w:lang w:val="es_ES" w:bidi="es_ES"/>
-          </w:rPr>
-          <w:rPr>
-            <w:color w:val="0000EE"/>
-            <w:u w:val="single"/>
-          </w:rPr>
-          <w:t>2:1)</w:t>
-        </w:r>
-      </w:hyperlink>
+      <w:r>
+        <w:rPr>
+          <w:lang w:val="es_ES" w:bidi="es_ES"/>
+        </w:rPr>
+        <w:t>(</w:t>
+      </w:r>
+      <w:r>
+        <w:rPr>
+          <w:lang w:val="es_ES" w:bidi="es_ES"/>
+        </w:rPr>
+        <w:t>2:1)</w:t>
+      </w:r>
       <w:r>
         <w:rPr>
           <w:lang w:val="es_ES" w:bidi="es_ES"/>
@@ -4161,186 +3285,114 @@
         </w:rPr>
         <w:t xml:space="preserve">Los cristianos deben obedecer (literalmente "cumplir") la ley real, tal como Jesús cumplió la ley con su venida </w:t>
       </w:r>
-      <w:hyperlink r:id="rId98">
-        <w:r>
-          <w:rPr>
-            <w:lang w:val="es_ES" w:bidi="es_ES"/>
-          </w:rPr>
-          <w:rPr>
-            <w:color w:val="0000EE"/>
-            <w:u w:val="single"/>
-          </w:rPr>
-          <w:t>(</w:t>
-        </w:r>
-      </w:hyperlink>
-      <w:hyperlink r:id="rId118">
-        <w:r>
-          <w:rPr>
-            <w:lang w:val="es_ES" w:bidi="es_ES"/>
-          </w:rPr>
-          <w:rPr>
-            <w:color w:val="0000EE"/>
-            <w:u w:val="single"/>
-          </w:rPr>
-          <w:t>Mt 5:17</w:t>
-        </w:r>
-      </w:hyperlink>
-      <w:hyperlink r:id="rId98">
-        <w:r>
-          <w:rPr>
-            <w:lang w:val="es_ES" w:bidi="es_ES"/>
-          </w:rPr>
-          <w:rPr>
-            <w:color w:val="0000EE"/>
-            <w:u w:val="single"/>
-          </w:rPr>
-          <w:t>)</w:t>
-        </w:r>
-      </w:hyperlink>
+      <w:r>
+        <w:rPr>
+          <w:lang w:val="es_ES" w:bidi="es_ES"/>
+        </w:rPr>
+        <w:t>(</w:t>
+      </w:r>
+      <w:r>
+        <w:rPr>
+          <w:lang w:val="es_ES" w:bidi="es_ES"/>
+        </w:rPr>
+        <w:t>Mt 5:17</w:t>
+      </w:r>
+      <w:r>
+        <w:rPr>
+          <w:lang w:val="es_ES" w:bidi="es_ES"/>
+        </w:rPr>
+        <w:t>)</w:t>
+      </w:r>
       <w:r>
         <w:rPr>
           <w:lang w:val="es_ES" w:bidi="es_ES"/>
         </w:rPr>
         <w:t xml:space="preserve"> y su enseñanza </w:t>
       </w:r>
-      <w:hyperlink r:id="rId98">
-        <w:r>
-          <w:rPr>
-            <w:lang w:val="es_ES" w:bidi="es_ES"/>
-          </w:rPr>
-          <w:rPr>
-            <w:color w:val="0000EE"/>
-            <w:u w:val="single"/>
-          </w:rPr>
-          <w:t>(</w:t>
-        </w:r>
-      </w:hyperlink>
-      <w:hyperlink r:id="rId119">
-        <w:r>
-          <w:rPr>
-            <w:lang w:val="es_ES" w:bidi="es_ES"/>
-          </w:rPr>
-          <w:rPr>
-            <w:color w:val="0000EE"/>
-            <w:u w:val="single"/>
-          </w:rPr>
-          <w:t>Mt 22:34–40)</w:t>
-        </w:r>
-      </w:hyperlink>
+      <w:r>
+        <w:rPr>
+          <w:lang w:val="es_ES" w:bidi="es_ES"/>
+        </w:rPr>
+        <w:t>(</w:t>
+      </w:r>
+      <w:r>
+        <w:rPr>
+          <w:lang w:val="es_ES" w:bidi="es_ES"/>
+        </w:rPr>
+        <w:t>Mt 22:34–40)</w:t>
+      </w:r>
       <w:r>
         <w:rPr>
           <w:lang w:val="es_ES" w:bidi="es_ES"/>
         </w:rPr>
         <w:t xml:space="preserve">. • La ley se llama "real" porque pertenece al Reino </w:t>
       </w:r>
-      <w:hyperlink r:id="rId98">
-        <w:r>
-          <w:rPr>
-            <w:lang w:val="es_ES" w:bidi="es_ES"/>
-          </w:rPr>
-          <w:rPr>
-            <w:color w:val="0000EE"/>
-            <w:u w:val="single"/>
-          </w:rPr>
-          <w:t>(</w:t>
-        </w:r>
-      </w:hyperlink>
-      <w:hyperlink r:id="rId32">
-        <w:r>
-          <w:rPr>
-            <w:lang w:val="es_ES" w:bidi="es_ES"/>
-          </w:rPr>
-          <w:rPr>
-            <w:color w:val="0000EE"/>
-            <w:u w:val="single"/>
-          </w:rPr>
-          <w:t>St 2:5)</w:t>
-        </w:r>
-      </w:hyperlink>
+      <w:r>
+        <w:rPr>
+          <w:lang w:val="es_ES" w:bidi="es_ES"/>
+        </w:rPr>
+        <w:t>(</w:t>
+      </w:r>
+      <w:r>
+        <w:rPr>
+          <w:lang w:val="es_ES" w:bidi="es_ES"/>
+        </w:rPr>
+        <w:t>St 2:5)</w:t>
+      </w:r>
       <w:r>
         <w:rPr>
           <w:lang w:val="es_ES" w:bidi="es_ES"/>
         </w:rPr>
         <w:t xml:space="preserve"> y fue articulada por nuestro glorioso Señor (Rey). • Como se encuentra en las Escrituras: Santiago pasa de una referencia general a la ley a un mandamiento escrito específico del código de santidad </w:t>
       </w:r>
-      <w:hyperlink r:id="rId98">
-        <w:r>
-          <w:rPr>
-            <w:lang w:val="es_ES" w:bidi="es_ES"/>
-          </w:rPr>
-          <w:rPr>
-            <w:color w:val="0000EE"/>
-            <w:u w:val="single"/>
-          </w:rPr>
-          <w:t>(</w:t>
-        </w:r>
-      </w:hyperlink>
-      <w:hyperlink r:id="rId120">
-        <w:r>
-          <w:rPr>
-            <w:lang w:val="es_ES" w:bidi="es_ES"/>
-          </w:rPr>
-          <w:rPr>
-            <w:color w:val="0000EE"/>
-            <w:u w:val="single"/>
-          </w:rPr>
-          <w:t>Lv 19).</w:t>
-        </w:r>
-      </w:hyperlink>
+      <w:r>
+        <w:rPr>
+          <w:lang w:val="es_ES" w:bidi="es_ES"/>
+        </w:rPr>
+        <w:t>(</w:t>
+      </w:r>
+      <w:r>
+        <w:rPr>
+          <w:lang w:val="es_ES" w:bidi="es_ES"/>
+        </w:rPr>
+        <w:t>Lv 19).</w:t>
+      </w:r>
       <w:r>
         <w:rPr>
           <w:lang w:val="es_ES" w:bidi="es_ES"/>
         </w:rPr>
         <w:t xml:space="preserve"> Especifica cómo debe expresarse nuestro amor por Dios en las relaciones con otras personas </w:t>
       </w:r>
-      <w:hyperlink r:id="rId98">
-        <w:r>
-          <w:rPr>
-            <w:lang w:val="es_ES" w:bidi="es_ES"/>
-          </w:rPr>
-          <w:rPr>
-            <w:color w:val="0000EE"/>
-            <w:u w:val="single"/>
-          </w:rPr>
-          <w:t>(ver</w:t>
-        </w:r>
-      </w:hyperlink>
+      <w:r>
+        <w:rPr>
+          <w:lang w:val="es_ES" w:bidi="es_ES"/>
+        </w:rPr>
+        <w:t>(ver</w:t>
+      </w:r>
       <w:r>
         <w:rPr>
           <w:lang w:val="es_ES" w:bidi="es_ES"/>
         </w:rPr>
         <w:t xml:space="preserve"> </w:t>
       </w:r>
-      <w:hyperlink r:id="rId121">
-        <w:r>
-          <w:rPr>
-            <w:lang w:val="es_ES" w:bidi="es_ES"/>
-          </w:rPr>
-          <w:rPr>
-            <w:color w:val="0000EE"/>
-            <w:u w:val="single"/>
-          </w:rPr>
-          <w:t>Lv 19:18,</w:t>
-        </w:r>
-      </w:hyperlink>
+      <w:r>
+        <w:rPr>
+          <w:lang w:val="es_ES" w:bidi="es_ES"/>
+        </w:rPr>
+        <w:t>Lv 19:18,</w:t>
+      </w:r>
       <w:r>
         <w:rPr>
           <w:lang w:val="es_ES" w:bidi="es_ES"/>
         </w:rPr>
         <w:t xml:space="preserve"> </w:t>
       </w:r>
-      <w:hyperlink r:id="rId122">
-        <w:r>
-          <w:rPr>
-            <w:lang w:val="es_ES" w:bidi="es_ES"/>
-          </w:rPr>
-          <w:rPr>
-            <w:color w:val="0000EE"/>
-            <w:u w:val="single"/>
-          </w:rPr>
-          <w:t>Dt 6:5)</w:t>
-        </w:r>
-      </w:hyperlink>
+      <w:r>
+        <w:rPr>
+          <w:lang w:val="es_ES" w:bidi="es_ES"/>
+        </w:rPr>
+        <w:t>Dt 6:5)</w:t>
+      </w:r>
       <w:r>
         <w:rPr>
           <w:lang w:val="es_ES" w:bidi="es_ES"/>
@@ -4359,18 +3411,12 @@
         </w:rPr>
         <w:t xml:space="preserve">”: esta cita de </w:t>
       </w:r>
-      <w:hyperlink r:id="rId121">
-        <w:r>
-          <w:rPr>
-            <w:lang w:val="es_ES" w:bidi="es_ES"/>
-          </w:rPr>
-          <w:rPr>
-            <w:color w:val="0000EE"/>
-            <w:u w:val="single"/>
-          </w:rPr>
-          <w:t>Lv 19:18</w:t>
-        </w:r>
-      </w:hyperlink>
+      <w:r>
+        <w:rPr>
+          <w:lang w:val="es_ES" w:bidi="es_ES"/>
+        </w:rPr>
+        <w:t>Lv 19:18</w:t>
+      </w:r>
       <w:r>
         <w:rPr>
           <w:lang w:val="es_ES" w:bidi="es_ES"/>
@@ -4473,18 +3519,12 @@
         </w:rPr>
         <w:t xml:space="preserve">El favoritismo infringe el mandamiento de amar al prójimo </w:t>
       </w:r>
-      <w:hyperlink r:id="rId123">
-        <w:r>
-          <w:rPr>
-            <w:lang w:val="es_ES" w:bidi="es_ES"/>
-          </w:rPr>
-          <w:rPr>
-            <w:color w:val="0000EE"/>
-            <w:u w:val="single"/>
-          </w:rPr>
-          <w:t>(2:8)</w:t>
-        </w:r>
-      </w:hyperlink>
+      <w:r>
+        <w:rPr>
+          <w:lang w:val="es_ES" w:bidi="es_ES"/>
+        </w:rPr>
+        <w:t>(2:8)</w:t>
+      </w:r>
       <w:r>
         <w:rPr>
           <w:lang w:val="es_ES" w:bidi="es_ES"/>
@@ -4539,18 +3579,12 @@
         </w:rPr>
         <w:t xml:space="preserve">La ley ... te libera del poder controlador del pecado (ver </w:t>
       </w:r>
-      <w:hyperlink r:id="rId124">
-        <w:r>
-          <w:rPr>
-            <w:lang w:val="es_ES" w:bidi="es_ES"/>
-          </w:rPr>
-          <w:rPr>
-            <w:color w:val="0000EE"/>
-            <w:u w:val="single"/>
-          </w:rPr>
-          <w:t>1:25</w:t>
-        </w:r>
-      </w:hyperlink>
+      <w:r>
+        <w:rPr>
+          <w:lang w:val="es_ES" w:bidi="es_ES"/>
+        </w:rPr>
+        <w:t>1:25</w:t>
+      </w:r>
       <w:r>
         <w:rPr>
           <w:lang w:val="es_ES" w:bidi="es_ES"/>
@@ -4569,30 +3603,18 @@
         </w:rPr>
         <w:t xml:space="preserve">, promoviendo así la perseverancia y el crecimiento hacia la perfección </w:t>
       </w:r>
-      <w:hyperlink r:id="rId123">
-        <w:r>
-          <w:rPr>
-            <w:lang w:val="es_ES" w:bidi="es_ES"/>
-          </w:rPr>
-          <w:rPr>
-            <w:color w:val="0000EE"/>
-            <w:u w:val="single"/>
-          </w:rPr>
-          <w:t>(</w:t>
-        </w:r>
-      </w:hyperlink>
-      <w:hyperlink r:id="rId125">
-        <w:r>
-          <w:rPr>
-            <w:lang w:val="es_ES" w:bidi="es_ES"/>
-          </w:rPr>
-          <w:rPr>
-            <w:color w:val="0000EE"/>
-            <w:u w:val="single"/>
-          </w:rPr>
-          <w:t>1:3–4)</w:t>
-        </w:r>
-      </w:hyperlink>
+      <w:r>
+        <w:rPr>
+          <w:lang w:val="es_ES" w:bidi="es_ES"/>
+        </w:rPr>
+        <w:t>(</w:t>
+      </w:r>
+      <w:r>
+        <w:rPr>
+          <w:lang w:val="es_ES" w:bidi="es_ES"/>
+        </w:rPr>
+        <w:t>1:3–4)</w:t>
+      </w:r>
       <w:r>
         <w:rPr>
           <w:lang w:val="es_ES" w:bidi="es_ES"/>
@@ -4647,66 +3669,42 @@
         </w:rPr>
         <w:t xml:space="preserve">Santiago concluye esta sección </w:t>
       </w:r>
-      <w:hyperlink r:id="rId123">
-        <w:r>
-          <w:rPr>
-            <w:lang w:val="es_ES" w:bidi="es_ES"/>
-          </w:rPr>
-          <w:rPr>
-            <w:color w:val="0000EE"/>
-            <w:u w:val="single"/>
-          </w:rPr>
-          <w:t>(</w:t>
-        </w:r>
-      </w:hyperlink>
-      <w:hyperlink r:id="rId126">
-        <w:r>
-          <w:rPr>
-            <w:lang w:val="es_ES" w:bidi="es_ES"/>
-          </w:rPr>
-          <w:rPr>
-            <w:color w:val="0000EE"/>
-            <w:u w:val="single"/>
-          </w:rPr>
-          <w:t>2:1–13)</w:t>
-        </w:r>
-      </w:hyperlink>
+      <w:r>
+        <w:rPr>
+          <w:lang w:val="es_ES" w:bidi="es_ES"/>
+        </w:rPr>
+        <w:t>(</w:t>
+      </w:r>
+      <w:r>
+        <w:rPr>
+          <w:lang w:val="es_ES" w:bidi="es_ES"/>
+        </w:rPr>
+        <w:t>2:1–13)</w:t>
+      </w:r>
       <w:r>
         <w:rPr>
           <w:lang w:val="es_ES" w:bidi="es_ES"/>
         </w:rPr>
         <w:t xml:space="preserve"> relacionando la misericordia divina con la misericordia humana (ver también </w:t>
       </w:r>
-      <w:hyperlink r:id="rId127">
-        <w:r>
-          <w:rPr>
-            <w:lang w:val="es_ES" w:bidi="es_ES"/>
-          </w:rPr>
-          <w:rPr>
-            <w:color w:val="0000EE"/>
-            <w:u w:val="single"/>
-          </w:rPr>
-          <w:t>Mt 6:14–15,</w:t>
-        </w:r>
-      </w:hyperlink>
+      <w:r>
+        <w:rPr>
+          <w:lang w:val="es_ES" w:bidi="es_ES"/>
+        </w:rPr>
+        <w:t>Mt 6:14–15,</w:t>
+      </w:r>
       <w:r>
         <w:rPr>
           <w:lang w:val="es_ES" w:bidi="es_ES"/>
         </w:rPr>
         <w:t xml:space="preserve"> </w:t>
       </w:r>
-      <w:hyperlink r:id="rId128">
-        <w:r>
-          <w:rPr>
-            <w:lang w:val="es_ES" w:bidi="es_ES"/>
-          </w:rPr>
-          <w:rPr>
-            <w:color w:val="0000EE"/>
-            <w:u w:val="single"/>
-          </w:rPr>
-          <w:t>Ef 4:32).</w:t>
-        </w:r>
-      </w:hyperlink>
+      <w:r>
+        <w:rPr>
+          <w:lang w:val="es_ES" w:bidi="es_ES"/>
+        </w:rPr>
+        <w:t>Ef 4:32).</w:t>
+      </w:r>
       <w:r>
         <w:rPr>
           <w:lang w:val="es_ES" w:bidi="es_ES"/>
@@ -4755,132 +3753,84 @@
         </w:rPr>
         <w:t xml:space="preserve">Si dices que tienes fe: Jacobo escribe a los cristianos que necesitan ser motivados para realizar acciones que deberían surgir de una fe genuina. Pablo hace el mismo punto </w:t>
       </w:r>
-      <w:hyperlink r:id="rId123">
-        <w:r>
-          <w:rPr>
-            <w:lang w:val="es_ES" w:bidi="es_ES"/>
-          </w:rPr>
-          <w:rPr>
-            <w:color w:val="0000EE"/>
-            <w:u w:val="single"/>
-          </w:rPr>
-          <w:t>(ver, por ejemplo,</w:t>
-        </w:r>
-      </w:hyperlink>
+      <w:r>
+        <w:rPr>
+          <w:lang w:val="es_ES" w:bidi="es_ES"/>
+        </w:rPr>
+        <w:t>(ver, por ejemplo,</w:t>
+      </w:r>
       <w:r>
         <w:rPr>
           <w:lang w:val="es_ES" w:bidi="es_ES"/>
         </w:rPr>
         <w:t xml:space="preserve"> </w:t>
       </w:r>
-      <w:hyperlink r:id="rId129">
-        <w:r>
-          <w:rPr>
-            <w:lang w:val="es_ES" w:bidi="es_ES"/>
-          </w:rPr>
-          <w:rPr>
-            <w:color w:val="0000EE"/>
-            <w:u w:val="single"/>
-          </w:rPr>
-          <w:t>Ga 5:6)</w:t>
-        </w:r>
-      </w:hyperlink>
+      <w:r>
+        <w:rPr>
+          <w:lang w:val="es_ES" w:bidi="es_ES"/>
+        </w:rPr>
+        <w:t>Ga 5:6)</w:t>
+      </w:r>
       <w:r>
         <w:rPr>
           <w:lang w:val="es_ES" w:bidi="es_ES"/>
         </w:rPr>
         <w:t xml:space="preserve">, pero a menudo critica a las personas por intentar basar su relación con Dios en sus acciones </w:t>
       </w:r>
-      <w:hyperlink r:id="rId123">
-        <w:r>
-          <w:rPr>
-            <w:lang w:val="es_ES" w:bidi="es_ES"/>
-          </w:rPr>
-          <w:rPr>
-            <w:color w:val="0000EE"/>
-            <w:u w:val="single"/>
-          </w:rPr>
-          <w:t>(</w:t>
-        </w:r>
-      </w:hyperlink>
-      <w:hyperlink r:id="rId130">
-        <w:r>
-          <w:rPr>
-            <w:lang w:val="es_ES" w:bidi="es_ES"/>
-          </w:rPr>
-          <w:rPr>
-            <w:color w:val="0000EE"/>
-            <w:u w:val="single"/>
-          </w:rPr>
-          <w:t>Ro 3:20,</w:t>
-        </w:r>
-      </w:hyperlink>
-      <w:hyperlink r:id="rId131">
-        <w:r>
-          <w:rPr>
-            <w:lang w:val="es_ES" w:bidi="es_ES"/>
-          </w:rPr>
-          <w:rPr>
-            <w:color w:val="0000EE"/>
-            <w:u w:val="single"/>
-          </w:rPr>
-          <w:t>28;</w:t>
-        </w:r>
-      </w:hyperlink>
+      <w:r>
+        <w:rPr>
+          <w:lang w:val="es_ES" w:bidi="es_ES"/>
+        </w:rPr>
+        <w:t>(</w:t>
+      </w:r>
+      <w:r>
+        <w:rPr>
+          <w:lang w:val="es_ES" w:bidi="es_ES"/>
+        </w:rPr>
+        <w:t>Ro 3:20,</w:t>
+      </w:r>
+      <w:r>
+        <w:rPr>
+          <w:lang w:val="es_ES" w:bidi="es_ES"/>
+        </w:rPr>
+        <w:t>28;</w:t>
+      </w:r>
       <w:r>
         <w:rPr>
           <w:lang w:val="es_ES" w:bidi="es_ES"/>
         </w:rPr>
         <w:t xml:space="preserve"> </w:t>
       </w:r>
-      <w:hyperlink r:id="rId132">
-        <w:r>
-          <w:rPr>
-            <w:lang w:val="es_ES" w:bidi="es_ES"/>
-          </w:rPr>
-          <w:rPr>
-            <w:color w:val="0000EE"/>
-            <w:u w:val="single"/>
-          </w:rPr>
-          <w:t>4:3–5;</w:t>
-        </w:r>
-      </w:hyperlink>
+      <w:r>
+        <w:rPr>
+          <w:lang w:val="es_ES" w:bidi="es_ES"/>
+        </w:rPr>
+        <w:t>4:3–5;</w:t>
+      </w:r>
       <w:r>
         <w:rPr>
           <w:lang w:val="es_ES" w:bidi="es_ES"/>
         </w:rPr>
         <w:t xml:space="preserve"> </w:t>
       </w:r>
-      <w:hyperlink r:id="rId133">
-        <w:r>
-          <w:rPr>
-            <w:lang w:val="es_ES" w:bidi="es_ES"/>
-          </w:rPr>
-          <w:rPr>
-            <w:color w:val="0000EE"/>
-            <w:u w:val="single"/>
-          </w:rPr>
-          <w:t>Ga 2:16;</w:t>
-        </w:r>
-      </w:hyperlink>
+      <w:r>
+        <w:rPr>
+          <w:lang w:val="es_ES" w:bidi="es_ES"/>
+        </w:rPr>
+        <w:t>Ga 2:16;</w:t>
+      </w:r>
       <w:r>
         <w:rPr>
           <w:lang w:val="es_ES" w:bidi="es_ES"/>
         </w:rPr>
         <w:t xml:space="preserve"> </w:t>
       </w:r>
-      <w:hyperlink r:id="rId134">
-        <w:r>
-          <w:rPr>
-            <w:lang w:val="es_ES" w:bidi="es_ES"/>
-          </w:rPr>
-          <w:rPr>
-            <w:color w:val="0000EE"/>
-            <w:u w:val="single"/>
-          </w:rPr>
-          <w:t>3:1–14)</w:t>
-        </w:r>
-      </w:hyperlink>
+      <w:r>
+        <w:rPr>
+          <w:lang w:val="es_ES" w:bidi="es_ES"/>
+        </w:rPr>
+        <w:t>3:1–14)</w:t>
+      </w:r>
       <w:r>
         <w:rPr>
           <w:lang w:val="es_ES" w:bidi="es_ES"/>
@@ -4935,66 +3885,42 @@
         </w:rPr>
         <w:t xml:space="preserve">Santiago explica por qué los cristianos deben preocuparse por el juicio de sus acciones </w:t>
       </w:r>
-      <w:hyperlink r:id="rId123">
-        <w:r>
-          <w:rPr>
-            <w:lang w:val="es_ES" w:bidi="es_ES"/>
-          </w:rPr>
-          <w:rPr>
-            <w:color w:val="0000EE"/>
-            <w:u w:val="single"/>
-          </w:rPr>
-          <w:t>(</w:t>
-        </w:r>
-      </w:hyperlink>
-      <w:hyperlink r:id="rId135">
-        <w:r>
-          <w:rPr>
-            <w:lang w:val="es_ES" w:bidi="es_ES"/>
-          </w:rPr>
-          <w:rPr>
-            <w:color w:val="0000EE"/>
-            <w:u w:val="single"/>
-          </w:rPr>
-          <w:t>2:12–13):</w:t>
-        </w:r>
-      </w:hyperlink>
+      <w:r>
+        <w:rPr>
+          <w:lang w:val="es_ES" w:bidi="es_ES"/>
+        </w:rPr>
+        <w:t>(</w:t>
+      </w:r>
+      <w:r>
+        <w:rPr>
+          <w:lang w:val="es_ES" w:bidi="es_ES"/>
+        </w:rPr>
+        <w:t>2:12–13):</w:t>
+      </w:r>
       <w:r>
         <w:rPr>
           <w:lang w:val="es_ES" w:bidi="es_ES"/>
         </w:rPr>
         <w:t xml:space="preserve"> la fe verdadera debe ir acompañada de buenas obras </w:t>
       </w:r>
-      <w:hyperlink r:id="rId123">
-        <w:r>
-          <w:rPr>
-            <w:lang w:val="es_ES" w:bidi="es_ES"/>
-          </w:rPr>
-          <w:rPr>
-            <w:color w:val="0000EE"/>
-            <w:u w:val="single"/>
-          </w:rPr>
-          <w:t>(ver</w:t>
-        </w:r>
-      </w:hyperlink>
+      <w:r>
+        <w:rPr>
+          <w:lang w:val="es_ES" w:bidi="es_ES"/>
+        </w:rPr>
+        <w:t>(ver</w:t>
+      </w:r>
       <w:r>
         <w:rPr>
           <w:lang w:val="es_ES" w:bidi="es_ES"/>
         </w:rPr>
         <w:t xml:space="preserve"> </w:t>
       </w:r>
-      <w:hyperlink r:id="rId40">
-        <w:r>
-          <w:rPr>
-            <w:lang w:val="es_ES" w:bidi="es_ES"/>
-          </w:rPr>
-          <w:rPr>
-            <w:color w:val="0000EE"/>
-            <w:u w:val="single"/>
-          </w:rPr>
-          <w:t>1:22–25)</w:t>
-        </w:r>
-      </w:hyperlink>
+      <w:r>
+        <w:rPr>
+          <w:lang w:val="es_ES" w:bidi="es_ES"/>
+        </w:rPr>
+        <w:t>1:22–25)</w:t>
+      </w:r>
       <w:r>
         <w:rPr>
           <w:lang w:val="es_ES" w:bidi="es_ES"/>
@@ -5049,18 +3975,12 @@
         </w:rPr>
         <w:t xml:space="preserve">Supongamos que ves: como en </w:t>
       </w:r>
-      <w:hyperlink r:id="rId136">
-        <w:r>
-          <w:rPr>
-            <w:lang w:val="es_ES" w:bidi="es_ES"/>
-          </w:rPr>
-          <w:rPr>
-            <w:color w:val="0000EE"/>
-            <w:u w:val="single"/>
-          </w:rPr>
-          <w:t>2:2–4</w:t>
-        </w:r>
-      </w:hyperlink>
+      <w:r>
+        <w:rPr>
+          <w:lang w:val="es_ES" w:bidi="es_ES"/>
+        </w:rPr>
+        <w:t>2:2–4</w:t>
+      </w:r>
       <w:r>
         <w:rPr>
           <w:lang w:val="es_ES" w:bidi="es_ES"/>
@@ -5139,36 +4059,24 @@
         </w:rPr>
         <w:t xml:space="preserve">, en la que expone un contraargumento hipotético de que una persona puede tener el don de la fe mientras que otra persona tiene el don de las obras </w:t>
       </w:r>
-      <w:hyperlink r:id="rId123">
-        <w:r>
-          <w:rPr>
-            <w:lang w:val="es_ES" w:bidi="es_ES"/>
-          </w:rPr>
-          <w:rPr>
-            <w:color w:val="0000EE"/>
-            <w:u w:val="single"/>
-          </w:rPr>
-          <w:t>(ver</w:t>
-        </w:r>
-      </w:hyperlink>
+      <w:r>
+        <w:rPr>
+          <w:lang w:val="es_ES" w:bidi="es_ES"/>
+        </w:rPr>
+        <w:t>(ver</w:t>
+      </w:r>
       <w:r>
         <w:rPr>
           <w:lang w:val="es_ES" w:bidi="es_ES"/>
         </w:rPr>
         <w:t xml:space="preserve"> </w:t>
       </w:r>
-      <w:hyperlink r:id="rId137">
-        <w:r>
-          <w:rPr>
-            <w:lang w:val="es_ES" w:bidi="es_ES"/>
-          </w:rPr>
-          <w:rPr>
-            <w:color w:val="0000EE"/>
-            <w:u w:val="single"/>
-          </w:rPr>
-          <w:t>1 Co 12:7–9)</w:t>
-        </w:r>
-      </w:hyperlink>
+      <w:r>
+        <w:rPr>
+          <w:lang w:val="es_ES" w:bidi="es_ES"/>
+        </w:rPr>
+        <w:t>1 Co 12:7–9)</w:t>
+      </w:r>
       <w:r>
         <w:rPr>
           <w:lang w:val="es_ES" w:bidi="es_ES"/>
@@ -5223,66 +4131,42 @@
         </w:rPr>
         <w:t xml:space="preserve">Que hay un solo Dios: esta es la confesión fundamental de la fe de Israel </w:t>
       </w:r>
-      <w:hyperlink r:id="rId138">
-        <w:r>
-          <w:rPr>
-            <w:lang w:val="es_ES" w:bidi="es_ES"/>
-          </w:rPr>
-          <w:rPr>
-            <w:color w:val="0000EE"/>
-            <w:u w:val="single"/>
-          </w:rPr>
-          <w:t>(ver</w:t>
-        </w:r>
-      </w:hyperlink>
+      <w:r>
+        <w:rPr>
+          <w:lang w:val="es_ES" w:bidi="es_ES"/>
+        </w:rPr>
+        <w:t>(ver</w:t>
+      </w:r>
       <w:r>
         <w:rPr>
           <w:lang w:val="es_ES" w:bidi="es_ES"/>
         </w:rPr>
         <w:t xml:space="preserve"> </w:t>
       </w:r>
-      <w:hyperlink r:id="rId138">
-        <w:r>
-          <w:rPr>
-            <w:lang w:val="es_ES" w:bidi="es_ES"/>
-          </w:rPr>
-          <w:rPr>
-            <w:color w:val="0000EE"/>
-            <w:u w:val="single"/>
-          </w:rPr>
-          <w:t>Dt 6:4)</w:t>
-        </w:r>
-      </w:hyperlink>
+      <w:r>
+        <w:rPr>
+          <w:lang w:val="es_ES" w:bidi="es_ES"/>
+        </w:rPr>
+        <w:t>Dt 6:4)</w:t>
+      </w:r>
       <w:r>
         <w:rPr>
           <w:lang w:val="es_ES" w:bidi="es_ES"/>
         </w:rPr>
         <w:t xml:space="preserve">. • Los demonios creen: saben que hay un solo Dios, y él es su enemigo </w:t>
       </w:r>
-      <w:hyperlink r:id="rId138">
-        <w:r>
-          <w:rPr>
-            <w:lang w:val="es_ES" w:bidi="es_ES"/>
-          </w:rPr>
-          <w:rPr>
-            <w:color w:val="0000EE"/>
-            <w:u w:val="single"/>
-          </w:rPr>
-          <w:t>(</w:t>
-        </w:r>
-      </w:hyperlink>
-      <w:hyperlink r:id="rId139">
-        <w:r>
-          <w:rPr>
-            <w:lang w:val="es_ES" w:bidi="es_ES"/>
-          </w:rPr>
-          <w:rPr>
-            <w:color w:val="0000EE"/>
-            <w:u w:val="single"/>
-          </w:rPr>
-          <w:t>Marcos 1:24)</w:t>
-        </w:r>
-      </w:hyperlink>
+      <w:r>
+        <w:rPr>
+          <w:lang w:val="es_ES" w:bidi="es_ES"/>
+        </w:rPr>
+        <w:t>(</w:t>
+      </w:r>
+      <w:r>
+        <w:rPr>
+          <w:lang w:val="es_ES" w:bidi="es_ES"/>
+        </w:rPr>
+        <w:t>Marcos 1:24)</w:t>
+      </w:r>
       <w:r>
         <w:rPr>
           <w:lang w:val="es_ES" w:bidi="es_ES"/>
@@ -5385,66 +4269,42 @@
         </w:rPr>
         <w:t xml:space="preserve">Este versículo aclara </w:t>
       </w:r>
-      <w:hyperlink r:id="rId140">
-        <w:r>
-          <w:rPr>
-            <w:lang w:val="es_ES" w:bidi="es_ES"/>
-          </w:rPr>
-          <w:rPr>
-            <w:color w:val="0000EE"/>
-            <w:u w:val="single"/>
-          </w:rPr>
-          <w:t>2:21</w:t>
-        </w:r>
-      </w:hyperlink>
+      <w:r>
+        <w:rPr>
+          <w:lang w:val="es_ES" w:bidi="es_ES"/>
+        </w:rPr>
+        <w:t>2:21</w:t>
+      </w:r>
       <w:r>
         <w:rPr>
           <w:lang w:val="es_ES" w:bidi="es_ES"/>
         </w:rPr>
         <w:t xml:space="preserve"> para evitar malentendidos: Abraham no fue justificado únicamente por sus acciones; más bien, su fe y sus acciones colaboraron. Esto describe la respuesta fiel y completa de Abraham a Dios a lo largo de su vida </w:t>
       </w:r>
-      <w:hyperlink r:id="rId138">
-        <w:r>
-          <w:rPr>
-            <w:lang w:val="es_ES" w:bidi="es_ES"/>
-          </w:rPr>
-          <w:rPr>
-            <w:color w:val="0000EE"/>
-            <w:u w:val="single"/>
-          </w:rPr>
-          <w:t xml:space="preserve">(ver </w:t>
-        </w:r>
-      </w:hyperlink>
-      <w:hyperlink r:id="rId141">
-        <w:r>
-          <w:rPr>
-            <w:lang w:val="es_ES" w:bidi="es_ES"/>
-          </w:rPr>
-          <w:rPr>
-            <w:color w:val="0000EE"/>
-            <w:u w:val="single"/>
-          </w:rPr>
-          <w:t>Gn 12:1–4;</w:t>
-        </w:r>
-      </w:hyperlink>
+      <w:r>
+        <w:rPr>
+          <w:lang w:val="es_ES" w:bidi="es_ES"/>
+        </w:rPr>
+        <w:t xml:space="preserve">(ver </w:t>
+      </w:r>
+      <w:r>
+        <w:rPr>
+          <w:lang w:val="es_ES" w:bidi="es_ES"/>
+        </w:rPr>
+        <w:t>Gn 12:1–4;</w:t>
+      </w:r>
       <w:r>
         <w:rPr>
           <w:lang w:val="es_ES" w:bidi="es_ES"/>
         </w:rPr>
         <w:t xml:space="preserve"> </w:t>
       </w:r>
-      <w:hyperlink r:id="rId142">
-        <w:r>
-          <w:rPr>
-            <w:lang w:val="es_ES" w:bidi="es_ES"/>
-          </w:rPr>
-          <w:rPr>
-            <w:color w:val="0000EE"/>
-            <w:u w:val="single"/>
-          </w:rPr>
-          <w:t>18:1–27)</w:t>
-        </w:r>
-      </w:hyperlink>
+      <w:r>
+        <w:rPr>
+          <w:lang w:val="es_ES" w:bidi="es_ES"/>
+        </w:rPr>
+        <w:t>18:1–27)</w:t>
+      </w:r>
       <w:r>
         <w:rPr>
           <w:lang w:val="es_ES" w:bidi="es_ES"/>
@@ -5499,126 +4359,78 @@
         </w:rPr>
         <w:t xml:space="preserve">Ocurrió tal como dicen las Escrituras (literalmente "se cumplió la Escritura"): Jacobo vio la ofrenda de Isaac </w:t>
       </w:r>
-      <w:hyperlink r:id="rId138">
-        <w:r>
-          <w:rPr>
-            <w:lang w:val="es_ES" w:bidi="es_ES"/>
-          </w:rPr>
-          <w:rPr>
-            <w:color w:val="0000EE"/>
-            <w:u w:val="single"/>
-          </w:rPr>
-          <w:t>(</w:t>
-        </w:r>
-      </w:hyperlink>
-      <w:hyperlink r:id="rId143">
-        <w:r>
-          <w:rPr>
-            <w:lang w:val="es_ES" w:bidi="es_ES"/>
-          </w:rPr>
-          <w:rPr>
-            <w:color w:val="0000EE"/>
-            <w:u w:val="single"/>
-          </w:rPr>
-          <w:t>Gn 22)</w:t>
-        </w:r>
-      </w:hyperlink>
+      <w:r>
+        <w:rPr>
+          <w:lang w:val="es_ES" w:bidi="es_ES"/>
+        </w:rPr>
+        <w:t>(</w:t>
+      </w:r>
+      <w:r>
+        <w:rPr>
+          <w:lang w:val="es_ES" w:bidi="es_ES"/>
+        </w:rPr>
+        <w:t>Gn 22)</w:t>
+      </w:r>
       <w:r>
         <w:rPr>
           <w:lang w:val="es_ES" w:bidi="es_ES"/>
         </w:rPr>
         <w:t xml:space="preserve"> como el cumplimiento de la promesa de fe de Abraham y la declaración de justicia de Dios </w:t>
       </w:r>
-      <w:hyperlink r:id="rId138">
-        <w:r>
-          <w:rPr>
-            <w:lang w:val="es_ES" w:bidi="es_ES"/>
-          </w:rPr>
-          <w:rPr>
-            <w:color w:val="0000EE"/>
-            <w:u w:val="single"/>
-          </w:rPr>
-          <w:t xml:space="preserve">(citado de </w:t>
-        </w:r>
-      </w:hyperlink>
-      <w:hyperlink r:id="rId144">
-        <w:r>
-          <w:rPr>
-            <w:lang w:val="es_ES" w:bidi="es_ES"/>
-          </w:rPr>
-          <w:rPr>
-            <w:color w:val="0000EE"/>
-            <w:u w:val="single"/>
-          </w:rPr>
-          <w:t>Gn 15:6)</w:t>
-        </w:r>
-      </w:hyperlink>
+      <w:r>
+        <w:rPr>
+          <w:lang w:val="es_ES" w:bidi="es_ES"/>
+        </w:rPr>
+        <w:t xml:space="preserve">(citado de </w:t>
+      </w:r>
+      <w:r>
+        <w:rPr>
+          <w:lang w:val="es_ES" w:bidi="es_ES"/>
+        </w:rPr>
+        <w:t>Gn 15:6)</w:t>
+      </w:r>
       <w:r>
         <w:rPr>
           <w:lang w:val="es_ES" w:bidi="es_ES"/>
         </w:rPr>
         <w:t xml:space="preserve">. • Incluso fue llamado el amigo de Dios: Jacobo enfatiza la naturaleza de la fe como una relación de lealtad indivisa </w:t>
       </w:r>
-      <w:hyperlink r:id="rId138">
-        <w:r>
-          <w:rPr>
-            <w:lang w:val="es_ES" w:bidi="es_ES"/>
-          </w:rPr>
-          <w:rPr>
-            <w:color w:val="0000EE"/>
-            <w:u w:val="single"/>
-          </w:rPr>
-          <w:t>(</w:t>
-        </w:r>
-      </w:hyperlink>
-      <w:hyperlink r:id="rId46">
-        <w:r>
-          <w:rPr>
-            <w:lang w:val="es_ES" w:bidi="es_ES"/>
-          </w:rPr>
-          <w:rPr>
-            <w:color w:val="0000EE"/>
-            <w:u w:val="single"/>
-          </w:rPr>
-          <w:t>St 1:5–8,</w:t>
-        </w:r>
-      </w:hyperlink>
+      <w:r>
+        <w:rPr>
+          <w:lang w:val="es_ES" w:bidi="es_ES"/>
+        </w:rPr>
+        <w:t>(</w:t>
+      </w:r>
+      <w:r>
+        <w:rPr>
+          <w:lang w:val="es_ES" w:bidi="es_ES"/>
+        </w:rPr>
+        <w:t>St 1:5–8,</w:t>
+      </w:r>
       <w:r>
         <w:rPr>
           <w:lang w:val="es_ES" w:bidi="es_ES"/>
         </w:rPr>
         <w:t xml:space="preserve"> </w:t>
       </w:r>
-      <w:hyperlink r:id="rId89">
-        <w:r>
-          <w:rPr>
-            <w:lang w:val="es_ES" w:bidi="es_ES"/>
-          </w:rPr>
-          <w:rPr>
-            <w:color w:val="0000EE"/>
-            <w:u w:val="single"/>
-          </w:rPr>
-          <w:t>4:4</w:t>
-        </w:r>
-      </w:hyperlink>
+      <w:r>
+        <w:rPr>
+          <w:lang w:val="es_ES" w:bidi="es_ES"/>
+        </w:rPr>
+        <w:t>4:4</w:t>
+      </w:r>
       <w:r>
         <w:rPr>
           <w:lang w:val="es_ES" w:bidi="es_ES"/>
         </w:rPr>
         <w:t xml:space="preserve">; </w:t>
       </w:r>
-      <w:hyperlink r:id="rId145">
-        <w:r>
-          <w:rPr>
-            <w:lang w:val="es_ES" w:bidi="es_ES"/>
-          </w:rPr>
-          <w:rPr>
-            <w:color w:val="0000EE"/>
-            <w:u w:val="single"/>
-          </w:rPr>
-          <w:t>Juan 15:15)</w:t>
-        </w:r>
-      </w:hyperlink>
+      <w:r>
+        <w:rPr>
+          <w:lang w:val="es_ES" w:bidi="es_ES"/>
+        </w:rPr>
+        <w:t>Juan 15:15)</w:t>
+      </w:r>
       <w:r>
         <w:rPr>
           <w:lang w:val="es_ES" w:bidi="es_ES"/>
@@ -5673,174 +4485,102 @@
         </w:rPr>
         <w:t xml:space="preserve">No solo por la fe: es decir, no como los demonios que simplemente creen que algo es verdadero </w:t>
       </w:r>
-      <w:hyperlink r:id="rId138">
-        <w:r>
-          <w:rPr>
-            <w:lang w:val="es_ES" w:bidi="es_ES"/>
-          </w:rPr>
-          <w:rPr>
-            <w:color w:val="0000EE"/>
-            <w:u w:val="single"/>
-          </w:rPr>
-          <w:t>(</w:t>
-        </w:r>
-      </w:hyperlink>
-      <w:hyperlink r:id="rId146">
-        <w:r>
-          <w:rPr>
-            <w:lang w:val="es_ES" w:bidi="es_ES"/>
-          </w:rPr>
-          <w:rPr>
-            <w:color w:val="0000EE"/>
-            <w:u w:val="single"/>
-          </w:rPr>
-          <w:t>2:19)</w:t>
-        </w:r>
-      </w:hyperlink>
+      <w:r>
+        <w:rPr>
+          <w:lang w:val="es_ES" w:bidi="es_ES"/>
+        </w:rPr>
+        <w:t>(</w:t>
+      </w:r>
+      <w:r>
+        <w:rPr>
+          <w:lang w:val="es_ES" w:bidi="es_ES"/>
+        </w:rPr>
+        <w:t>2:19)</w:t>
+      </w:r>
       <w:r>
         <w:rPr>
           <w:lang w:val="es_ES" w:bidi="es_ES"/>
         </w:rPr>
         <w:t xml:space="preserve">, sino por una creencia que se traduce en actos generosos como los del mismo Dios </w:t>
       </w:r>
-      <w:hyperlink r:id="rId138">
-        <w:r>
-          <w:rPr>
-            <w:lang w:val="es_ES" w:bidi="es_ES"/>
-          </w:rPr>
-          <w:rPr>
-            <w:color w:val="0000EE"/>
-            <w:u w:val="single"/>
-          </w:rPr>
-          <w:t>(</w:t>
-        </w:r>
-      </w:hyperlink>
-      <w:hyperlink r:id="rId147">
-        <w:r>
-          <w:rPr>
-            <w:lang w:val="es_ES" w:bidi="es_ES"/>
-          </w:rPr>
-          <w:rPr>
-            <w:color w:val="0000EE"/>
-            <w:u w:val="single"/>
-          </w:rPr>
-          <w:t>1:17)</w:t>
-        </w:r>
-      </w:hyperlink>
+      <w:r>
+        <w:rPr>
+          <w:lang w:val="es_ES" w:bidi="es_ES"/>
+        </w:rPr>
+        <w:t>(</w:t>
+      </w:r>
+      <w:r>
+        <w:rPr>
+          <w:lang w:val="es_ES" w:bidi="es_ES"/>
+        </w:rPr>
+        <w:t>1:17)</w:t>
+      </w:r>
       <w:r>
         <w:rPr>
           <w:lang w:val="es_ES" w:bidi="es_ES"/>
         </w:rPr>
         <w:t xml:space="preserve">. Aunque algunos han pensado que esta enseñanza contradice lo que Pablo enseñó, no es así. Pablo no está en contra de las buenas obras en sí mismas, sino de intentar obtener el perdón de los pecados a través de ellas </w:t>
       </w:r>
-      <w:hyperlink r:id="rId138">
-        <w:r>
-          <w:rPr>
-            <w:lang w:val="es_ES" w:bidi="es_ES"/>
-          </w:rPr>
-          <w:rPr>
-            <w:color w:val="0000EE"/>
-            <w:u w:val="single"/>
-          </w:rPr>
-          <w:t>(</w:t>
-        </w:r>
-      </w:hyperlink>
-      <w:hyperlink r:id="rId131">
-        <w:r>
-          <w:rPr>
-            <w:lang w:val="es_ES" w:bidi="es_ES"/>
-          </w:rPr>
-          <w:rPr>
-            <w:color w:val="0000EE"/>
-            <w:u w:val="single"/>
-          </w:rPr>
-          <w:t xml:space="preserve">Ro 3:28, </w:t>
-        </w:r>
-      </w:hyperlink>
-      <w:hyperlink r:id="rId133">
-        <w:r>
-          <w:rPr>
-            <w:lang w:val="es_ES" w:bidi="es_ES"/>
-          </w:rPr>
-          <w:rPr>
-            <w:color w:val="0000EE"/>
-            <w:u w:val="single"/>
-          </w:rPr>
-          <w:t>Ga 2:16)</w:t>
-        </w:r>
-      </w:hyperlink>
+      <w:r>
+        <w:rPr>
+          <w:lang w:val="es_ES" w:bidi="es_ES"/>
+        </w:rPr>
+        <w:t>(</w:t>
+      </w:r>
+      <w:r>
+        <w:rPr>
+          <w:lang w:val="es_ES" w:bidi="es_ES"/>
+        </w:rPr>
+        <w:t xml:space="preserve">Ro 3:28, </w:t>
+      </w:r>
+      <w:r>
+        <w:rPr>
+          <w:lang w:val="es_ES" w:bidi="es_ES"/>
+        </w:rPr>
+        <w:t>Ga 2:16)</w:t>
+      </w:r>
       <w:r>
         <w:rPr>
           <w:lang w:val="es_ES" w:bidi="es_ES"/>
         </w:rPr>
         <w:t xml:space="preserve">. Así como Pablo entiende que el amor y la generosidad necesariamente surgen de una fe verdadera </w:t>
       </w:r>
-      <w:hyperlink r:id="rId138">
-        <w:r>
-          <w:rPr>
-            <w:lang w:val="es_ES" w:bidi="es_ES"/>
-          </w:rPr>
-          <w:rPr>
-            <w:color w:val="0000EE"/>
-            <w:u w:val="single"/>
-          </w:rPr>
-          <w:t>(</w:t>
-        </w:r>
-      </w:hyperlink>
-      <w:hyperlink r:id="rId129">
-        <w:r>
-          <w:rPr>
-            <w:lang w:val="es_ES" w:bidi="es_ES"/>
-          </w:rPr>
-          <w:rPr>
-            <w:color w:val="0000EE"/>
-            <w:u w:val="single"/>
-          </w:rPr>
-          <w:t>Ga 5:6)</w:t>
-        </w:r>
-      </w:hyperlink>
+      <w:r>
+        <w:rPr>
+          <w:lang w:val="es_ES" w:bidi="es_ES"/>
+        </w:rPr>
+        <w:t>(</w:t>
+      </w:r>
+      <w:r>
+        <w:rPr>
+          <w:lang w:val="es_ES" w:bidi="es_ES"/>
+        </w:rPr>
+        <w:t>Ga 5:6)</w:t>
+      </w:r>
       <w:r>
         <w:rPr>
           <w:lang w:val="es_ES" w:bidi="es_ES"/>
         </w:rPr>
         <w:t xml:space="preserve">, también Jacobo sabe que las buenas obras solo pueden surgir de una fe auténtica que lleva a un compromiso con Dios </w:t>
       </w:r>
-      <w:hyperlink r:id="rId138">
-        <w:r>
-          <w:rPr>
-            <w:lang w:val="es_ES" w:bidi="es_ES"/>
-          </w:rPr>
-          <w:rPr>
-            <w:color w:val="0000EE"/>
-            <w:u w:val="single"/>
-          </w:rPr>
-          <w:t>(</w:t>
-        </w:r>
-      </w:hyperlink>
-      <w:hyperlink r:id="rId51">
-        <w:r>
-          <w:rPr>
-            <w:lang w:val="es_ES" w:bidi="es_ES"/>
-          </w:rPr>
-          <w:rPr>
-            <w:color w:val="0000EE"/>
-            <w:u w:val="single"/>
-          </w:rPr>
-          <w:t>St 2:18,</w:t>
-        </w:r>
-      </w:hyperlink>
-      <w:hyperlink r:id="rId148">
-        <w:r>
-          <w:rPr>
-            <w:lang w:val="es_ES" w:bidi="es_ES"/>
-          </w:rPr>
-          <w:rPr>
-            <w:color w:val="0000EE"/>
-            <w:u w:val="single"/>
-          </w:rPr>
-          <w:t>26)</w:t>
-        </w:r>
-      </w:hyperlink>
+      <w:r>
+        <w:rPr>
+          <w:lang w:val="es_ES" w:bidi="es_ES"/>
+        </w:rPr>
+        <w:t>(</w:t>
+      </w:r>
+      <w:r>
+        <w:rPr>
+          <w:lang w:val="es_ES" w:bidi="es_ES"/>
+        </w:rPr>
+        <w:t>St 2:18,</w:t>
+      </w:r>
+      <w:r>
+        <w:rPr>
+          <w:lang w:val="es_ES" w:bidi="es_ES"/>
+        </w:rPr>
+        <w:t>26)</w:t>
+      </w:r>
       <w:r>
         <w:rPr>
           <w:lang w:val="es_ES" w:bidi="es_ES"/>
@@ -5895,132 +4635,84 @@
         </w:rPr>
         <w:t xml:space="preserve">Jacobo presenta a Rahab, la prostituta </w:t>
       </w:r>
-      <w:hyperlink r:id="rId138">
-        <w:r>
-          <w:rPr>
-            <w:lang w:val="es_ES" w:bidi="es_ES"/>
-          </w:rPr>
-          <w:rPr>
-            <w:color w:val="0000EE"/>
-            <w:u w:val="single"/>
-          </w:rPr>
-          <w:t>(ver</w:t>
-        </w:r>
-      </w:hyperlink>
+      <w:r>
+        <w:rPr>
+          <w:lang w:val="es_ES" w:bidi="es_ES"/>
+        </w:rPr>
+        <w:t>(ver</w:t>
+      </w:r>
       <w:r>
         <w:rPr>
           <w:lang w:val="es_ES" w:bidi="es_ES"/>
         </w:rPr>
         <w:t xml:space="preserve"> </w:t>
       </w:r>
-      <w:hyperlink r:id="rId149">
-        <w:r>
-          <w:rPr>
-            <w:lang w:val="es_ES" w:bidi="es_ES"/>
-          </w:rPr>
-          <w:rPr>
-            <w:color w:val="0000EE"/>
-            <w:u w:val="single"/>
-          </w:rPr>
-          <w:t>Josué 2:1)</w:t>
-        </w:r>
-      </w:hyperlink>
+      <w:r>
+        <w:rPr>
+          <w:lang w:val="es_ES" w:bidi="es_ES"/>
+        </w:rPr>
+        <w:t>Josué 2:1)</w:t>
+      </w:r>
       <w:r>
         <w:rPr>
           <w:lang w:val="es_ES" w:bidi="es_ES"/>
         </w:rPr>
         <w:t xml:space="preserve">, como su segundo ejemplo de cómo las buenas obras deben acompañar a la fe genuina. Ella declaró su creencia de que el Señor Dios de Israel era el único Dios </w:t>
       </w:r>
-      <w:hyperlink r:id="rId138">
-        <w:r>
-          <w:rPr>
-            <w:lang w:val="es_ES" w:bidi="es_ES"/>
-          </w:rPr>
-          <w:rPr>
-            <w:color w:val="0000EE"/>
-            <w:u w:val="single"/>
-          </w:rPr>
-          <w:t>(</w:t>
-        </w:r>
-      </w:hyperlink>
-      <w:hyperlink r:id="rId150">
-        <w:r>
-          <w:rPr>
-            <w:lang w:val="es_ES" w:bidi="es_ES"/>
-          </w:rPr>
-          <w:rPr>
-            <w:color w:val="0000EE"/>
-            <w:u w:val="single"/>
-          </w:rPr>
-          <w:t>Josué 2:9–11)</w:t>
-        </w:r>
-      </w:hyperlink>
+      <w:r>
+        <w:rPr>
+          <w:lang w:val="es_ES" w:bidi="es_ES"/>
+        </w:rPr>
+        <w:t>(</w:t>
+      </w:r>
+      <w:r>
+        <w:rPr>
+          <w:lang w:val="es_ES" w:bidi="es_ES"/>
+        </w:rPr>
+        <w:t>Josué 2:9–11)</w:t>
+      </w:r>
       <w:r>
         <w:rPr>
           <w:lang w:val="es_ES" w:bidi="es_ES"/>
         </w:rPr>
         <w:t xml:space="preserve">, y su fe se perfeccionó mediante sus acciones al brindar hospitalidad y un medio de escape a los espías israelitas </w:t>
       </w:r>
-      <w:hyperlink r:id="rId138">
-        <w:r>
-          <w:rPr>
-            <w:lang w:val="es_ES" w:bidi="es_ES"/>
-          </w:rPr>
-          <w:rPr>
-            <w:color w:val="0000EE"/>
-            <w:u w:val="single"/>
-          </w:rPr>
-          <w:t>(</w:t>
-        </w:r>
-      </w:hyperlink>
-      <w:hyperlink r:id="rId151">
-        <w:r>
-          <w:rPr>
-            <w:lang w:val="es_ES" w:bidi="es_ES"/>
-          </w:rPr>
-          <w:rPr>
-            <w:color w:val="0000EE"/>
-            <w:u w:val="single"/>
-          </w:rPr>
-          <w:t>Josué 2:1–6,</w:t>
-        </w:r>
-      </w:hyperlink>
+      <w:r>
+        <w:rPr>
+          <w:lang w:val="es_ES" w:bidi="es_ES"/>
+        </w:rPr>
+        <w:t>(</w:t>
+      </w:r>
+      <w:r>
+        <w:rPr>
+          <w:lang w:val="es_ES" w:bidi="es_ES"/>
+        </w:rPr>
+        <w:t>Josué 2:1–6,</w:t>
+      </w:r>
       <w:r>
         <w:rPr>
           <w:lang w:val="es_ES" w:bidi="es_ES"/>
         </w:rPr>
         <w:t xml:space="preserve"> </w:t>
       </w:r>
-      <w:hyperlink r:id="rId152">
-        <w:r>
-          <w:rPr>
-            <w:lang w:val="es_ES" w:bidi="es_ES"/>
-          </w:rPr>
-          <w:rPr>
-            <w:color w:val="0000EE"/>
-            <w:u w:val="single"/>
-          </w:rPr>
-          <w:t>6:25</w:t>
-        </w:r>
-      </w:hyperlink>
+      <w:r>
+        <w:rPr>
+          <w:lang w:val="es_ES" w:bidi="es_ES"/>
+        </w:rPr>
+        <w:t>6:25</w:t>
+      </w:r>
       <w:r>
         <w:rPr>
           <w:lang w:val="es_ES" w:bidi="es_ES"/>
         </w:rPr>
         <w:t xml:space="preserve">; </w:t>
       </w:r>
-      <w:hyperlink r:id="rId153">
-        <w:r>
-          <w:rPr>
-            <w:lang w:val="es_ES" w:bidi="es_ES"/>
-          </w:rPr>
-          <w:rPr>
-            <w:color w:val="0000EE"/>
-            <w:u w:val="single"/>
-          </w:rPr>
-          <w:t>Hb 11:31)</w:t>
-        </w:r>
-      </w:hyperlink>
+      <w:r>
+        <w:rPr>
+          <w:lang w:val="es_ES" w:bidi="es_ES"/>
+        </w:rPr>
+        <w:t>Hb 11:31)</w:t>
+      </w:r>
       <w:r>
         <w:rPr>
           <w:lang w:val="es_ES" w:bidi="es_ES"/>
@@ -6075,30 +4767,18 @@
         </w:rPr>
         <w:t xml:space="preserve">Las buenas obras son tan esenciales para la fe como el aliento lo es para un cuerpo físico </w:t>
       </w:r>
-      <w:hyperlink r:id="rId138">
-        <w:r>
-          <w:rPr>
-            <w:lang w:val="es_ES" w:bidi="es_ES"/>
-          </w:rPr>
-          <w:rPr>
-            <w:color w:val="0000EE"/>
-            <w:u w:val="single"/>
-          </w:rPr>
-          <w:t>(</w:t>
-        </w:r>
-      </w:hyperlink>
-      <w:hyperlink r:id="rId71">
-        <w:r>
-          <w:rPr>
-            <w:lang w:val="es_ES" w:bidi="es_ES"/>
-          </w:rPr>
-          <w:rPr>
-            <w:color w:val="0000EE"/>
-            <w:u w:val="single"/>
-          </w:rPr>
-          <w:t>Gn 2:7)</w:t>
-        </w:r>
-      </w:hyperlink>
+      <w:r>
+        <w:rPr>
+          <w:lang w:val="es_ES" w:bidi="es_ES"/>
+        </w:rPr>
+        <w:t>(</w:t>
+      </w:r>
+      <w:r>
+        <w:rPr>
+          <w:lang w:val="es_ES" w:bidi="es_ES"/>
+        </w:rPr>
+        <w:t>Gn 2:7)</w:t>
+      </w:r>
       <w:r>
         <w:rPr>
           <w:lang w:val="es_ES" w:bidi="es_ES"/>
@@ -6153,108 +4833,66 @@
         </w:rPr>
         <w:t xml:space="preserve">Convertirse en maestros era una manera de mejorar el estatus social en la iglesia primitiva </w:t>
       </w:r>
-      <w:hyperlink r:id="rId138">
-        <w:r>
-          <w:rPr>
-            <w:lang w:val="es_ES" w:bidi="es_ES"/>
-          </w:rPr>
-          <w:rPr>
-            <w:color w:val="0000EE"/>
-            <w:u w:val="single"/>
-          </w:rPr>
-          <w:t>(</w:t>
-        </w:r>
-      </w:hyperlink>
-      <w:hyperlink r:id="rId154">
-        <w:r>
-          <w:rPr>
-            <w:lang w:val="es_ES" w:bidi="es_ES"/>
-          </w:rPr>
-          <w:rPr>
-            <w:color w:val="0000EE"/>
-            <w:u w:val="single"/>
-          </w:rPr>
-          <w:t xml:space="preserve">1 Co 12:28, Ef 4:11, </w:t>
-        </w:r>
-      </w:hyperlink>
-      <w:hyperlink r:id="rId155">
-        <w:r>
-          <w:rPr>
-            <w:lang w:val="es_ES" w:bidi="es_ES"/>
-          </w:rPr>
-          <w:rPr>
-            <w:color w:val="0000EE"/>
-            <w:u w:val="single"/>
-          </w:rPr>
-          <w:t>1 Tm 5:17;</w:t>
-        </w:r>
-      </w:hyperlink>
+      <w:r>
+        <w:rPr>
+          <w:lang w:val="es_ES" w:bidi="es_ES"/>
+        </w:rPr>
+        <w:t>(</w:t>
+      </w:r>
+      <w:r>
+        <w:rPr>
+          <w:lang w:val="es_ES" w:bidi="es_ES"/>
+        </w:rPr>
+        <w:t xml:space="preserve">1 Co 12:28, Ef 4:11, </w:t>
+      </w:r>
+      <w:r>
+        <w:rPr>
+          <w:lang w:val="es_ES" w:bidi="es_ES"/>
+        </w:rPr>
+        <w:t>1 Tm 5:17;</w:t>
+      </w:r>
       <w:r>
         <w:rPr>
           <w:lang w:val="es_ES" w:bidi="es_ES"/>
         </w:rPr>
         <w:t xml:space="preserve"> </w:t>
       </w:r>
-      <w:hyperlink r:id="rId138">
-        <w:r>
-          <w:rPr>
-            <w:lang w:val="es_ES" w:bidi="es_ES"/>
-          </w:rPr>
-          <w:rPr>
-            <w:color w:val="0000EE"/>
-            <w:u w:val="single"/>
-          </w:rPr>
-          <w:t>cp.</w:t>
-        </w:r>
-      </w:hyperlink>
+      <w:r>
+        <w:rPr>
+          <w:lang w:val="es_ES" w:bidi="es_ES"/>
+        </w:rPr>
+        <w:t>cp.</w:t>
+      </w:r>
       <w:r>
         <w:rPr>
           <w:lang w:val="es_ES" w:bidi="es_ES"/>
         </w:rPr>
         <w:t xml:space="preserve"> </w:t>
       </w:r>
-      <w:hyperlink r:id="rId156">
-        <w:r>
-          <w:rPr>
-            <w:lang w:val="es_ES" w:bidi="es_ES"/>
-          </w:rPr>
-          <w:rPr>
-            <w:color w:val="0000EE"/>
-            <w:u w:val="single"/>
-          </w:rPr>
-          <w:t>Hechos 5:34)</w:t>
-        </w:r>
-      </w:hyperlink>
+      <w:r>
+        <w:rPr>
+          <w:lang w:val="es_ES" w:bidi="es_ES"/>
+        </w:rPr>
+        <w:t>Hechos 5:34)</w:t>
+      </w:r>
       <w:r>
         <w:rPr>
           <w:lang w:val="es_ES" w:bidi="es_ES"/>
         </w:rPr>
         <w:t xml:space="preserve">. Tal honor compensaría la vergüenza impuesta a los cristianos como forasteros sociales </w:t>
       </w:r>
-      <w:hyperlink r:id="rId138">
-        <w:r>
-          <w:rPr>
-            <w:lang w:val="es_ES" w:bidi="es_ES"/>
-          </w:rPr>
-          <w:rPr>
-            <w:color w:val="0000EE"/>
-            <w:u w:val="single"/>
-          </w:rPr>
-          <w:t>(</w:t>
-        </w:r>
-      </w:hyperlink>
-      <w:hyperlink r:id="rId157">
-        <w:r>
-          <w:rPr>
-            <w:lang w:val="es_ES" w:bidi="es_ES"/>
-          </w:rPr>
-          <w:rPr>
-            <w:color w:val="0000EE"/>
-            <w:u w:val="single"/>
-          </w:rPr>
-          <w:t>St 2:6–7)</w:t>
-        </w:r>
-      </w:hyperlink>
+      <w:r>
+        <w:rPr>
+          <w:lang w:val="es_ES" w:bidi="es_ES"/>
+        </w:rPr>
+        <w:t>(</w:t>
+      </w:r>
+      <w:r>
+        <w:rPr>
+          <w:lang w:val="es_ES" w:bidi="es_ES"/>
+        </w:rPr>
+        <w:t>St 2:6–7)</w:t>
+      </w:r>
       <w:r>
         <w:rPr>
           <w:lang w:val="es_ES" w:bidi="es_ES"/>
@@ -6309,54 +4947,36 @@
         </w:rPr>
         <w:t>Todos nosotros: la principal preocupación de Jacobo es el discurso de los miembros de la iglesia, ya que influye en las relaciones interpersonales (</w:t>
       </w:r>
-      <w:hyperlink r:id="rId158">
-        <w:r>
-          <w:rPr>
-            <w:lang w:val="es_ES" w:bidi="es_ES"/>
-          </w:rPr>
-          <w:rPr>
-            <w:color w:val="0000EE"/>
-            <w:u w:val="single"/>
-          </w:rPr>
-          <w:t>3:9–10</w:t>
-        </w:r>
-      </w:hyperlink>
+      <w:r>
+        <w:rPr>
+          <w:lang w:val="es_ES" w:bidi="es_ES"/>
+        </w:rPr>
+        <w:t>3:9–10</w:t>
+      </w:r>
       <w:r>
         <w:rPr>
           <w:lang w:val="es_ES" w:bidi="es_ES"/>
         </w:rPr>
         <w:t>,</w:t>
       </w:r>
-      <w:hyperlink r:id="rId29">
-        <w:r>
-          <w:rPr>
-            <w:lang w:val="es_ES" w:bidi="es_ES"/>
-          </w:rPr>
-          <w:rPr>
-            <w:color w:val="0000EE"/>
-            <w:u w:val="single"/>
-          </w:rPr>
-          <w:t>14</w:t>
-        </w:r>
-      </w:hyperlink>
+      <w:r>
+        <w:rPr>
+          <w:lang w:val="es_ES" w:bidi="es_ES"/>
+        </w:rPr>
+        <w:t>14</w:t>
+      </w:r>
       <w:r>
         <w:rPr>
           <w:lang w:val="es_ES" w:bidi="es_ES"/>
         </w:rPr>
         <w:t xml:space="preserve">; </w:t>
       </w:r>
-      <w:hyperlink r:id="rId159">
-        <w:r>
-          <w:rPr>
-            <w:lang w:val="es_ES" w:bidi="es_ES"/>
-          </w:rPr>
-          <w:rPr>
-            <w:color w:val="0000EE"/>
-            <w:u w:val="single"/>
-          </w:rPr>
-          <w:t>4:1–3</w:t>
-        </w:r>
-      </w:hyperlink>
+      <w:r>
+        <w:rPr>
+          <w:lang w:val="es_ES" w:bidi="es_ES"/>
+        </w:rPr>
+        <w:t>4:1–3</w:t>
+      </w:r>
       <w:r>
         <w:rPr>
           <w:lang w:val="es_ES" w:bidi="es_ES"/>
@@ -6411,36 +5031,24 @@
         </w:rPr>
         <w:t>Es todo un mundo de maldad: la lengua actúa como un agente de todo el mundo injusto opuesto a Dios (</w:t>
       </w:r>
-      <w:hyperlink r:id="rId160">
-        <w:r>
-          <w:rPr>
-            <w:lang w:val="es_ES" w:bidi="es_ES"/>
-          </w:rPr>
-          <w:rPr>
-            <w:color w:val="0000EE"/>
-            <w:u w:val="single"/>
-          </w:rPr>
-          <w:t>1:27</w:t>
-        </w:r>
-      </w:hyperlink>
+      <w:r>
+        <w:rPr>
+          <w:lang w:val="es_ES" w:bidi="es_ES"/>
+        </w:rPr>
+        <w:t>1:27</w:t>
+      </w:r>
       <w:r>
         <w:rPr>
           <w:lang w:val="es_ES" w:bidi="es_ES"/>
         </w:rPr>
         <w:t xml:space="preserve">; </w:t>
       </w:r>
-      <w:hyperlink r:id="rId89">
-        <w:r>
-          <w:rPr>
-            <w:lang w:val="es_ES" w:bidi="es_ES"/>
-          </w:rPr>
-          <w:rPr>
-            <w:color w:val="0000EE"/>
-            <w:u w:val="single"/>
-          </w:rPr>
-          <w:t>4:4</w:t>
-        </w:r>
-      </w:hyperlink>
+      <w:r>
+        <w:rPr>
+          <w:lang w:val="es_ES" w:bidi="es_ES"/>
+        </w:rPr>
+        <w:t>4:4</w:t>
+      </w:r>
       <w:r>
         <w:rPr>
           <w:lang w:val="es_ES" w:bidi="es_ES"/>
@@ -6460,54 +5068,36 @@
         </w:rPr>
         <w:t>, el lugar de castigo eterno (</w:t>
       </w:r>
-      <w:hyperlink r:id="rId161">
-        <w:r>
-          <w:rPr>
-            <w:lang w:val="es_ES" w:bidi="es_ES"/>
-          </w:rPr>
-          <w:rPr>
-            <w:color w:val="0000EE"/>
-            <w:u w:val="single"/>
-          </w:rPr>
-          <w:t>Mt 5:22</w:t>
-        </w:r>
-      </w:hyperlink>
+      <w:r>
+        <w:rPr>
+          <w:lang w:val="es_ES" w:bidi="es_ES"/>
+        </w:rPr>
+        <w:t>Mt 5:22</w:t>
+      </w:r>
       <w:r>
         <w:rPr>
           <w:lang w:val="es_ES" w:bidi="es_ES"/>
         </w:rPr>
         <w:t>,</w:t>
       </w:r>
-      <w:hyperlink r:id="rId162">
-        <w:r>
-          <w:rPr>
-            <w:lang w:val="es_ES" w:bidi="es_ES"/>
-          </w:rPr>
-          <w:rPr>
-            <w:color w:val="0000EE"/>
-            <w:u w:val="single"/>
-          </w:rPr>
-          <w:t>30</w:t>
-        </w:r>
-      </w:hyperlink>
+      <w:r>
+        <w:rPr>
+          <w:lang w:val="es_ES" w:bidi="es_ES"/>
+        </w:rPr>
+        <w:t>30</w:t>
+      </w:r>
       <w:r>
         <w:rPr>
           <w:lang w:val="es_ES" w:bidi="es_ES"/>
         </w:rPr>
         <w:t xml:space="preserve">; </w:t>
       </w:r>
-      <w:hyperlink r:id="rId163">
-        <w:r>
-          <w:rPr>
-            <w:lang w:val="es_ES" w:bidi="es_ES"/>
-          </w:rPr>
-          <w:rPr>
-            <w:color w:val="0000EE"/>
-            <w:u w:val="single"/>
-          </w:rPr>
-          <w:t>23:15</w:t>
-        </w:r>
-      </w:hyperlink>
+      <w:r>
+        <w:rPr>
+          <w:lang w:val="es_ES" w:bidi="es_ES"/>
+        </w:rPr>
+        <w:t>23:15</w:t>
+      </w:r>
       <w:r>
         <w:rPr>
           <w:lang w:val="es_ES" w:bidi="es_ES"/>
@@ -6527,90 +5117,60 @@
         </w:rPr>
         <w:t>, la morada de los muertos (</w:t>
       </w:r>
-      <w:hyperlink r:id="rId164">
-        <w:r>
-          <w:rPr>
-            <w:lang w:val="es_ES" w:bidi="es_ES"/>
-          </w:rPr>
-          <w:rPr>
-            <w:color w:val="0000EE"/>
-            <w:u w:val="single"/>
-          </w:rPr>
-          <w:t>Lucas 16:23</w:t>
-        </w:r>
-      </w:hyperlink>
+      <w:r>
+        <w:rPr>
+          <w:lang w:val="es_ES" w:bidi="es_ES"/>
+        </w:rPr>
+        <w:t>Lucas 16:23</w:t>
+      </w:r>
       <w:r>
         <w:rPr>
           <w:lang w:val="es_ES" w:bidi="es_ES"/>
         </w:rPr>
         <w:t xml:space="preserve">; </w:t>
       </w:r>
-      <w:hyperlink r:id="rId165">
-        <w:r>
-          <w:rPr>
-            <w:lang w:val="es_ES" w:bidi="es_ES"/>
-          </w:rPr>
-          <w:rPr>
-            <w:color w:val="0000EE"/>
-            <w:u w:val="single"/>
-          </w:rPr>
-          <w:t>Hechos 2:31</w:t>
-        </w:r>
-      </w:hyperlink>
+      <w:r>
+        <w:rPr>
+          <w:lang w:val="es_ES" w:bidi="es_ES"/>
+        </w:rPr>
+        <w:t>Hechos 2:31</w:t>
+      </w:r>
       <w:r>
         <w:rPr>
           <w:lang w:val="es_ES" w:bidi="es_ES"/>
         </w:rPr>
         <w:t>). La referencia al infierno es una alusión al diablo (</w:t>
       </w:r>
-      <w:hyperlink r:id="rId166">
-        <w:r>
-          <w:rPr>
-            <w:lang w:val="es_ES" w:bidi="es_ES"/>
-          </w:rPr>
-          <w:rPr>
-            <w:color w:val="0000EE"/>
-            <w:u w:val="single"/>
-          </w:rPr>
-          <w:t>St 4:7,</w:t>
-        </w:r>
-      </w:hyperlink>
+      <w:r>
+        <w:rPr>
+          <w:lang w:val="es_ES" w:bidi="es_ES"/>
+        </w:rPr>
+        <w:t>St 4:7,</w:t>
+      </w:r>
       <w:r>
         <w:rPr>
           <w:lang w:val="es_ES" w:bidi="es_ES"/>
         </w:rPr>
         <w:t xml:space="preserve"> </w:t>
       </w:r>
-      <w:hyperlink r:id="rId161">
-        <w:r>
-          <w:rPr>
-            <w:lang w:val="es_ES" w:bidi="es_ES"/>
-          </w:rPr>
-          <w:rPr>
-            <w:color w:val="0000EE"/>
-            <w:u w:val="single"/>
-          </w:rPr>
-          <w:t>Mt 5:22,</w:t>
-        </w:r>
-      </w:hyperlink>
+      <w:r>
+        <w:rPr>
+          <w:lang w:val="es_ES" w:bidi="es_ES"/>
+        </w:rPr>
+        <w:t>Mt 5:22,</w:t>
+      </w:r>
       <w:r>
         <w:rPr>
           <w:lang w:val="es_ES" w:bidi="es_ES"/>
         </w:rPr>
         <w:t xml:space="preserve"> </w:t>
       </w:r>
-      <w:hyperlink r:id="rId167">
-        <w:r>
-          <w:rPr>
-            <w:lang w:val="es_ES" w:bidi="es_ES"/>
-          </w:rPr>
-          <w:rPr>
-            <w:color w:val="0000EE"/>
-            <w:u w:val="single"/>
-          </w:rPr>
-          <w:t>Juan 8:44</w:t>
-        </w:r>
-      </w:hyperlink>
+      <w:r>
+        <w:rPr>
+          <w:lang w:val="es_ES" w:bidi="es_ES"/>
+        </w:rPr>
+        <w:t>Juan 8:44</w:t>
+      </w:r>
       <w:r>
         <w:rPr>
           <w:lang w:val="es_ES" w:bidi="es_ES"/>
@@ -6665,54 +5225,36 @@
         </w:rPr>
         <w:t>Nadie puede domar la lengua: la lengua tiene una capacidad asombrosa para hacer el mal. Si su maldad está motivada por el infierno (</w:t>
       </w:r>
-      <w:hyperlink r:id="rId168">
-        <w:r>
-          <w:rPr>
-            <w:lang w:val="es_ES" w:bidi="es_ES"/>
-          </w:rPr>
-          <w:rPr>
-            <w:color w:val="0000EE"/>
-            <w:u w:val="single"/>
-          </w:rPr>
-          <w:t>3:6</w:t>
-        </w:r>
-      </w:hyperlink>
+      <w:r>
+        <w:rPr>
+          <w:lang w:val="es_ES" w:bidi="es_ES"/>
+        </w:rPr>
+        <w:t>3:6</w:t>
+      </w:r>
       <w:r>
         <w:rPr>
           <w:lang w:val="es_ES" w:bidi="es_ES"/>
         </w:rPr>
         <w:t>), ciertamente no puede ser controlada solo con esfuerzo humano. • Llena de veneno mortal: esto podría referirse a la serpiente en el Jardín del Edén (</w:t>
       </w:r>
-      <w:hyperlink r:id="rId169">
-        <w:r>
-          <w:rPr>
-            <w:lang w:val="es_ES" w:bidi="es_ES"/>
-          </w:rPr>
-          <w:rPr>
-            <w:color w:val="0000EE"/>
-            <w:u w:val="single"/>
-          </w:rPr>
-          <w:t>Gn 3:1</w:t>
-        </w:r>
-      </w:hyperlink>
+      <w:r>
+        <w:rPr>
+          <w:lang w:val="es_ES" w:bidi="es_ES"/>
+        </w:rPr>
+        <w:t>Gn 3:1</w:t>
+      </w:r>
       <w:r>
         <w:rPr>
           <w:lang w:val="es_ES" w:bidi="es_ES"/>
         </w:rPr>
         <w:t>), que es identificada con el diablo (</w:t>
       </w:r>
-      <w:hyperlink r:id="rId170">
-        <w:r>
-          <w:rPr>
-            <w:lang w:val="es_ES" w:bidi="es_ES"/>
-          </w:rPr>
-          <w:rPr>
-            <w:color w:val="0000EE"/>
-            <w:u w:val="single"/>
-          </w:rPr>
-          <w:t>Ap 20:2</w:t>
-        </w:r>
-      </w:hyperlink>
+      <w:r>
+        <w:rPr>
+          <w:lang w:val="es_ES" w:bidi="es_ES"/>
+        </w:rPr>
+        <w:t>Ap 20:2</w:t>
+      </w:r>
       <w:r>
         <w:rPr>
           <w:lang w:val="es_ES" w:bidi="es_ES"/>
@@ -6767,36 +5309,24 @@
         </w:rPr>
         <w:t>Alabanzas ... maldiciones: alabar a nuestro Señor y Padre es la mejor actividad de la lengua, mientras que maldecir a aquellos hechos a su imagen es una de las peores, porque es una maldición implícita sobre Dios mismo (</w:t>
       </w:r>
-      <w:hyperlink r:id="rId171">
-        <w:r>
-          <w:rPr>
-            <w:lang w:val="es_ES" w:bidi="es_ES"/>
-          </w:rPr>
-          <w:rPr>
-            <w:color w:val="0000EE"/>
-            <w:u w:val="single"/>
-          </w:rPr>
-          <w:t>Gn 1:26–27,</w:t>
-        </w:r>
-      </w:hyperlink>
+      <w:r>
+        <w:rPr>
+          <w:lang w:val="es_ES" w:bidi="es_ES"/>
+        </w:rPr>
+        <w:t>Gn 1:26–27,</w:t>
+      </w:r>
       <w:r>
         <w:rPr>
           <w:lang w:val="es_ES" w:bidi="es_ES"/>
         </w:rPr>
         <w:t xml:space="preserve"> </w:t>
       </w:r>
-      <w:hyperlink r:id="rId172">
-        <w:r>
-          <w:rPr>
-            <w:lang w:val="es_ES" w:bidi="es_ES"/>
-          </w:rPr>
-          <w:rPr>
-            <w:color w:val="0000EE"/>
-            <w:u w:val="single"/>
-          </w:rPr>
-          <w:t>9:6</w:t>
-        </w:r>
-      </w:hyperlink>
+      <w:r>
+        <w:rPr>
+          <w:lang w:val="es_ES" w:bidi="es_ES"/>
+        </w:rPr>
+        <w:t>9:6</w:t>
+      </w:r>
       <w:r>
         <w:rPr>
           <w:lang w:val="es_ES" w:bidi="es_ES"/>
@@ -6912,90 +5442,60 @@
         </w:rPr>
         <w:t>Si eres sabio y comprendes: la sabiduría que proviene de Dios (</w:t>
       </w:r>
-      <w:hyperlink r:id="rId173">
-        <w:r>
-          <w:rPr>
-            <w:lang w:val="es_ES" w:bidi="es_ES"/>
-          </w:rPr>
-          <w:rPr>
-            <w:color w:val="0000EE"/>
-            <w:u w:val="single"/>
-          </w:rPr>
-          <w:t>1:5</w:t>
-        </w:r>
-      </w:hyperlink>
+      <w:r>
+        <w:rPr>
+          <w:lang w:val="es_ES" w:bidi="es_ES"/>
+        </w:rPr>
+        <w:t>1:5</w:t>
+      </w:r>
       <w:r>
         <w:rPr>
           <w:lang w:val="es_ES" w:bidi="es_ES"/>
         </w:rPr>
         <w:t xml:space="preserve">) no es solo habilidad intelectual ni acumulación de información, sino perspicacia práctica y comprensión espiritual que se manifiesta en rectitud moral, como se describe en </w:t>
       </w:r>
-      <w:hyperlink r:id="rId174">
-        <w:r>
-          <w:rPr>
-            <w:lang w:val="es_ES" w:bidi="es_ES"/>
-          </w:rPr>
-          <w:rPr>
-            <w:color w:val="0000EE"/>
-            <w:u w:val="single"/>
-          </w:rPr>
-          <w:t>3:17–18</w:t>
-        </w:r>
-      </w:hyperlink>
+      <w:r>
+        <w:rPr>
+          <w:lang w:val="es_ES" w:bidi="es_ES"/>
+        </w:rPr>
+        <w:t>3:17–18</w:t>
+      </w:r>
       <w:r>
         <w:rPr>
           <w:lang w:val="es_ES" w:bidi="es_ES"/>
         </w:rPr>
         <w:t xml:space="preserve"> (ver también </w:t>
       </w:r>
-      <w:hyperlink r:id="rId175">
-        <w:r>
-          <w:rPr>
-            <w:lang w:val="es_ES" w:bidi="es_ES"/>
-          </w:rPr>
-          <w:rPr>
-            <w:color w:val="0000EE"/>
-            <w:u w:val="single"/>
-          </w:rPr>
-          <w:t>Job 28:28,</w:t>
-        </w:r>
-      </w:hyperlink>
+      <w:r>
+        <w:rPr>
+          <w:lang w:val="es_ES" w:bidi="es_ES"/>
+        </w:rPr>
+        <w:t>Job 28:28,</w:t>
+      </w:r>
       <w:r>
         <w:rPr>
           <w:lang w:val="es_ES" w:bidi="es_ES"/>
         </w:rPr>
         <w:t xml:space="preserve"> </w:t>
       </w:r>
-      <w:hyperlink r:id="rId176">
-        <w:r>
-          <w:rPr>
-            <w:lang w:val="es_ES" w:bidi="es_ES"/>
-          </w:rPr>
-          <w:rPr>
-            <w:color w:val="0000EE"/>
-            <w:u w:val="single"/>
-          </w:rPr>
-          <w:t>Pr 1:2–4,</w:t>
-        </w:r>
-      </w:hyperlink>
+      <w:r>
+        <w:rPr>
+          <w:lang w:val="es_ES" w:bidi="es_ES"/>
+        </w:rPr>
+        <w:t>Pr 1:2–4,</w:t>
+      </w:r>
       <w:r>
         <w:rPr>
           <w:lang w:val="es_ES" w:bidi="es_ES"/>
         </w:rPr>
         <w:t xml:space="preserve"> </w:t>
       </w:r>
-      <w:hyperlink r:id="rId177">
-        <w:r>
-          <w:rPr>
-            <w:lang w:val="es_ES" w:bidi="es_ES"/>
-          </w:rPr>
-          <w:rPr>
-            <w:color w:val="0000EE"/>
-            <w:u w:val="single"/>
-          </w:rPr>
-          <w:t>2:10–15</w:t>
-        </w:r>
-      </w:hyperlink>
+      <w:r>
+        <w:rPr>
+          <w:lang w:val="es_ES" w:bidi="es_ES"/>
+        </w:rPr>
+        <w:t>2:10–15</w:t>
+      </w:r>
       <w:r>
         <w:rPr>
           <w:lang w:val="es_ES" w:bidi="es_ES"/>
@@ -7050,36 +5550,24 @@
         </w:rPr>
         <w:t>La verdad es que la sabiduría no puede asociarse con la envidia ni con la ambición egoísta. Solo a través de la humildad podemos recibir la verdadera palabra de Dios (</w:t>
       </w:r>
-      <w:hyperlink r:id="rId82">
-        <w:r>
-          <w:rPr>
-            <w:lang w:val="es_ES" w:bidi="es_ES"/>
-          </w:rPr>
-          <w:rPr>
-            <w:color w:val="0000EE"/>
-            <w:u w:val="single"/>
-          </w:rPr>
-          <w:t>1:18</w:t>
-        </w:r>
-      </w:hyperlink>
+      <w:r>
+        <w:rPr>
+          <w:lang w:val="es_ES" w:bidi="es_ES"/>
+        </w:rPr>
+        <w:t>1:18</w:t>
+      </w:r>
       <w:r>
         <w:rPr>
           <w:lang w:val="es_ES" w:bidi="es_ES"/>
         </w:rPr>
         <w:t>,</w:t>
       </w:r>
-      <w:hyperlink r:id="rId83">
-        <w:r>
-          <w:rPr>
-            <w:lang w:val="es_ES" w:bidi="es_ES"/>
-          </w:rPr>
-          <w:rPr>
-            <w:color w:val="0000EE"/>
-            <w:u w:val="single"/>
-          </w:rPr>
-          <w:t>21</w:t>
-        </w:r>
-      </w:hyperlink>
+      <w:r>
+        <w:rPr>
+          <w:lang w:val="es_ES" w:bidi="es_ES"/>
+        </w:rPr>
+        <w:t>21</w:t>
+      </w:r>
       <w:r>
         <w:rPr>
           <w:lang w:val="es_ES" w:bidi="es_ES"/>
@@ -7134,84 +5622,54 @@
         </w:rPr>
         <w:t>La sabiduría terrenal no forma parte de la buena creación; es lo opuesto a la sabiduría celestial porque excluye a Dios. No es espiritual porque no reconoce ni responde al Espíritu de Dios (</w:t>
       </w:r>
-      <w:hyperlink r:id="rId178">
-        <w:r>
-          <w:rPr>
-            <w:lang w:val="es_ES" w:bidi="es_ES"/>
-          </w:rPr>
-          <w:rPr>
-            <w:color w:val="0000EE"/>
-            <w:u w:val="single"/>
-          </w:rPr>
-          <w:t xml:space="preserve">1 Co 2:14, </w:t>
-        </w:r>
-      </w:hyperlink>
-      <w:hyperlink r:id="rId179">
-        <w:r>
-          <w:rPr>
-            <w:lang w:val="es_ES" w:bidi="es_ES"/>
-          </w:rPr>
-          <w:rPr>
-            <w:color w:val="0000EE"/>
-            <w:u w:val="single"/>
-          </w:rPr>
-          <w:t>Judas 1:19</w:t>
-        </w:r>
-      </w:hyperlink>
+      <w:r>
+        <w:rPr>
+          <w:lang w:val="es_ES" w:bidi="es_ES"/>
+        </w:rPr>
+        <w:t xml:space="preserve">1 Co 2:14, </w:t>
+      </w:r>
+      <w:r>
+        <w:rPr>
+          <w:lang w:val="es_ES" w:bidi="es_ES"/>
+        </w:rPr>
+        <w:t>Judas 1:19</w:t>
+      </w:r>
       <w:r>
         <w:rPr>
           <w:lang w:val="es_ES" w:bidi="es_ES"/>
         </w:rPr>
         <w:t>). Es demoníaca ya que proviene del diablo, la fuente última de esta sabiduría destructiva (</w:t>
       </w:r>
-      <w:hyperlink r:id="rId168">
-        <w:r>
-          <w:rPr>
-            <w:lang w:val="es_ES" w:bidi="es_ES"/>
-          </w:rPr>
-          <w:rPr>
-            <w:color w:val="0000EE"/>
-            <w:u w:val="single"/>
-          </w:rPr>
-          <w:t>St 3:6,</w:t>
-        </w:r>
-      </w:hyperlink>
+      <w:r>
+        <w:rPr>
+          <w:lang w:val="es_ES" w:bidi="es_ES"/>
+        </w:rPr>
+        <w:t>St 3:6,</w:t>
+      </w:r>
       <w:r>
         <w:rPr>
           <w:lang w:val="es_ES" w:bidi="es_ES"/>
         </w:rPr>
         <w:t xml:space="preserve"> </w:t>
       </w:r>
-      <w:hyperlink r:id="rId180">
-        <w:r>
-          <w:rPr>
-            <w:lang w:val="es_ES" w:bidi="es_ES"/>
-          </w:rPr>
-          <w:rPr>
-            <w:color w:val="0000EE"/>
-            <w:u w:val="single"/>
-          </w:rPr>
-          <w:t>4:6,</w:t>
-        </w:r>
-      </w:hyperlink>
+      <w:r>
+        <w:rPr>
+          <w:lang w:val="es_ES" w:bidi="es_ES"/>
+        </w:rPr>
+        <w:t>4:6,</w:t>
+      </w:r>
       <w:r>
         <w:rPr>
           <w:lang w:val="es_ES" w:bidi="es_ES"/>
         </w:rPr>
         <w:t xml:space="preserve"> </w:t>
       </w:r>
-      <w:hyperlink r:id="rId181">
-        <w:r>
-          <w:rPr>
-            <w:lang w:val="es_ES" w:bidi="es_ES"/>
-          </w:rPr>
-          <w:rPr>
-            <w:color w:val="0000EE"/>
-            <w:u w:val="single"/>
-          </w:rPr>
-          <w:t>1 Tm 4:1</w:t>
-        </w:r>
-      </w:hyperlink>
+      <w:r>
+        <w:rPr>
+          <w:lang w:val="es_ES" w:bidi="es_ES"/>
+        </w:rPr>
+        <w:t>1 Tm 4:1</w:t>
+      </w:r>
       <w:r>
         <w:rPr>
           <w:lang w:val="es_ES" w:bidi="es_ES"/>
@@ -7266,18 +5724,12 @@
         </w:rPr>
         <w:t xml:space="preserve">Santiago emplea una metáfora agrícola para destacar los beneficios de vivir conforme a la sabiduría divina: quienes siembran semillas de paz en sus relaciones cosecharán abundantemente justicia en ellas (cp. </w:t>
       </w:r>
-      <w:hyperlink r:id="rId182">
-        <w:r>
-          <w:rPr>
-            <w:lang w:val="es_ES" w:bidi="es_ES"/>
-          </w:rPr>
-          <w:rPr>
-            <w:color w:val="0000EE"/>
-            <w:u w:val="single"/>
-          </w:rPr>
-          <w:t>Mt 5:9</w:t>
-        </w:r>
-      </w:hyperlink>
+      <w:r>
+        <w:rPr>
+          <w:lang w:val="es_ES" w:bidi="es_ES"/>
+        </w:rPr>
+        <w:t>Mt 5:9</w:t>
+      </w:r>
       <w:r>
         <w:rPr>
           <w:lang w:val="es_ES" w:bidi="es_ES"/>
@@ -7358,54 +5810,36 @@
         </w:rPr>
         <w:t xml:space="preserve">nuevamente en </w:t>
       </w:r>
-      <w:hyperlink r:id="rId183">
-        <w:r>
-          <w:rPr>
-            <w:lang w:val="es_ES" w:bidi="es_ES"/>
-          </w:rPr>
-          <w:rPr>
-            <w:color w:val="0000EE"/>
-            <w:u w:val="single"/>
-          </w:rPr>
-          <w:t>4:3</w:t>
-        </w:r>
-      </w:hyperlink>
+      <w:r>
+        <w:rPr>
+          <w:lang w:val="es_ES" w:bidi="es_ES"/>
+        </w:rPr>
+        <w:t>4:3</w:t>
+      </w:r>
       <w:r>
         <w:rPr>
           <w:lang w:val="es_ES" w:bidi="es_ES"/>
         </w:rPr>
         <w:t xml:space="preserve"> (traducida como “placer”) para cerrar todo el párrafo e indicar la fuente de conflicto y oración no respondida (</w:t>
       </w:r>
-      <w:hyperlink r:id="rId184">
-        <w:r>
-          <w:rPr>
-            <w:lang w:val="es_ES" w:bidi="es_ES"/>
-          </w:rPr>
-          <w:rPr>
-            <w:color w:val="0000EE"/>
-            <w:u w:val="single"/>
-          </w:rPr>
-          <w:t>Lucas 8:14,</w:t>
-        </w:r>
-      </w:hyperlink>
+      <w:r>
+        <w:rPr>
+          <w:lang w:val="es_ES" w:bidi="es_ES"/>
+        </w:rPr>
+        <w:t>Lucas 8:14,</w:t>
+      </w:r>
       <w:r>
         <w:rPr>
           <w:lang w:val="es_ES" w:bidi="es_ES"/>
         </w:rPr>
         <w:t xml:space="preserve"> </w:t>
       </w:r>
-      <w:hyperlink r:id="rId185">
-        <w:r>
-          <w:rPr>
-            <w:lang w:val="es_ES" w:bidi="es_ES"/>
-          </w:rPr>
-          <w:rPr>
-            <w:color w:val="0000EE"/>
-            <w:u w:val="single"/>
-          </w:rPr>
-          <w:t>Tito 3:3</w:t>
-        </w:r>
-      </w:hyperlink>
+      <w:r>
+        <w:rPr>
+          <w:lang w:val="es_ES" w:bidi="es_ES"/>
+        </w:rPr>
+        <w:t>Tito 3:3</w:t>
+      </w:r>
       <w:r>
         <w:rPr>
           <w:lang w:val="es_ES" w:bidi="es_ES"/>
@@ -7508,144 +5942,96 @@
         </w:rPr>
         <w:t xml:space="preserve">Ustedes, adúlteros: Jacobo utiliza esta imaginería profética (ver, por ejemplo, </w:t>
       </w:r>
-      <w:hyperlink r:id="rId186">
-        <w:r>
-          <w:rPr>
-            <w:lang w:val="es_ES" w:bidi="es_ES"/>
-          </w:rPr>
-          <w:rPr>
-            <w:color w:val="0000EE"/>
-            <w:u w:val="single"/>
-          </w:rPr>
-          <w:t>Jr 3:6,</w:t>
-        </w:r>
-      </w:hyperlink>
+      <w:r>
+        <w:rPr>
+          <w:lang w:val="es_ES" w:bidi="es_ES"/>
+        </w:rPr>
+        <w:t>Jr 3:6,</w:t>
+      </w:r>
       <w:r>
         <w:rPr>
           <w:lang w:val="es_ES" w:bidi="es_ES"/>
         </w:rPr>
         <w:t xml:space="preserve"> </w:t>
       </w:r>
-      <w:hyperlink r:id="rId187">
-        <w:r>
-          <w:rPr>
-            <w:lang w:val="es_ES" w:bidi="es_ES"/>
-          </w:rPr>
-          <w:rPr>
-            <w:color w:val="0000EE"/>
-            <w:u w:val="single"/>
-          </w:rPr>
-          <w:t>Os 3:1</w:t>
-        </w:r>
-      </w:hyperlink>
+      <w:r>
+        <w:rPr>
+          <w:lang w:val="es_ES" w:bidi="es_ES"/>
+        </w:rPr>
+        <w:t>Os 3:1</w:t>
+      </w:r>
       <w:r>
         <w:rPr>
           <w:lang w:val="es_ES" w:bidi="es_ES"/>
         </w:rPr>
         <w:t>) porque sus lectores buscaban lo que la amistad con el mundo podía ofrecerles, aceptación social (</w:t>
       </w:r>
-      <w:hyperlink r:id="rId188">
-        <w:r>
-          <w:rPr>
-            <w:lang w:val="es_ES" w:bidi="es_ES"/>
-          </w:rPr>
-          <w:rPr>
-            <w:color w:val="0000EE"/>
-            <w:u w:val="single"/>
-          </w:rPr>
-          <w:t>St 2:1–4</w:t>
-        </w:r>
-      </w:hyperlink>
+      <w:r>
+        <w:rPr>
+          <w:lang w:val="es_ES" w:bidi="es_ES"/>
+        </w:rPr>
+        <w:t>St 2:1–4</w:t>
+      </w:r>
       <w:r>
         <w:rPr>
           <w:lang w:val="es_ES" w:bidi="es_ES"/>
         </w:rPr>
         <w:t>), prestigio (</w:t>
       </w:r>
-      <w:hyperlink r:id="rId95">
-        <w:r>
-          <w:rPr>
-            <w:lang w:val="es_ES" w:bidi="es_ES"/>
-          </w:rPr>
-          <w:rPr>
-            <w:color w:val="0000EE"/>
-            <w:u w:val="single"/>
-          </w:rPr>
-          <w:t>3:1</w:t>
-        </w:r>
-      </w:hyperlink>
+      <w:r>
+        <w:rPr>
+          <w:lang w:val="es_ES" w:bidi="es_ES"/>
+        </w:rPr>
+        <w:t>3:1</w:t>
+      </w:r>
       <w:r>
         <w:rPr>
           <w:lang w:val="es_ES" w:bidi="es_ES"/>
         </w:rPr>
         <w:t>) o riqueza (</w:t>
       </w:r>
-      <w:hyperlink r:id="rId52">
-        <w:r>
-          <w:rPr>
-            <w:lang w:val="es_ES" w:bidi="es_ES"/>
-          </w:rPr>
-          <w:rPr>
-            <w:color w:val="0000EE"/>
-            <w:u w:val="single"/>
-          </w:rPr>
-          <w:t>4:13</w:t>
-        </w:r>
-      </w:hyperlink>
+      <w:r>
+        <w:rPr>
+          <w:lang w:val="es_ES" w:bidi="es_ES"/>
+        </w:rPr>
+        <w:t>4:13</w:t>
+      </w:r>
       <w:r>
         <w:rPr>
           <w:lang w:val="es_ES" w:bidi="es_ES"/>
         </w:rPr>
         <w:t>). La lealtad dividida hacia Dios (</w:t>
       </w:r>
-      <w:hyperlink r:id="rId189">
-        <w:r>
-          <w:rPr>
-            <w:lang w:val="es_ES" w:bidi="es_ES"/>
-          </w:rPr>
-          <w:rPr>
-            <w:color w:val="0000EE"/>
-            <w:u w:val="single"/>
-          </w:rPr>
-          <w:t>4:8</w:t>
-        </w:r>
-      </w:hyperlink>
+      <w:r>
+        <w:rPr>
+          <w:lang w:val="es_ES" w:bidi="es_ES"/>
+        </w:rPr>
+        <w:t>4:8</w:t>
+      </w:r>
       <w:r>
         <w:rPr>
           <w:lang w:val="es_ES" w:bidi="es_ES"/>
         </w:rPr>
         <w:t>) es comparable al adulterio contra el cónyuge. • En el mundo antiguo, "amigo" se usaba como un título para relaciones especiales y exclusivas (</w:t>
       </w:r>
-      <w:hyperlink r:id="rId190">
-        <w:r>
-          <w:rPr>
-            <w:lang w:val="es_ES" w:bidi="es_ES"/>
-          </w:rPr>
-          <w:rPr>
-            <w:color w:val="0000EE"/>
-            <w:u w:val="single"/>
-          </w:rPr>
-          <w:t>Lucas 23:12</w:t>
-        </w:r>
-      </w:hyperlink>
+      <w:r>
+        <w:rPr>
+          <w:lang w:val="es_ES" w:bidi="es_ES"/>
+        </w:rPr>
+        <w:t>Lucas 23:12</w:t>
+      </w:r>
       <w:r>
         <w:rPr>
           <w:lang w:val="es_ES" w:bidi="es_ES"/>
         </w:rPr>
         <w:t xml:space="preserve">, Herodes y Pilato; </w:t>
       </w:r>
-      <w:hyperlink r:id="rId191">
-        <w:r>
-          <w:rPr>
-            <w:lang w:val="es_ES" w:bidi="es_ES"/>
-          </w:rPr>
-          <w:rPr>
-            <w:color w:val="0000EE"/>
-            <w:u w:val="single"/>
-          </w:rPr>
-          <w:t>Juan 19:12</w:t>
-        </w:r>
-      </w:hyperlink>
+      <w:r>
+        <w:rPr>
+          <w:lang w:val="es_ES" w:bidi="es_ES"/>
+        </w:rPr>
+        <w:t>Juan 19:12</w:t>
+      </w:r>
       <w:r>
         <w:rPr>
           <w:lang w:val="es_ES" w:bidi="es_ES"/>
@@ -7665,126 +6051,84 @@
         </w:rPr>
         <w:t xml:space="preserve"> 2:18; 6:28). Tanto Moisés (</w:t>
       </w:r>
-      <w:hyperlink r:id="rId192">
-        <w:r>
-          <w:rPr>
-            <w:lang w:val="es_ES" w:bidi="es_ES"/>
-          </w:rPr>
-          <w:rPr>
-            <w:color w:val="0000EE"/>
-            <w:u w:val="single"/>
-          </w:rPr>
-          <w:t>Ex 33:11</w:t>
-        </w:r>
-      </w:hyperlink>
+      <w:r>
+        <w:rPr>
+          <w:lang w:val="es_ES" w:bidi="es_ES"/>
+        </w:rPr>
+        <w:t>Ex 33:11</w:t>
+      </w:r>
       <w:r>
         <w:rPr>
           <w:lang w:val="es_ES" w:bidi="es_ES"/>
         </w:rPr>
         <w:t>) como Abraham fueron llamados amigos de Dios (</w:t>
       </w:r>
-      <w:hyperlink r:id="rId193">
-        <w:r>
-          <w:rPr>
-            <w:lang w:val="es_ES" w:bidi="es_ES"/>
-          </w:rPr>
-          <w:rPr>
-            <w:color w:val="0000EE"/>
-            <w:u w:val="single"/>
-          </w:rPr>
-          <w:t>St 2:23,</w:t>
-        </w:r>
-      </w:hyperlink>
+      <w:r>
+        <w:rPr>
+          <w:lang w:val="es_ES" w:bidi="es_ES"/>
+        </w:rPr>
+        <w:t>St 2:23,</w:t>
+      </w:r>
       <w:r>
         <w:rPr>
           <w:lang w:val="es_ES" w:bidi="es_ES"/>
         </w:rPr>
         <w:t xml:space="preserve"> </w:t>
       </w:r>
-      <w:hyperlink r:id="rId194">
-        <w:r>
-          <w:rPr>
-            <w:lang w:val="es_ES" w:bidi="es_ES"/>
-          </w:rPr>
-          <w:rPr>
-            <w:color w:val="0000EE"/>
-            <w:u w:val="single"/>
-          </w:rPr>
-          <w:t>2 Cro 20:7,</w:t>
-        </w:r>
-      </w:hyperlink>
+      <w:r>
+        <w:rPr>
+          <w:lang w:val="es_ES" w:bidi="es_ES"/>
+        </w:rPr>
+        <w:t>2 Cro 20:7,</w:t>
+      </w:r>
       <w:r>
         <w:rPr>
           <w:lang w:val="es_ES" w:bidi="es_ES"/>
         </w:rPr>
         <w:t xml:space="preserve"> </w:t>
       </w:r>
-      <w:hyperlink r:id="rId195">
-        <w:r>
-          <w:rPr>
-            <w:lang w:val="es_ES" w:bidi="es_ES"/>
-          </w:rPr>
-          <w:rPr>
-            <w:color w:val="0000EE"/>
-            <w:u w:val="single"/>
-          </w:rPr>
-          <w:t>Is 41:8</w:t>
-        </w:r>
-      </w:hyperlink>
+      <w:r>
+        <w:rPr>
+          <w:lang w:val="es_ES" w:bidi="es_ES"/>
+        </w:rPr>
+        <w:t>Is 41:8</w:t>
+      </w:r>
       <w:r>
         <w:rPr>
           <w:lang w:val="es_ES" w:bidi="es_ES"/>
         </w:rPr>
         <w:t xml:space="preserve">; cp. </w:t>
       </w:r>
-      <w:hyperlink r:id="rId145">
-        <w:r>
-          <w:rPr>
-            <w:lang w:val="es_ES" w:bidi="es_ES"/>
-          </w:rPr>
-          <w:rPr>
-            <w:color w:val="0000EE"/>
-            <w:u w:val="single"/>
-          </w:rPr>
-          <w:t>Juan 15:15</w:t>
-        </w:r>
-      </w:hyperlink>
+      <w:r>
+        <w:rPr>
+          <w:lang w:val="es_ES" w:bidi="es_ES"/>
+        </w:rPr>
+        <w:t>Juan 15:15</w:t>
+      </w:r>
       <w:r>
         <w:rPr>
           <w:lang w:val="es_ES" w:bidi="es_ES"/>
         </w:rPr>
         <w:t>). • El mundo consiste en una sociedad que se opone a Dios y su reino. El mundo está guiado por la sabiduría terrenal, no celestial (</w:t>
       </w:r>
-      <w:hyperlink r:id="rId196">
-        <w:r>
-          <w:rPr>
-            <w:lang w:val="es_ES" w:bidi="es_ES"/>
-          </w:rPr>
-          <w:rPr>
-            <w:color w:val="0000EE"/>
-            <w:u w:val="single"/>
-          </w:rPr>
-          <w:t>St 3:15–17</w:t>
-        </w:r>
-      </w:hyperlink>
+      <w:r>
+        <w:rPr>
+          <w:lang w:val="es_ES" w:bidi="es_ES"/>
+        </w:rPr>
+        <w:t>St 3:15–17</w:t>
+      </w:r>
       <w:r>
         <w:rPr>
           <w:lang w:val="es_ES" w:bidi="es_ES"/>
         </w:rPr>
         <w:t>), y se caracteriza por deseos malignos, peleas y asesinatos (</w:t>
       </w:r>
-      <w:hyperlink r:id="rId197">
-        <w:r>
-          <w:rPr>
-            <w:lang w:val="es_ES" w:bidi="es_ES"/>
-          </w:rPr>
-          <w:rPr>
-            <w:color w:val="0000EE"/>
-            <w:u w:val="single"/>
-          </w:rPr>
-          <w:t>4:2–3</w:t>
-        </w:r>
-      </w:hyperlink>
+      <w:r>
+        <w:rPr>
+          <w:lang w:val="es_ES" w:bidi="es_ES"/>
+        </w:rPr>
+        <w:t>4:2–3</w:t>
+      </w:r>
       <w:r>
         <w:rPr>
           <w:lang w:val="es_ES" w:bidi="es_ES"/>
@@ -7839,18 +6183,12 @@
         </w:rPr>
         <w:t>Santiago explica las causas del conflicto: amor por el mundo, lealtad dividida y crítica arrogante (</w:t>
       </w:r>
-      <w:hyperlink r:id="rId198">
-        <w:r>
-          <w:rPr>
-            <w:lang w:val="es_ES" w:bidi="es_ES"/>
-          </w:rPr>
-          <w:rPr>
-            <w:color w:val="0000EE"/>
-            <w:u w:val="single"/>
-          </w:rPr>
-          <w:t>4:11–12</w:t>
-        </w:r>
-      </w:hyperlink>
+      <w:r>
+        <w:rPr>
+          <w:lang w:val="es_ES" w:bidi="es_ES"/>
+        </w:rPr>
+        <w:t>4:11–12</w:t>
+      </w:r>
       <w:r>
         <w:rPr>
           <w:lang w:val="es_ES" w:bidi="es_ES"/>
@@ -7953,36 +6291,24 @@
         </w:rPr>
         <w:t xml:space="preserve">Resiste al diablo: ver también </w:t>
       </w:r>
-      <w:hyperlink r:id="rId199">
-        <w:r>
-          <w:rPr>
-            <w:lang w:val="es_ES" w:bidi="es_ES"/>
-          </w:rPr>
-          <w:rPr>
-            <w:color w:val="0000EE"/>
-            <w:u w:val="single"/>
-          </w:rPr>
-          <w:t>Ef 6:11,</w:t>
-        </w:r>
-      </w:hyperlink>
+      <w:r>
+        <w:rPr>
+          <w:lang w:val="es_ES" w:bidi="es_ES"/>
+        </w:rPr>
+        <w:t>Ef 6:11,</w:t>
+      </w:r>
       <w:r>
         <w:rPr>
           <w:lang w:val="es_ES" w:bidi="es_ES"/>
         </w:rPr>
         <w:t xml:space="preserve"> </w:t>
       </w:r>
-      <w:hyperlink r:id="rId200">
-        <w:r>
-          <w:rPr>
-            <w:lang w:val="es_ES" w:bidi="es_ES"/>
-          </w:rPr>
-          <w:rPr>
-            <w:color w:val="0000EE"/>
-            <w:u w:val="single"/>
-          </w:rPr>
-          <w:t>1 Pe 5:8.</w:t>
-        </w:r>
-      </w:hyperlink>
+      <w:r>
+        <w:rPr>
+          <w:lang w:val="es_ES" w:bidi="es_ES"/>
+        </w:rPr>
+        <w:t>1 Pe 5:8.</w:t>
+      </w:r>
       <w:r>
         <w:rPr>
           <w:lang w:val="es_ES" w:bidi="es_ES"/>
@@ -8031,54 +6357,36 @@
         </w:rPr>
         <w:t>Acércate a Dios: este es el lenguaje de la amistad (</w:t>
       </w:r>
-      <w:hyperlink r:id="rId193">
-        <w:r>
-          <w:rPr>
-            <w:lang w:val="es_ES" w:bidi="es_ES"/>
-          </w:rPr>
-          <w:rPr>
-            <w:color w:val="0000EE"/>
-            <w:u w:val="single"/>
-          </w:rPr>
-          <w:t>2:23</w:t>
-        </w:r>
-      </w:hyperlink>
+      <w:r>
+        <w:rPr>
+          <w:lang w:val="es_ES" w:bidi="es_ES"/>
+        </w:rPr>
+        <w:t>2:23</w:t>
+      </w:r>
       <w:r>
         <w:rPr>
           <w:lang w:val="es_ES" w:bidi="es_ES"/>
         </w:rPr>
         <w:t>) y la lealtad (</w:t>
       </w:r>
-      <w:hyperlink r:id="rId201">
-        <w:r>
-          <w:rPr>
-            <w:lang w:val="es_ES" w:bidi="es_ES"/>
-          </w:rPr>
-          <w:rPr>
-            <w:color w:val="0000EE"/>
-            <w:u w:val="single"/>
-          </w:rPr>
-          <w:t>1:6–8</w:t>
-        </w:r>
-      </w:hyperlink>
+      <w:r>
+        <w:rPr>
+          <w:lang w:val="es_ES" w:bidi="es_ES"/>
+        </w:rPr>
+        <w:t>1:6–8</w:t>
+      </w:r>
       <w:r>
         <w:rPr>
           <w:lang w:val="es_ES" w:bidi="es_ES"/>
         </w:rPr>
         <w:t xml:space="preserve">). • Lava tus manos ... purifica tus corazones: el lenguaje de la limpieza ceremonial se aplica a la pureza interior de las intenciones de cada uno (cp. </w:t>
       </w:r>
-      <w:hyperlink r:id="rId202">
-        <w:r>
-          <w:rPr>
-            <w:lang w:val="es_ES" w:bidi="es_ES"/>
-          </w:rPr>
-          <w:rPr>
-            <w:color w:val="0000EE"/>
-            <w:u w:val="single"/>
-          </w:rPr>
-          <w:t>Marcos 7:1–23</w:t>
-        </w:r>
-      </w:hyperlink>
+      <w:r>
+        <w:rPr>
+          <w:lang w:val="es_ES" w:bidi="es_ES"/>
+        </w:rPr>
+        <w:t>Marcos 7:1–23</w:t>
+      </w:r>
       <w:r>
         <w:rPr>
           <w:lang w:val="es_ES" w:bidi="es_ES"/>
@@ -8133,18 +6441,12 @@
         </w:rPr>
         <w:t>A quienes se humillan ante él, Dios les otorga honor en lugar de la vergüenza de su persecución y opresión (</w:t>
       </w:r>
-      <w:hyperlink r:id="rId157">
-        <w:r>
-          <w:rPr>
-            <w:lang w:val="es_ES" w:bidi="es_ES"/>
-          </w:rPr>
-          <w:rPr>
-            <w:color w:val="0000EE"/>
-            <w:u w:val="single"/>
-          </w:rPr>
-          <w:t>Santiago 2:6–7</w:t>
-        </w:r>
-      </w:hyperlink>
+      <w:r>
+        <w:rPr>
+          <w:lang w:val="es_ES" w:bidi="es_ES"/>
+        </w:rPr>
+        <w:t>Santiago 2:6–7</w:t>
+      </w:r>
       <w:r>
         <w:rPr>
           <w:lang w:val="es_ES" w:bidi="es_ES"/>
@@ -8212,54 +6514,36 @@
         </w:rPr>
         <w:t xml:space="preserve"> porque la ley prohíbe la calumnia y exige amor por el prójimo (</w:t>
       </w:r>
-      <w:hyperlink r:id="rId123">
-        <w:r>
-          <w:rPr>
-            <w:lang w:val="es_ES" w:bidi="es_ES"/>
-          </w:rPr>
-          <w:rPr>
-            <w:color w:val="0000EE"/>
-            <w:u w:val="single"/>
-          </w:rPr>
-          <w:t>2:8,</w:t>
-        </w:r>
-      </w:hyperlink>
+      <w:r>
+        <w:rPr>
+          <w:lang w:val="es_ES" w:bidi="es_ES"/>
+        </w:rPr>
+        <w:t>2:8,</w:t>
+      </w:r>
       <w:r>
         <w:rPr>
           <w:lang w:val="es_ES" w:bidi="es_ES"/>
         </w:rPr>
         <w:t xml:space="preserve"> </w:t>
       </w:r>
-      <w:hyperlink r:id="rId203">
-        <w:r>
-          <w:rPr>
-            <w:lang w:val="es_ES" w:bidi="es_ES"/>
-          </w:rPr>
-          <w:rPr>
-            <w:color w:val="0000EE"/>
-            <w:u w:val="single"/>
-          </w:rPr>
-          <w:t>Lv 19:16–18,</w:t>
-        </w:r>
-      </w:hyperlink>
+      <w:r>
+        <w:rPr>
+          <w:lang w:val="es_ES" w:bidi="es_ES"/>
+        </w:rPr>
+        <w:t>Lv 19:16–18,</w:t>
+      </w:r>
       <w:r>
         <w:rPr>
           <w:lang w:val="es_ES" w:bidi="es_ES"/>
         </w:rPr>
         <w:t xml:space="preserve"> </w:t>
       </w:r>
-      <w:hyperlink r:id="rId204">
-        <w:r>
-          <w:rPr>
-            <w:lang w:val="es_ES" w:bidi="es_ES"/>
-          </w:rPr>
-          <w:rPr>
-            <w:color w:val="0000EE"/>
-            <w:u w:val="single"/>
-          </w:rPr>
-          <w:t>Mt 7:1–5</w:t>
-        </w:r>
-      </w:hyperlink>
+      <w:r>
+        <w:rPr>
+          <w:lang w:val="es_ES" w:bidi="es_ES"/>
+        </w:rPr>
+        <w:t>Mt 7:1–5</w:t>
+      </w:r>
       <w:r>
         <w:rPr>
           <w:lang w:val="es_ES" w:bidi="es_ES"/>
@@ -8314,36 +6598,24 @@
         </w:rPr>
         <w:t xml:space="preserve">Estos versículos tratan sobre la enseñanza en </w:t>
       </w:r>
-      <w:hyperlink r:id="rId205">
-        <w:r>
-          <w:rPr>
-            <w:lang w:val="es_ES" w:bidi="es_ES"/>
-          </w:rPr>
-          <w:rPr>
-            <w:color w:val="0000EE"/>
-            <w:u w:val="single"/>
-          </w:rPr>
-          <w:t>Mateo 7:1</w:t>
-        </w:r>
-      </w:hyperlink>
+      <w:r>
+        <w:rPr>
+          <w:lang w:val="es_ES" w:bidi="es_ES"/>
+        </w:rPr>
+        <w:t>Mateo 7:1</w:t>
+      </w:r>
       <w:r>
         <w:rPr>
           <w:lang w:val="es_ES" w:bidi="es_ES"/>
         </w:rPr>
         <w:t xml:space="preserve"> y </w:t>
       </w:r>
-      <w:hyperlink r:id="rId206">
-        <w:r>
-          <w:rPr>
-            <w:lang w:val="es_ES" w:bidi="es_ES"/>
-          </w:rPr>
-          <w:rPr>
-            <w:color w:val="0000EE"/>
-            <w:u w:val="single"/>
-          </w:rPr>
-          <w:t>Lucas 6:37</w:t>
-        </w:r>
-      </w:hyperlink>
+      <w:r>
+        <w:rPr>
+          <w:lang w:val="es_ES" w:bidi="es_ES"/>
+        </w:rPr>
+        <w:t>Lucas 6:37</w:t>
+      </w:r>
       <w:r>
         <w:rPr>
           <w:lang w:val="es_ES" w:bidi="es_ES"/>
@@ -8458,54 +6730,36 @@
         </w:rPr>
         <w:t>El Señor tiene autoridad sobre la vida y la muerte (</w:t>
       </w:r>
-      <w:hyperlink r:id="rId207">
-        <w:r>
-          <w:rPr>
-            <w:lang w:val="es_ES" w:bidi="es_ES"/>
-          </w:rPr>
-          <w:rPr>
-            <w:color w:val="0000EE"/>
-            <w:u w:val="single"/>
-          </w:rPr>
-          <w:t>Dt 32:39,</w:t>
-        </w:r>
-      </w:hyperlink>
+      <w:r>
+        <w:rPr>
+          <w:lang w:val="es_ES" w:bidi="es_ES"/>
+        </w:rPr>
+        <w:t>Dt 32:39,</w:t>
+      </w:r>
       <w:r>
         <w:rPr>
           <w:lang w:val="es_ES" w:bidi="es_ES"/>
         </w:rPr>
         <w:t xml:space="preserve"> </w:t>
       </w:r>
-      <w:hyperlink r:id="rId208">
-        <w:r>
-          <w:rPr>
-            <w:lang w:val="es_ES" w:bidi="es_ES"/>
-          </w:rPr>
-          <w:rPr>
-            <w:color w:val="0000EE"/>
-            <w:u w:val="single"/>
-          </w:rPr>
-          <w:t>1 Sam 2:6,</w:t>
-        </w:r>
-      </w:hyperlink>
+      <w:r>
+        <w:rPr>
+          <w:lang w:val="es_ES" w:bidi="es_ES"/>
+        </w:rPr>
+        <w:t>1 Sam 2:6,</w:t>
+      </w:r>
       <w:r>
         <w:rPr>
           <w:lang w:val="es_ES" w:bidi="es_ES"/>
         </w:rPr>
         <w:t xml:space="preserve"> </w:t>
       </w:r>
-      <w:hyperlink r:id="rId209">
-        <w:r>
-          <w:rPr>
-            <w:lang w:val="es_ES" w:bidi="es_ES"/>
-          </w:rPr>
-          <w:rPr>
-            <w:color w:val="0000EE"/>
-            <w:u w:val="single"/>
-          </w:rPr>
-          <w:t>Mt 10:28</w:t>
-        </w:r>
-      </w:hyperlink>
+      <w:r>
+        <w:rPr>
+          <w:lang w:val="es_ES" w:bidi="es_ES"/>
+        </w:rPr>
+        <w:t>Mt 10:28</w:t>
+      </w:r>
       <w:r>
         <w:rPr>
           <w:lang w:val="es_ES" w:bidi="es_ES"/>
@@ -8560,18 +6814,12 @@
         </w:rPr>
         <w:t>Los cristianos pueden gloriarse en lo que Dios ha hecho (</w:t>
       </w:r>
-      <w:hyperlink r:id="rId210">
-        <w:r>
-          <w:rPr>
-            <w:lang w:val="es_ES" w:bidi="es_ES"/>
-          </w:rPr>
-          <w:rPr>
-            <w:color w:val="0000EE"/>
-            <w:u w:val="single"/>
-          </w:rPr>
-          <w:t>1:9–10</w:t>
-        </w:r>
-      </w:hyperlink>
+      <w:r>
+        <w:rPr>
+          <w:lang w:val="es_ES" w:bidi="es_ES"/>
+        </w:rPr>
+        <w:t>1:9–10</w:t>
+      </w:r>
       <w:r>
         <w:rPr>
           <w:lang w:val="es_ES" w:bidi="es_ES"/>
@@ -8639,72 +6887,48 @@
         </w:rPr>
         <w:t xml:space="preserve">Recuerda: este verso es probablemente una máxima que Jacobo esperaba que sus lectores reconocieran. Aunque su origen es desconocido, es coherente con la enseñanza de las Escrituras (cp. </w:t>
       </w:r>
-      <w:hyperlink r:id="rId211">
-        <w:r>
-          <w:rPr>
-            <w:lang w:val="es_ES" w:bidi="es_ES"/>
-          </w:rPr>
-          <w:rPr>
-            <w:color w:val="0000EE"/>
-            <w:u w:val="single"/>
-          </w:rPr>
-          <w:t>Dt 24:15,</w:t>
-        </w:r>
-      </w:hyperlink>
+      <w:r>
+        <w:rPr>
+          <w:lang w:val="es_ES" w:bidi="es_ES"/>
+        </w:rPr>
+        <w:t>Dt 24:15,</w:t>
+      </w:r>
       <w:r>
         <w:rPr>
           <w:lang w:val="es_ES" w:bidi="es_ES"/>
         </w:rPr>
         <w:t xml:space="preserve"> </w:t>
       </w:r>
-      <w:hyperlink r:id="rId212">
-        <w:r>
-          <w:rPr>
-            <w:lang w:val="es_ES" w:bidi="es_ES"/>
-          </w:rPr>
-          <w:rPr>
-            <w:color w:val="0000EE"/>
-            <w:u w:val="single"/>
-          </w:rPr>
-          <w:t>Pr 3:27–28,</w:t>
-        </w:r>
-      </w:hyperlink>
+      <w:r>
+        <w:rPr>
+          <w:lang w:val="es_ES" w:bidi="es_ES"/>
+        </w:rPr>
+        <w:t>Pr 3:27–28,</w:t>
+      </w:r>
       <w:r>
         <w:rPr>
           <w:lang w:val="es_ES" w:bidi="es_ES"/>
         </w:rPr>
         <w:t xml:space="preserve"> </w:t>
       </w:r>
-      <w:hyperlink r:id="rId213">
-        <w:r>
-          <w:rPr>
-            <w:lang w:val="es_ES" w:bidi="es_ES"/>
-          </w:rPr>
-          <w:rPr>
-            <w:color w:val="0000EE"/>
-            <w:u w:val="single"/>
-          </w:rPr>
-          <w:t>Mt 25:41–46,</w:t>
-        </w:r>
-      </w:hyperlink>
+      <w:r>
+        <w:rPr>
+          <w:lang w:val="es_ES" w:bidi="es_ES"/>
+        </w:rPr>
+        <w:t>Mt 25:41–46,</w:t>
+      </w:r>
       <w:r>
         <w:rPr>
           <w:lang w:val="es_ES" w:bidi="es_ES"/>
         </w:rPr>
         <w:t xml:space="preserve"> </w:t>
       </w:r>
-      <w:hyperlink r:id="rId214">
-        <w:r>
-          <w:rPr>
-            <w:lang w:val="es_ES" w:bidi="es_ES"/>
-          </w:rPr>
-          <w:rPr>
-            <w:color w:val="0000EE"/>
-            <w:u w:val="single"/>
-          </w:rPr>
-          <w:t>Lucas 12:47</w:t>
-        </w:r>
-      </w:hyperlink>
+      <w:r>
+        <w:rPr>
+          <w:lang w:val="es_ES" w:bidi="es_ES"/>
+        </w:rPr>
+        <w:t>Lucas 12:47</w:t>
+      </w:r>
       <w:r>
         <w:rPr>
           <w:lang w:val="es_ES" w:bidi="es_ES"/>
@@ -8759,18 +6983,12 @@
         </w:rPr>
         <w:t>Esta sección critica a los ricos por su avaricia y la opresión arrogante de los pobres (</w:t>
       </w:r>
-      <w:hyperlink r:id="rId215">
-        <w:r>
-          <w:rPr>
-            <w:lang w:val="es_ES" w:bidi="es_ES"/>
-          </w:rPr>
-          <w:rPr>
-            <w:color w:val="0000EE"/>
-            <w:u w:val="single"/>
-          </w:rPr>
-          <w:t>Lv 19:13</w:t>
-        </w:r>
-      </w:hyperlink>
+      <w:r>
+        <w:rPr>
+          <w:lang w:val="es_ES" w:bidi="es_ES"/>
+        </w:rPr>
+        <w:t>Lv 19:13</w:t>
+      </w:r>
       <w:r>
         <w:rPr>
           <w:lang w:val="es_ES" w:bidi="es_ES"/>
@@ -8886,36 +7104,24 @@
         </w:rPr>
         <w:t xml:space="preserve"> no tiene valor ante el juicio de Dios. De hecho, testificará en su contra porque fue obtenida de manera injusta (</w:t>
       </w:r>
-      <w:hyperlink r:id="rId216">
-        <w:r>
-          <w:rPr>
-            <w:lang w:val="es_ES" w:bidi="es_ES"/>
-          </w:rPr>
-          <w:rPr>
-            <w:color w:val="0000EE"/>
-            <w:u w:val="single"/>
-          </w:rPr>
-          <w:t>5:4</w:t>
-        </w:r>
-      </w:hyperlink>
+      <w:r>
+        <w:rPr>
+          <w:lang w:val="es_ES" w:bidi="es_ES"/>
+        </w:rPr>
+        <w:t>5:4</w:t>
+      </w:r>
       <w:r>
         <w:rPr>
           <w:lang w:val="es_ES" w:bidi="es_ES"/>
         </w:rPr>
         <w:t>) y utilizada de forma malvada (</w:t>
       </w:r>
-      <w:hyperlink r:id="rId217">
-        <w:r>
-          <w:rPr>
-            <w:lang w:val="es_ES" w:bidi="es_ES"/>
-          </w:rPr>
-          <w:rPr>
-            <w:color w:val="0000EE"/>
-            <w:u w:val="single"/>
-          </w:rPr>
-          <w:t>5:5–6</w:t>
-        </w:r>
-      </w:hyperlink>
+      <w:r>
+        <w:rPr>
+          <w:lang w:val="es_ES" w:bidi="es_ES"/>
+        </w:rPr>
+        <w:t>5:5–6</w:t>
+      </w:r>
       <w:r>
         <w:rPr>
           <w:lang w:val="es_ES" w:bidi="es_ES"/>
@@ -8970,126 +7176,84 @@
         </w:rPr>
         <w:t>Estas personas adineradas (</w:t>
       </w:r>
-      <w:hyperlink r:id="rId218">
-        <w:r>
-          <w:rPr>
-            <w:lang w:val="es_ES" w:bidi="es_ES"/>
-          </w:rPr>
-          <w:rPr>
-            <w:color w:val="0000EE"/>
-            <w:u w:val="single"/>
-          </w:rPr>
-          <w:t>5:1</w:t>
-        </w:r>
-      </w:hyperlink>
+      <w:r>
+        <w:rPr>
+          <w:lang w:val="es_ES" w:bidi="es_ES"/>
+        </w:rPr>
+        <w:t>5:1</w:t>
+      </w:r>
       <w:r>
         <w:rPr>
           <w:lang w:val="es_ES" w:bidi="es_ES"/>
         </w:rPr>
         <w:t xml:space="preserve">) eran terratenientes explotadores. Como aquellos mencionados en </w:t>
       </w:r>
-      <w:hyperlink r:id="rId219">
-        <w:r>
-          <w:rPr>
-            <w:lang w:val="es_ES" w:bidi="es_ES"/>
-          </w:rPr>
-          <w:rPr>
-            <w:color w:val="0000EE"/>
-            <w:u w:val="single"/>
-          </w:rPr>
-          <w:t>2:6</w:t>
-        </w:r>
-      </w:hyperlink>
+      <w:r>
+        <w:rPr>
+          <w:lang w:val="es_ES" w:bidi="es_ES"/>
+        </w:rPr>
+        <w:t>2:6</w:t>
+      </w:r>
       <w:r>
         <w:rPr>
           <w:lang w:val="es_ES" w:bidi="es_ES"/>
         </w:rPr>
         <w:t xml:space="preserve"> que oprimían y llevaban a los cristianos a los tribunales, estaban explotando a los jornaleros cuyo trabajo era cosechar sus campos. • Los gritos ... han llegado a los oídos del Señor: Dios escucha las oraciones de los oprimidos (ver </w:t>
       </w:r>
-      <w:hyperlink r:id="rId220">
-        <w:r>
-          <w:rPr>
-            <w:lang w:val="es_ES" w:bidi="es_ES"/>
-          </w:rPr>
-          <w:rPr>
-            <w:color w:val="0000EE"/>
-            <w:u w:val="single"/>
-          </w:rPr>
-          <w:t>Dt 24:14–15</w:t>
-        </w:r>
-      </w:hyperlink>
+      <w:r>
+        <w:rPr>
+          <w:lang w:val="es_ES" w:bidi="es_ES"/>
+        </w:rPr>
+        <w:t>Dt 24:14–15</w:t>
+      </w:r>
       <w:r>
         <w:rPr>
           <w:lang w:val="es_ES" w:bidi="es_ES"/>
         </w:rPr>
         <w:t xml:space="preserve">). Incluso mientras los jornaleros aún sufren, el Señor ha escuchado (ver </w:t>
       </w:r>
-      <w:hyperlink r:id="rId221">
-        <w:r>
-          <w:rPr>
-            <w:lang w:val="es_ES" w:bidi="es_ES"/>
-          </w:rPr>
-          <w:rPr>
-            <w:color w:val="0000EE"/>
-            <w:u w:val="single"/>
-          </w:rPr>
-          <w:t>Ex 3:7</w:t>
-        </w:r>
-      </w:hyperlink>
+      <w:r>
+        <w:rPr>
+          <w:lang w:val="es_ES" w:bidi="es_ES"/>
+        </w:rPr>
+        <w:t>Ex 3:7</w:t>
+      </w:r>
       <w:r>
         <w:rPr>
           <w:lang w:val="es_ES" w:bidi="es_ES"/>
         </w:rPr>
         <w:t>). • El Señor de los Ejércitos Celestiales (</w:t>
       </w:r>
-      <w:hyperlink r:id="rId222">
-        <w:r>
-          <w:rPr>
-            <w:lang w:val="es_ES" w:bidi="es_ES"/>
-          </w:rPr>
-          <w:rPr>
-            <w:color w:val="0000EE"/>
-            <w:u w:val="single"/>
-          </w:rPr>
-          <w:t>1 Sam 17:45,</w:t>
-        </w:r>
-      </w:hyperlink>
+      <w:r>
+        <w:rPr>
+          <w:lang w:val="es_ES" w:bidi="es_ES"/>
+        </w:rPr>
+        <w:t>1 Sam 17:45,</w:t>
+      </w:r>
       <w:r>
         <w:rPr>
           <w:lang w:val="es_ES" w:bidi="es_ES"/>
         </w:rPr>
         <w:t xml:space="preserve"> </w:t>
       </w:r>
-      <w:hyperlink r:id="rId223">
-        <w:r>
-          <w:rPr>
-            <w:lang w:val="es_ES" w:bidi="es_ES"/>
-          </w:rPr>
-          <w:rPr>
-            <w:color w:val="0000EE"/>
-            <w:u w:val="single"/>
-          </w:rPr>
-          <w:t>Sal 103:20–21,</w:t>
-        </w:r>
-      </w:hyperlink>
+      <w:r>
+        <w:rPr>
+          <w:lang w:val="es_ES" w:bidi="es_ES"/>
+        </w:rPr>
+        <w:t>Sal 103:20–21,</w:t>
+      </w:r>
       <w:r>
         <w:rPr>
           <w:lang w:val="es_ES" w:bidi="es_ES"/>
         </w:rPr>
         <w:t xml:space="preserve"> </w:t>
       </w:r>
-      <w:hyperlink r:id="rId224">
-        <w:r>
-          <w:rPr>
-            <w:lang w:val="es_ES" w:bidi="es_ES"/>
-          </w:rPr>
-          <w:rPr>
-            <w:color w:val="0000EE"/>
-            <w:u w:val="single"/>
-          </w:rPr>
-          <w:t>Ro 9:29</w:t>
-        </w:r>
-      </w:hyperlink>
+      <w:r>
+        <w:rPr>
+          <w:lang w:val="es_ES" w:bidi="es_ES"/>
+        </w:rPr>
+        <w:t>Ro 9:29</w:t>
+      </w:r>
       <w:r>
         <w:rPr>
           <w:lang w:val="es_ES" w:bidi="es_ES"/>
@@ -9144,36 +7308,24 @@
         </w:rPr>
         <w:t xml:space="preserve">Mató a personas inocentes (o "mató al justo"): en este contexto, la frase probablemente se refiere a personas inocentes, como los trabajadores oprimidos mencionados en este párrafo, en lugar de referirse a Jesús (cp. </w:t>
       </w:r>
-      <w:hyperlink r:id="rId225">
-        <w:r>
-          <w:rPr>
-            <w:lang w:val="es_ES" w:bidi="es_ES"/>
-          </w:rPr>
-          <w:rPr>
-            <w:color w:val="0000EE"/>
-            <w:u w:val="single"/>
-          </w:rPr>
-          <w:t>Hechos 3:14,</w:t>
-        </w:r>
-      </w:hyperlink>
+      <w:r>
+        <w:rPr>
+          <w:lang w:val="es_ES" w:bidi="es_ES"/>
+        </w:rPr>
+        <w:t>Hechos 3:14,</w:t>
+      </w:r>
       <w:r>
         <w:rPr>
           <w:lang w:val="es_ES" w:bidi="es_ES"/>
         </w:rPr>
         <w:t xml:space="preserve"> </w:t>
       </w:r>
-      <w:hyperlink r:id="rId226">
-        <w:r>
-          <w:rPr>
-            <w:lang w:val="es_ES" w:bidi="es_ES"/>
-          </w:rPr>
-          <w:rPr>
-            <w:color w:val="0000EE"/>
-            <w:u w:val="single"/>
-          </w:rPr>
-          <w:t>7:52</w:t>
-        </w:r>
-      </w:hyperlink>
+      <w:r>
+        <w:rPr>
+          <w:lang w:val="es_ES" w:bidi="es_ES"/>
+        </w:rPr>
+        <w:t>7:52</w:t>
+      </w:r>
       <w:r>
         <w:rPr>
           <w:lang w:val="es_ES" w:bidi="es_ES"/>
@@ -9228,36 +7380,24 @@
         </w:rPr>
         <w:t>Sean pacientes: esta es la resolución definitiva para los pobres en sus presiones económicas y por el trato injusto de los malvados ricos (</w:t>
       </w:r>
-      <w:hyperlink r:id="rId39">
-        <w:r>
-          <w:rPr>
-            <w:lang w:val="es_ES" w:bidi="es_ES"/>
-          </w:rPr>
-          <w:rPr>
-            <w:color w:val="0000EE"/>
-            <w:u w:val="single"/>
-          </w:rPr>
-          <w:t>5:1–6</w:t>
-        </w:r>
-      </w:hyperlink>
+      <w:r>
+        <w:rPr>
+          <w:lang w:val="es_ES" w:bidi="es_ES"/>
+        </w:rPr>
+        <w:t>5:1–6</w:t>
+      </w:r>
       <w:r>
         <w:rPr>
           <w:lang w:val="es_ES" w:bidi="es_ES"/>
         </w:rPr>
         <w:t xml:space="preserve">; ver </w:t>
       </w:r>
-      <w:hyperlink r:id="rId157">
-        <w:r>
-          <w:rPr>
-            <w:lang w:val="es_ES" w:bidi="es_ES"/>
-          </w:rPr>
-          <w:rPr>
-            <w:color w:val="0000EE"/>
-            <w:u w:val="single"/>
-          </w:rPr>
-          <w:t>2:6–7</w:t>
-        </w:r>
-      </w:hyperlink>
+      <w:r>
+        <w:rPr>
+          <w:lang w:val="es_ES" w:bidi="es_ES"/>
+        </w:rPr>
+        <w:t>2:6–7</w:t>
+      </w:r>
       <w:r>
         <w:rPr>
           <w:lang w:val="es_ES" w:bidi="es_ES"/>
@@ -9277,108 +7417,72 @@
         </w:rPr>
         <w:t xml:space="preserve"> los fieles recibirán su recompensa final (</w:t>
       </w:r>
-      <w:hyperlink r:id="rId227">
-        <w:r>
-          <w:rPr>
-            <w:lang w:val="es_ES" w:bidi="es_ES"/>
-          </w:rPr>
-          <w:rPr>
-            <w:color w:val="0000EE"/>
-            <w:u w:val="single"/>
-          </w:rPr>
-          <w:t>Is 40:10,</w:t>
-        </w:r>
-      </w:hyperlink>
+      <w:r>
+        <w:rPr>
+          <w:lang w:val="es_ES" w:bidi="es_ES"/>
+        </w:rPr>
+        <w:t>Is 40:10,</w:t>
+      </w:r>
       <w:r>
         <w:rPr>
           <w:lang w:val="es_ES" w:bidi="es_ES"/>
         </w:rPr>
         <w:t xml:space="preserve"> </w:t>
       </w:r>
-      <w:hyperlink r:id="rId228">
-        <w:r>
-          <w:rPr>
-            <w:lang w:val="es_ES" w:bidi="es_ES"/>
-          </w:rPr>
-          <w:rPr>
-            <w:color w:val="0000EE"/>
-            <w:u w:val="single"/>
-          </w:rPr>
-          <w:t>Lucas 6:20–35,</w:t>
-        </w:r>
-      </w:hyperlink>
+      <w:r>
+        <w:rPr>
+          <w:lang w:val="es_ES" w:bidi="es_ES"/>
+        </w:rPr>
+        <w:t>Lucas 6:20–35,</w:t>
+      </w:r>
       <w:r>
         <w:rPr>
           <w:lang w:val="es_ES" w:bidi="es_ES"/>
         </w:rPr>
         <w:t xml:space="preserve"> </w:t>
       </w:r>
-      <w:hyperlink r:id="rId229">
-        <w:r>
-          <w:rPr>
-            <w:lang w:val="es_ES" w:bidi="es_ES"/>
-          </w:rPr>
-          <w:rPr>
-            <w:color w:val="0000EE"/>
-            <w:u w:val="single"/>
-          </w:rPr>
-          <w:t>1 Co 15:23,</w:t>
-        </w:r>
-      </w:hyperlink>
+      <w:r>
+        <w:rPr>
+          <w:lang w:val="es_ES" w:bidi="es_ES"/>
+        </w:rPr>
+        <w:t>1 Co 15:23,</w:t>
+      </w:r>
       <w:r>
         <w:rPr>
           <w:lang w:val="es_ES" w:bidi="es_ES"/>
         </w:rPr>
         <w:t xml:space="preserve"> </w:t>
       </w:r>
-      <w:hyperlink r:id="rId230">
-        <w:r>
-          <w:rPr>
-            <w:lang w:val="es_ES" w:bidi="es_ES"/>
-          </w:rPr>
-          <w:rPr>
-            <w:color w:val="0000EE"/>
-            <w:u w:val="single"/>
-          </w:rPr>
-          <w:t>1 Pe 1:17,</w:t>
-        </w:r>
-      </w:hyperlink>
+      <w:r>
+        <w:rPr>
+          <w:lang w:val="es_ES" w:bidi="es_ES"/>
+        </w:rPr>
+        <w:t>1 Pe 1:17,</w:t>
+      </w:r>
       <w:r>
         <w:rPr>
           <w:lang w:val="es_ES" w:bidi="es_ES"/>
         </w:rPr>
         <w:t xml:space="preserve"> </w:t>
       </w:r>
-      <w:hyperlink r:id="rId231">
-        <w:r>
-          <w:rPr>
-            <w:lang w:val="es_ES" w:bidi="es_ES"/>
-          </w:rPr>
-          <w:rPr>
-            <w:color w:val="0000EE"/>
-            <w:u w:val="single"/>
-          </w:rPr>
-          <w:t>5:4</w:t>
-        </w:r>
-      </w:hyperlink>
+      <w:r>
+        <w:rPr>
+          <w:lang w:val="es_ES" w:bidi="es_ES"/>
+        </w:rPr>
+        <w:t>5:4</w:t>
+      </w:r>
       <w:r>
         <w:rPr>
           <w:lang w:val="es_ES" w:bidi="es_ES"/>
         </w:rPr>
         <w:t xml:space="preserve">, </w:t>
       </w:r>
-      <w:hyperlink r:id="rId232">
-        <w:r>
-          <w:rPr>
-            <w:lang w:val="es_ES" w:bidi="es_ES"/>
-          </w:rPr>
-          <w:rPr>
-            <w:color w:val="0000EE"/>
-            <w:u w:val="single"/>
-          </w:rPr>
-          <w:t>Ap 22:12</w:t>
-        </w:r>
-      </w:hyperlink>
+      <w:r>
+        <w:rPr>
+          <w:lang w:val="es_ES" w:bidi="es_ES"/>
+        </w:rPr>
+        <w:t>Ap 22:12</w:t>
+      </w:r>
       <w:r>
         <w:rPr>
           <w:lang w:val="es_ES" w:bidi="es_ES"/>
@@ -9481,36 +7585,24 @@
         </w:rPr>
         <w:t xml:space="preserve">Este versículo reflexiona sobre </w:t>
       </w:r>
-      <w:hyperlink r:id="rId233">
-        <w:r>
-          <w:rPr>
-            <w:lang w:val="es_ES" w:bidi="es_ES"/>
-          </w:rPr>
-          <w:rPr>
-            <w:color w:val="0000EE"/>
-            <w:u w:val="single"/>
-          </w:rPr>
-          <w:t>Mt 5:11</w:t>
-        </w:r>
-      </w:hyperlink>
+      <w:r>
+        <w:rPr>
+          <w:lang w:val="es_ES" w:bidi="es_ES"/>
+        </w:rPr>
+        <w:t>Mt 5:11</w:t>
+      </w:r>
       <w:r>
         <w:rPr>
           <w:lang w:val="es_ES" w:bidi="es_ES"/>
         </w:rPr>
         <w:t xml:space="preserve"> y </w:t>
       </w:r>
-      <w:hyperlink r:id="rId234">
-        <w:r>
-          <w:rPr>
-            <w:lang w:val="es_ES" w:bidi="es_ES"/>
-          </w:rPr>
-          <w:rPr>
-            <w:color w:val="0000EE"/>
-            <w:u w:val="single"/>
-          </w:rPr>
-          <w:t>Lucas 6:23</w:t>
-        </w:r>
-      </w:hyperlink>
+      <w:r>
+        <w:rPr>
+          <w:lang w:val="es_ES" w:bidi="es_ES"/>
+        </w:rPr>
+        <w:t>Lucas 6:23</w:t>
+      </w:r>
       <w:r>
         <w:rPr>
           <w:lang w:val="es_ES" w:bidi="es_ES"/>
@@ -9577,90 +7669,60 @@
         </w:rPr>
         <w:t>Job fue un hombre de gran perseverancia porque se mantuvo fiel a Dios a lo largo de sus dificultades (</w:t>
       </w:r>
-      <w:hyperlink r:id="rId235">
-        <w:r>
-          <w:rPr>
-            <w:lang w:val="es_ES" w:bidi="es_ES"/>
-          </w:rPr>
-          <w:rPr>
-            <w:color w:val="0000EE"/>
-            <w:u w:val="single"/>
-          </w:rPr>
-          <w:t>Job 1:20–21,</w:t>
-        </w:r>
-      </w:hyperlink>
+      <w:r>
+        <w:rPr>
+          <w:lang w:val="es_ES" w:bidi="es_ES"/>
+        </w:rPr>
+        <w:t>Job 1:20–21,</w:t>
+      </w:r>
       <w:r>
         <w:rPr>
           <w:lang w:val="es_ES" w:bidi="es_ES"/>
         </w:rPr>
         <w:t xml:space="preserve"> </w:t>
       </w:r>
-      <w:hyperlink r:id="rId236">
-        <w:r>
-          <w:rPr>
-            <w:lang w:val="es_ES" w:bidi="es_ES"/>
-          </w:rPr>
-          <w:rPr>
-            <w:color w:val="0000EE"/>
-            <w:u w:val="single"/>
-          </w:rPr>
-          <w:t>2:9–10</w:t>
-        </w:r>
-      </w:hyperlink>
+      <w:r>
+        <w:rPr>
+          <w:lang w:val="es_ES" w:bidi="es_ES"/>
+        </w:rPr>
+        <w:t>2:9–10</w:t>
+      </w:r>
       <w:r>
         <w:rPr>
           <w:lang w:val="es_ES" w:bidi="es_ES"/>
         </w:rPr>
         <w:t>), a pesar de sus quejas (</w:t>
       </w:r>
-      <w:hyperlink r:id="rId237">
-        <w:r>
-          <w:rPr>
-            <w:lang w:val="es_ES" w:bidi="es_ES"/>
-          </w:rPr>
-          <w:rPr>
-            <w:color w:val="0000EE"/>
-            <w:u w:val="single"/>
-          </w:rPr>
-          <w:t>Job 3:1–26,</w:t>
-        </w:r>
-      </w:hyperlink>
+      <w:r>
+        <w:rPr>
+          <w:lang w:val="es_ES" w:bidi="es_ES"/>
+        </w:rPr>
+        <w:t>Job 3:1–26,</w:t>
+      </w:r>
       <w:r>
         <w:rPr>
           <w:lang w:val="es_ES" w:bidi="es_ES"/>
         </w:rPr>
         <w:t xml:space="preserve"> </w:t>
       </w:r>
-      <w:hyperlink r:id="rId238">
-        <w:r>
-          <w:rPr>
-            <w:lang w:val="es_ES" w:bidi="es_ES"/>
-          </w:rPr>
-          <w:rPr>
-            <w:color w:val="0000EE"/>
-            <w:u w:val="single"/>
-          </w:rPr>
-          <w:t>12:1–3,</w:t>
-        </w:r>
-      </w:hyperlink>
+      <w:r>
+        <w:rPr>
+          <w:lang w:val="es_ES" w:bidi="es_ES"/>
+        </w:rPr>
+        <w:t>12:1–3,</w:t>
+      </w:r>
       <w:r>
         <w:rPr>
           <w:lang w:val="es_ES" w:bidi="es_ES"/>
         </w:rPr>
         <w:t xml:space="preserve"> </w:t>
       </w:r>
-      <w:hyperlink r:id="rId239">
-        <w:r>
-          <w:rPr>
-            <w:lang w:val="es_ES" w:bidi="es_ES"/>
-          </w:rPr>
-          <w:rPr>
-            <w:color w:val="0000EE"/>
-            <w:u w:val="single"/>
-          </w:rPr>
-          <w:t>16:1–3</w:t>
-        </w:r>
-      </w:hyperlink>
+      <w:r>
+        <w:rPr>
+          <w:lang w:val="es_ES" w:bidi="es_ES"/>
+        </w:rPr>
+        <w:t>16:1–3</w:t>
+      </w:r>
       <w:r>
         <w:rPr>
           <w:lang w:val="es_ES" w:bidi="es_ES"/>
@@ -9715,162 +7777,108 @@
         </w:rPr>
         <w:t>Nunca hagas un juramento: debido a que las iglesias estaban enfrentando conflictos verbales tan severos (</w:t>
       </w:r>
-      <w:hyperlink r:id="rId159">
-        <w:r>
-          <w:rPr>
-            <w:lang w:val="es_ES" w:bidi="es_ES"/>
-          </w:rPr>
-          <w:rPr>
-            <w:color w:val="0000EE"/>
-            <w:u w:val="single"/>
-          </w:rPr>
-          <w:t>4:1–3</w:t>
-        </w:r>
-      </w:hyperlink>
+      <w:r>
+        <w:rPr>
+          <w:lang w:val="es_ES" w:bidi="es_ES"/>
+        </w:rPr>
+        <w:t>4:1–3</w:t>
+      </w:r>
       <w:r>
         <w:rPr>
           <w:lang w:val="es_ES" w:bidi="es_ES"/>
         </w:rPr>
         <w:t>,</w:t>
       </w:r>
-      <w:hyperlink r:id="rId198">
-        <w:r>
-          <w:rPr>
-            <w:lang w:val="es_ES" w:bidi="es_ES"/>
-          </w:rPr>
-          <w:rPr>
-            <w:color w:val="0000EE"/>
-            <w:u w:val="single"/>
-          </w:rPr>
-          <w:t>11–12</w:t>
-        </w:r>
-      </w:hyperlink>
+      <w:r>
+        <w:rPr>
+          <w:lang w:val="es_ES" w:bidi="es_ES"/>
+        </w:rPr>
+        <w:t>11–12</w:t>
+      </w:r>
       <w:r>
         <w:rPr>
           <w:lang w:val="es_ES" w:bidi="es_ES"/>
         </w:rPr>
         <w:t>), Jacobo les insta a evitar las trampas de los juramentos engañosos al no usar ningún juramento en absoluto (</w:t>
       </w:r>
-      <w:hyperlink r:id="rId240">
-        <w:r>
-          <w:rPr>
-            <w:lang w:val="es_ES" w:bidi="es_ES"/>
-          </w:rPr>
-          <w:rPr>
-            <w:color w:val="0000EE"/>
-            <w:u w:val="single"/>
-          </w:rPr>
-          <w:t>Mt 5:33–37</w:t>
-        </w:r>
-      </w:hyperlink>
+      <w:r>
+        <w:rPr>
+          <w:lang w:val="es_ES" w:bidi="es_ES"/>
+        </w:rPr>
+        <w:t>Mt 5:33–37</w:t>
+      </w:r>
       <w:r>
         <w:rPr>
           <w:lang w:val="es_ES" w:bidi="es_ES"/>
         </w:rPr>
         <w:t>). Jurar en el nombre del Señor era invocarlo para hacer cumplir el juramento (</w:t>
       </w:r>
-      <w:hyperlink r:id="rId241">
-        <w:r>
-          <w:rPr>
-            <w:lang w:val="es_ES" w:bidi="es_ES"/>
-          </w:rPr>
-          <w:rPr>
-            <w:color w:val="0000EE"/>
-            <w:u w:val="single"/>
-          </w:rPr>
-          <w:t>Gn 31:53,</w:t>
-        </w:r>
-      </w:hyperlink>
+      <w:r>
+        <w:rPr>
+          <w:lang w:val="es_ES" w:bidi="es_ES"/>
+        </w:rPr>
+        <w:t>Gn 31:53,</w:t>
+      </w:r>
       <w:r>
         <w:rPr>
           <w:lang w:val="es_ES" w:bidi="es_ES"/>
         </w:rPr>
         <w:t xml:space="preserve"> </w:t>
       </w:r>
-      <w:hyperlink r:id="rId242">
-        <w:r>
-          <w:rPr>
-            <w:lang w:val="es_ES" w:bidi="es_ES"/>
-          </w:rPr>
-          <w:rPr>
-            <w:color w:val="0000EE"/>
-            <w:u w:val="single"/>
-          </w:rPr>
-          <w:t>1 Re 8:31–32</w:t>
-        </w:r>
-      </w:hyperlink>
+      <w:r>
+        <w:rPr>
+          <w:lang w:val="es_ES" w:bidi="es_ES"/>
+        </w:rPr>
+        <w:t>1 Re 8:31–32</w:t>
+      </w:r>
       <w:r>
         <w:rPr>
           <w:lang w:val="es_ES" w:bidi="es_ES"/>
         </w:rPr>
         <w:t xml:space="preserve">). Cuando las personas juraban por el cielo o la tierra, fingían reverencia mientras evitaban el uso del nombre divino, o eran engañosas con un lenguaje astuto (ver </w:t>
       </w:r>
-      <w:hyperlink r:id="rId243">
-        <w:r>
-          <w:rPr>
-            <w:lang w:val="es_ES" w:bidi="es_ES"/>
-          </w:rPr>
-          <w:rPr>
-            <w:color w:val="0000EE"/>
-            <w:u w:val="single"/>
-          </w:rPr>
-          <w:t>Mt 23:16–22</w:t>
-        </w:r>
-      </w:hyperlink>
+      <w:r>
+        <w:rPr>
+          <w:lang w:val="es_ES" w:bidi="es_ES"/>
+        </w:rPr>
+        <w:t>Mt 23:16–22</w:t>
+      </w:r>
       <w:r>
         <w:rPr>
           <w:lang w:val="es_ES" w:bidi="es_ES"/>
         </w:rPr>
         <w:t>). Pedro usó un juramento de manera engañosa (</w:t>
       </w:r>
-      <w:hyperlink r:id="rId244">
-        <w:r>
-          <w:rPr>
-            <w:lang w:val="es_ES" w:bidi="es_ES"/>
-          </w:rPr>
-          <w:rPr>
-            <w:color w:val="0000EE"/>
-            <w:u w:val="single"/>
-          </w:rPr>
-          <w:t>Mt 26:71–73</w:t>
-        </w:r>
-      </w:hyperlink>
+      <w:r>
+        <w:rPr>
+          <w:lang w:val="es_ES" w:bidi="es_ES"/>
+        </w:rPr>
+        <w:t>Mt 26:71–73</w:t>
+      </w:r>
       <w:r>
         <w:rPr>
           <w:lang w:val="es_ES" w:bidi="es_ES"/>
         </w:rPr>
         <w:t>), pero Pablo usó un juramento para confirmar sus afirmaciones (</w:t>
       </w:r>
-      <w:hyperlink r:id="rId245">
-        <w:r>
-          <w:rPr>
-            <w:lang w:val="es_ES" w:bidi="es_ES"/>
-          </w:rPr>
-          <w:rPr>
-            <w:color w:val="0000EE"/>
-            <w:u w:val="single"/>
-          </w:rPr>
-          <w:t>Ro 1:9,</w:t>
-        </w:r>
-      </w:hyperlink>
+      <w:r>
+        <w:rPr>
+          <w:lang w:val="es_ES" w:bidi="es_ES"/>
+        </w:rPr>
+        <w:t>Ro 1:9,</w:t>
+      </w:r>
       <w:r>
         <w:rPr>
           <w:lang w:val="es_ES" w:bidi="es_ES"/>
         </w:rPr>
         <w:t xml:space="preserve"> </w:t>
       </w:r>
-      <w:hyperlink r:id="rId246">
-        <w:r>
-          <w:rPr>
-            <w:lang w:val="es_ES" w:bidi="es_ES"/>
-          </w:rPr>
-          <w:rPr>
-            <w:color w:val="0000EE"/>
-            <w:u w:val="single"/>
-          </w:rPr>
-          <w:t>2 Co 1:23</w:t>
-        </w:r>
-      </w:hyperlink>
+      <w:r>
+        <w:rPr>
+          <w:lang w:val="es_ES" w:bidi="es_ES"/>
+        </w:rPr>
+        <w:t>2 Co 1:23</w:t>
+      </w:r>
       <w:r>
         <w:rPr>
           <w:lang w:val="es_ES" w:bidi="es_ES"/>
@@ -9925,108 +7933,72 @@
         </w:rPr>
         <w:t>Los ancianos de la iglesia eran responsables del bienestar de una asamblea local de cristianos. Eran seleccionados por su edad relativa y sus cualificaciones como líderes cristianos (</w:t>
       </w:r>
-      <w:hyperlink r:id="rId247">
-        <w:r>
-          <w:rPr>
-            <w:lang w:val="es_ES" w:bidi="es_ES"/>
-          </w:rPr>
-          <w:rPr>
-            <w:color w:val="0000EE"/>
-            <w:u w:val="single"/>
-          </w:rPr>
-          <w:t>Hechos 14:23</w:t>
-        </w:r>
-      </w:hyperlink>
+      <w:r>
+        <w:rPr>
+          <w:lang w:val="es_ES" w:bidi="es_ES"/>
+        </w:rPr>
+        <w:t>Hechos 14:23</w:t>
+      </w:r>
       <w:r>
         <w:rPr>
           <w:lang w:val="es_ES" w:bidi="es_ES"/>
         </w:rPr>
         <w:t xml:space="preserve">; </w:t>
       </w:r>
-      <w:hyperlink r:id="rId248">
-        <w:r>
-          <w:rPr>
-            <w:lang w:val="es_ES" w:bidi="es_ES"/>
-          </w:rPr>
-          <w:rPr>
-            <w:color w:val="0000EE"/>
-            <w:u w:val="single"/>
-          </w:rPr>
-          <w:t>20:17</w:t>
-        </w:r>
-      </w:hyperlink>
+      <w:r>
+        <w:rPr>
+          <w:lang w:val="es_ES" w:bidi="es_ES"/>
+        </w:rPr>
+        <w:t>20:17</w:t>
+      </w:r>
       <w:r>
         <w:rPr>
           <w:lang w:val="es_ES" w:bidi="es_ES"/>
         </w:rPr>
         <w:t>,</w:t>
       </w:r>
-      <w:hyperlink r:id="rId249">
-        <w:r>
-          <w:rPr>
-            <w:lang w:val="es_ES" w:bidi="es_ES"/>
-          </w:rPr>
-          <w:rPr>
-            <w:color w:val="0000EE"/>
-            <w:u w:val="single"/>
-          </w:rPr>
-          <w:t>28</w:t>
-        </w:r>
-      </w:hyperlink>
+      <w:r>
+        <w:rPr>
+          <w:lang w:val="es_ES" w:bidi="es_ES"/>
+        </w:rPr>
+        <w:t>28</w:t>
+      </w:r>
       <w:r>
         <w:rPr>
           <w:lang w:val="es_ES" w:bidi="es_ES"/>
         </w:rPr>
         <w:t xml:space="preserve">; </w:t>
       </w:r>
-      <w:hyperlink r:id="rId250">
-        <w:r>
-          <w:rPr>
-            <w:lang w:val="es_ES" w:bidi="es_ES"/>
-          </w:rPr>
-          <w:rPr>
-            <w:color w:val="0000EE"/>
-            <w:u w:val="single"/>
-          </w:rPr>
-          <w:t>1 Pe 5:1–4</w:t>
-        </w:r>
-      </w:hyperlink>
+      <w:r>
+        <w:rPr>
+          <w:lang w:val="es_ES" w:bidi="es_ES"/>
+        </w:rPr>
+        <w:t>1 Pe 5:1–4</w:t>
+      </w:r>
       <w:r>
         <w:rPr>
           <w:lang w:val="es_ES" w:bidi="es_ES"/>
         </w:rPr>
         <w:t xml:space="preserve">; cp. </w:t>
       </w:r>
-      <w:hyperlink r:id="rId251">
-        <w:r>
-          <w:rPr>
-            <w:lang w:val="es_ES" w:bidi="es_ES"/>
-          </w:rPr>
-          <w:rPr>
-            <w:color w:val="0000EE"/>
-            <w:u w:val="single"/>
-          </w:rPr>
-          <w:t>1 Tm 3:1–7,</w:t>
-        </w:r>
-      </w:hyperlink>
+      <w:r>
+        <w:rPr>
+          <w:lang w:val="es_ES" w:bidi="es_ES"/>
+        </w:rPr>
+        <w:t>1 Tm 3:1–7,</w:t>
+      </w:r>
       <w:r>
         <w:rPr>
           <w:lang w:val="es_ES" w:bidi="es_ES"/>
         </w:rPr>
         <w:t xml:space="preserve"> </w:t>
       </w:r>
-      <w:hyperlink r:id="rId252">
-        <w:r>
-          <w:rPr>
-            <w:lang w:val="es_ES" w:bidi="es_ES"/>
-          </w:rPr>
-          <w:rPr>
-            <w:color w:val="0000EE"/>
-            <w:u w:val="single"/>
-          </w:rPr>
-          <w:t>Tito 1:5–9</w:t>
-        </w:r>
-      </w:hyperlink>
+      <w:r>
+        <w:rPr>
+          <w:lang w:val="es_ES" w:bidi="es_ES"/>
+        </w:rPr>
+        <w:t>Tito 1:5–9</w:t>
+      </w:r>
       <w:r>
         <w:rPr>
           <w:lang w:val="es_ES" w:bidi="es_ES"/>
@@ -10045,90 +8017,60 @@
         </w:rPr>
         <w:t xml:space="preserve">, “Fecha y Lugar de Escritura”), la palabra iglesia es aparentemente un término no técnico que significa “congregación, asamblea” (cp. </w:t>
       </w:r>
-      <w:hyperlink r:id="rId253">
-        <w:r>
-          <w:rPr>
-            <w:lang w:val="es_ES" w:bidi="es_ES"/>
-          </w:rPr>
-          <w:rPr>
-            <w:color w:val="0000EE"/>
-            <w:u w:val="single"/>
-          </w:rPr>
-          <w:t>Mt 18:17</w:t>
-        </w:r>
-      </w:hyperlink>
+      <w:r>
+        <w:rPr>
+          <w:lang w:val="es_ES" w:bidi="es_ES"/>
+        </w:rPr>
+        <w:t>Mt 18:17</w:t>
+      </w:r>
       <w:r>
         <w:rPr>
           <w:lang w:val="es_ES" w:bidi="es_ES"/>
         </w:rPr>
         <w:t>). • El acto de ungir ... con aceite simboliza la bendición divina y la sanación (</w:t>
       </w:r>
-      <w:hyperlink r:id="rId254">
-        <w:r>
-          <w:rPr>
-            <w:lang w:val="es_ES" w:bidi="es_ES"/>
-          </w:rPr>
-          <w:rPr>
-            <w:color w:val="0000EE"/>
-            <w:u w:val="single"/>
-          </w:rPr>
-          <w:t>Is 1:6,</w:t>
-        </w:r>
-      </w:hyperlink>
+      <w:r>
+        <w:rPr>
+          <w:lang w:val="es_ES" w:bidi="es_ES"/>
+        </w:rPr>
+        <w:t>Is 1:6,</w:t>
+      </w:r>
       <w:r>
         <w:rPr>
           <w:lang w:val="es_ES" w:bidi="es_ES"/>
         </w:rPr>
         <w:t xml:space="preserve"> </w:t>
       </w:r>
-      <w:hyperlink r:id="rId255">
-        <w:r>
-          <w:rPr>
-            <w:lang w:val="es_ES" w:bidi="es_ES"/>
-          </w:rPr>
-          <w:rPr>
-            <w:color w:val="0000EE"/>
-            <w:u w:val="single"/>
-          </w:rPr>
-          <w:t>Mt 6:17,</w:t>
-        </w:r>
-      </w:hyperlink>
+      <w:r>
+        <w:rPr>
+          <w:lang w:val="es_ES" w:bidi="es_ES"/>
+        </w:rPr>
+        <w:t>Mt 6:17,</w:t>
+      </w:r>
       <w:r>
         <w:rPr>
           <w:lang w:val="es_ES" w:bidi="es_ES"/>
         </w:rPr>
         <w:t xml:space="preserve"> </w:t>
       </w:r>
-      <w:hyperlink r:id="rId256">
-        <w:r>
-          <w:rPr>
-            <w:lang w:val="es_ES" w:bidi="es_ES"/>
-          </w:rPr>
-          <w:rPr>
-            <w:color w:val="0000EE"/>
-            <w:u w:val="single"/>
-          </w:rPr>
-          <w:t>Marcos 6:13,</w:t>
-        </w:r>
-      </w:hyperlink>
+      <w:r>
+        <w:rPr>
+          <w:lang w:val="es_ES" w:bidi="es_ES"/>
+        </w:rPr>
+        <w:t>Marcos 6:13,</w:t>
+      </w:r>
       <w:r>
         <w:rPr>
           <w:lang w:val="es_ES" w:bidi="es_ES"/>
         </w:rPr>
         <w:t xml:space="preserve"> </w:t>
       </w:r>
-      <w:hyperlink r:id="rId257">
-        <w:r>
-          <w:rPr>
-            <w:lang w:val="es_ES" w:bidi="es_ES"/>
-          </w:rPr>
-          <w:rPr>
-            <w:color w:val="0000EE"/>
-            <w:u w:val="single"/>
-          </w:rPr>
-          <w:t>Lucas 10:34</w:t>
-        </w:r>
-      </w:hyperlink>
+      <w:r>
+        <w:rPr>
+          <w:lang w:val="es_ES" w:bidi="es_ES"/>
+        </w:rPr>
+        <w:t>Lucas 10:34</w:t>
+      </w:r>
       <w:r>
         <w:rPr>
           <w:lang w:val="es_ES" w:bidi="es_ES"/>
@@ -10183,180 +8125,120 @@
         </w:rPr>
         <w:t xml:space="preserve">Una oración ofrecida con fe sanará al enfermo: este proverbio es una declaración generalmente verdadera, sujeta a la voluntad de Dios. Solo las oraciones que encarnan verdadera "fe" serán respondidas afirmativamente por el Señor, y la fe para una curación particular es un don que viene de Dios. Ver también </w:t>
       </w:r>
-      <w:hyperlink r:id="rId258">
-        <w:r>
-          <w:rPr>
-            <w:lang w:val="es_ES" w:bidi="es_ES"/>
-          </w:rPr>
-          <w:rPr>
-            <w:color w:val="0000EE"/>
-            <w:u w:val="single"/>
-          </w:rPr>
-          <w:t>Marcos 9:23;</w:t>
-        </w:r>
-      </w:hyperlink>
+      <w:r>
+        <w:rPr>
+          <w:lang w:val="es_ES" w:bidi="es_ES"/>
+        </w:rPr>
+        <w:t>Marcos 9:23;</w:t>
+      </w:r>
       <w:r>
         <w:rPr>
           <w:lang w:val="es_ES" w:bidi="es_ES"/>
         </w:rPr>
         <w:t xml:space="preserve"> </w:t>
       </w:r>
-      <w:hyperlink r:id="rId259">
-        <w:r>
-          <w:rPr>
-            <w:lang w:val="es_ES" w:bidi="es_ES"/>
-          </w:rPr>
-          <w:rPr>
-            <w:color w:val="0000EE"/>
-            <w:u w:val="single"/>
-          </w:rPr>
-          <w:t>Juan 14:13–14;</w:t>
-        </w:r>
-      </w:hyperlink>
+      <w:r>
+        <w:rPr>
+          <w:lang w:val="es_ES" w:bidi="es_ES"/>
+        </w:rPr>
+        <w:t>Juan 14:13–14;</w:t>
+      </w:r>
       <w:r>
         <w:rPr>
           <w:lang w:val="es_ES" w:bidi="es_ES"/>
         </w:rPr>
         <w:t xml:space="preserve"> </w:t>
       </w:r>
-      <w:hyperlink r:id="rId260">
-        <w:r>
-          <w:rPr>
-            <w:lang w:val="es_ES" w:bidi="es_ES"/>
-          </w:rPr>
-          <w:rPr>
-            <w:color w:val="0000EE"/>
-            <w:u w:val="single"/>
-          </w:rPr>
-          <w:t>15:7</w:t>
-        </w:r>
-      </w:hyperlink>
+      <w:r>
+        <w:rPr>
+          <w:lang w:val="es_ES" w:bidi="es_ES"/>
+        </w:rPr>
+        <w:t>15:7</w:t>
+      </w:r>
       <w:r>
         <w:rPr>
           <w:lang w:val="es_ES" w:bidi="es_ES"/>
         </w:rPr>
         <w:t>,</w:t>
       </w:r>
-      <w:hyperlink r:id="rId261">
-        <w:r>
-          <w:rPr>
-            <w:lang w:val="es_ES" w:bidi="es_ES"/>
-          </w:rPr>
-          <w:rPr>
-            <w:color w:val="0000EE"/>
-            <w:u w:val="single"/>
-          </w:rPr>
-          <w:t>16</w:t>
-        </w:r>
-      </w:hyperlink>
+      <w:r>
+        <w:rPr>
+          <w:lang w:val="es_ES" w:bidi="es_ES"/>
+        </w:rPr>
+        <w:t>16</w:t>
+      </w:r>
       <w:r>
         <w:rPr>
           <w:lang w:val="es_ES" w:bidi="es_ES"/>
         </w:rPr>
         <w:t xml:space="preserve">; </w:t>
       </w:r>
-      <w:hyperlink r:id="rId262">
-        <w:r>
-          <w:rPr>
-            <w:lang w:val="es_ES" w:bidi="es_ES"/>
-          </w:rPr>
-          <w:rPr>
-            <w:color w:val="0000EE"/>
-            <w:u w:val="single"/>
-          </w:rPr>
-          <w:t>16:23–27</w:t>
-        </w:r>
-      </w:hyperlink>
+      <w:r>
+        <w:rPr>
+          <w:lang w:val="es_ES" w:bidi="es_ES"/>
+        </w:rPr>
+        <w:t>16:23–27</w:t>
+      </w:r>
       <w:r>
         <w:rPr>
           <w:lang w:val="es_ES" w:bidi="es_ES"/>
         </w:rPr>
         <w:t xml:space="preserve">; </w:t>
       </w:r>
-      <w:hyperlink r:id="rId263">
-        <w:r>
-          <w:rPr>
-            <w:lang w:val="es_ES" w:bidi="es_ES"/>
-          </w:rPr>
-          <w:rPr>
-            <w:color w:val="0000EE"/>
-            <w:u w:val="single"/>
-          </w:rPr>
-          <w:t>1 Jn 3:22</w:t>
-        </w:r>
-      </w:hyperlink>
+      <w:r>
+        <w:rPr>
+          <w:lang w:val="es_ES" w:bidi="es_ES"/>
+        </w:rPr>
+        <w:t>1 Jn 3:22</w:t>
+      </w:r>
       <w:r>
         <w:rPr>
           <w:lang w:val="es_ES" w:bidi="es_ES"/>
         </w:rPr>
         <w:t xml:space="preserve">; </w:t>
       </w:r>
-      <w:hyperlink r:id="rId264">
-        <w:r>
-          <w:rPr>
-            <w:lang w:val="es_ES" w:bidi="es_ES"/>
-          </w:rPr>
-          <w:rPr>
-            <w:color w:val="0000EE"/>
-            <w:u w:val="single"/>
-          </w:rPr>
-          <w:t>5:14–15</w:t>
-        </w:r>
-      </w:hyperlink>
+      <w:r>
+        <w:rPr>
+          <w:lang w:val="es_ES" w:bidi="es_ES"/>
+        </w:rPr>
+        <w:t>5:14–15</w:t>
+      </w:r>
       <w:r>
         <w:rPr>
           <w:lang w:val="es_ES" w:bidi="es_ES"/>
         </w:rPr>
         <w:t>. • Si has cometido algún pecado: Jacobo sugiere que algunas enfermedades podrían ser causadas por el pecado, y es importante que el pecado también sea confesado y perdonado (</w:t>
       </w:r>
-      <w:hyperlink r:id="rId265">
-        <w:r>
-          <w:rPr>
-            <w:lang w:val="es_ES" w:bidi="es_ES"/>
-          </w:rPr>
-          <w:rPr>
-            <w:color w:val="0000EE"/>
-            <w:u w:val="single"/>
-          </w:rPr>
-          <w:t>St 5:16</w:t>
-        </w:r>
-      </w:hyperlink>
+      <w:r>
+        <w:rPr>
+          <w:lang w:val="es_ES" w:bidi="es_ES"/>
+        </w:rPr>
+        <w:t>St 5:16</w:t>
+      </w:r>
       <w:r>
         <w:rPr>
           <w:lang w:val="es_ES" w:bidi="es_ES"/>
         </w:rPr>
         <w:t xml:space="preserve">; ver </w:t>
       </w:r>
-      <w:hyperlink r:id="rId266">
-        <w:r>
-          <w:rPr>
-            <w:lang w:val="es_ES" w:bidi="es_ES"/>
-          </w:rPr>
-          <w:rPr>
-            <w:color w:val="0000EE"/>
-            <w:u w:val="single"/>
-          </w:rPr>
-          <w:t>Marcos 2:3–12,</w:t>
-        </w:r>
-      </w:hyperlink>
+      <w:r>
+        <w:rPr>
+          <w:lang w:val="es_ES" w:bidi="es_ES"/>
+        </w:rPr>
+        <w:t>Marcos 2:3–12,</w:t>
+      </w:r>
       <w:r>
         <w:rPr>
           <w:lang w:val="es_ES" w:bidi="es_ES"/>
         </w:rPr>
         <w:t xml:space="preserve"> </w:t>
       </w:r>
-      <w:hyperlink r:id="rId267">
-        <w:r>
-          <w:rPr>
-            <w:lang w:val="es_ES" w:bidi="es_ES"/>
-          </w:rPr>
-          <w:rPr>
-            <w:color w:val="0000EE"/>
-            <w:u w:val="single"/>
-          </w:rPr>
-          <w:t>Juan 5:14</w:t>
-        </w:r>
-      </w:hyperlink>
+      <w:r>
+        <w:rPr>
+          <w:lang w:val="es_ES" w:bidi="es_ES"/>
+        </w:rPr>
+        <w:t>Juan 5:14</w:t>
+      </w:r>
       <w:r>
         <w:rPr>
           <w:lang w:val="es_ES" w:bidi="es_ES"/>
@@ -10411,108 +8293,72 @@
         </w:rPr>
         <w:t xml:space="preserve">Elías ... oró: ver </w:t>
       </w:r>
-      <w:hyperlink r:id="rId268">
-        <w:r>
-          <w:rPr>
-            <w:lang w:val="es_ES" w:bidi="es_ES"/>
-          </w:rPr>
-          <w:rPr>
-            <w:color w:val="0000EE"/>
-            <w:u w:val="single"/>
-          </w:rPr>
-          <w:t>1 Re 17:1,</w:t>
-        </w:r>
-      </w:hyperlink>
+      <w:r>
+        <w:rPr>
+          <w:lang w:val="es_ES" w:bidi="es_ES"/>
+        </w:rPr>
+        <w:t>1 Re 17:1,</w:t>
+      </w:r>
       <w:r>
         <w:rPr>
           <w:lang w:val="es_ES" w:bidi="es_ES"/>
         </w:rPr>
         <w:t xml:space="preserve"> </w:t>
       </w:r>
-      <w:hyperlink r:id="rId269">
-        <w:r>
-          <w:rPr>
-            <w:lang w:val="es_ES" w:bidi="es_ES"/>
-          </w:rPr>
-          <w:rPr>
-            <w:color w:val="0000EE"/>
-            <w:u w:val="single"/>
-          </w:rPr>
-          <w:t>18:41–46</w:t>
-        </w:r>
-      </w:hyperlink>
+      <w:r>
+        <w:rPr>
+          <w:lang w:val="es_ES" w:bidi="es_ES"/>
+        </w:rPr>
+        <w:t>18:41–46</w:t>
+      </w:r>
       <w:r>
         <w:rPr>
           <w:lang w:val="es_ES" w:bidi="es_ES"/>
         </w:rPr>
         <w:t xml:space="preserve">. • Tres años y medio (ver </w:t>
       </w:r>
-      <w:hyperlink r:id="rId270">
-        <w:r>
-          <w:rPr>
-            <w:lang w:val="es_ES" w:bidi="es_ES"/>
-          </w:rPr>
-          <w:rPr>
-            <w:color w:val="0000EE"/>
-            <w:u w:val="single"/>
-          </w:rPr>
-          <w:t>1 Re 18:1,</w:t>
-        </w:r>
-      </w:hyperlink>
+      <w:r>
+        <w:rPr>
+          <w:lang w:val="es_ES" w:bidi="es_ES"/>
+        </w:rPr>
+        <w:t>1 Re 18:1,</w:t>
+      </w:r>
       <w:r>
         <w:rPr>
           <w:lang w:val="es_ES" w:bidi="es_ES"/>
         </w:rPr>
         <w:t xml:space="preserve"> </w:t>
       </w:r>
-      <w:hyperlink r:id="rId271">
-        <w:r>
-          <w:rPr>
-            <w:lang w:val="es_ES" w:bidi="es_ES"/>
-          </w:rPr>
-          <w:rPr>
-            <w:color w:val="0000EE"/>
-            <w:u w:val="single"/>
-          </w:rPr>
-          <w:t>Lucas 4:25</w:t>
-        </w:r>
-      </w:hyperlink>
+      <w:r>
+        <w:rPr>
+          <w:lang w:val="es_ES" w:bidi="es_ES"/>
+        </w:rPr>
+        <w:t>Lucas 4:25</w:t>
+      </w:r>
       <w:r>
         <w:rPr>
           <w:lang w:val="es_ES" w:bidi="es_ES"/>
         </w:rPr>
         <w:t xml:space="preserve">) es una cifra aproximada, la mitad de siete, que simboliza un período de juicio (cp. </w:t>
       </w:r>
-      <w:hyperlink r:id="rId272">
-        <w:r>
-          <w:rPr>
-            <w:lang w:val="es_ES" w:bidi="es_ES"/>
-          </w:rPr>
-          <w:rPr>
-            <w:color w:val="0000EE"/>
-            <w:u w:val="single"/>
-          </w:rPr>
-          <w:t>Dn 12:7,</w:t>
-        </w:r>
-      </w:hyperlink>
+      <w:r>
+        <w:rPr>
+          <w:lang w:val="es_ES" w:bidi="es_ES"/>
+        </w:rPr>
+        <w:t>Dn 12:7,</w:t>
+      </w:r>
       <w:r>
         <w:rPr>
           <w:lang w:val="es_ES" w:bidi="es_ES"/>
         </w:rPr>
         <w:t xml:space="preserve"> </w:t>
       </w:r>
-      <w:hyperlink r:id="rId273">
-        <w:r>
-          <w:rPr>
-            <w:lang w:val="es_ES" w:bidi="es_ES"/>
-          </w:rPr>
-          <w:rPr>
-            <w:color w:val="0000EE"/>
-            <w:u w:val="single"/>
-          </w:rPr>
-          <w:t>Ap 11:2</w:t>
-        </w:r>
-      </w:hyperlink>
+      <w:r>
+        <w:rPr>
+          <w:lang w:val="es_ES" w:bidi="es_ES"/>
+        </w:rPr>
+        <w:t>Ap 11:2</w:t>
+      </w:r>
       <w:r>
         <w:rPr>
           <w:lang w:val="es_ES" w:bidi="es_ES"/>
@@ -10580,18 +8426,12 @@
         </w:rPr>
         <w:t xml:space="preserve">) que contrapesa la exhortación a la perseverancia en </w:t>
       </w:r>
-      <w:hyperlink r:id="rId44">
-        <w:r>
-          <w:rPr>
-            <w:lang w:val="es_ES" w:bidi="es_ES"/>
-          </w:rPr>
-          <w:rPr>
-            <w:color w:val="0000EE"/>
-            <w:u w:val="single"/>
-          </w:rPr>
-          <w:t>1:2–4</w:t>
-        </w:r>
-      </w:hyperlink>
+      <w:r>
+        <w:rPr>
+          <w:lang w:val="es_ES" w:bidi="es_ES"/>
+        </w:rPr>
+        <w:t>1:2–4</w:t>
+      </w:r>
       <w:r>
         <w:rPr>
           <w:lang w:val="es_ES" w:bidi="es_ES"/>
@@ -10646,90 +8486,60 @@
         </w:rPr>
         <w:t xml:space="preserve">Salvar a un pecador de la muerte no se refiere únicamente a la muerte física, sino a la muerte eterna, que es el castigo por apartarse de la verdad de las buenas nuevas de Jesucristo (ver </w:t>
       </w:r>
-      <w:hyperlink r:id="rId53">
-        <w:r>
-          <w:rPr>
-            <w:lang w:val="es_ES" w:bidi="es_ES"/>
-          </w:rPr>
-          <w:rPr>
-            <w:color w:val="0000EE"/>
-            <w:u w:val="single"/>
-          </w:rPr>
-          <w:t>1:12</w:t>
-        </w:r>
-      </w:hyperlink>
+      <w:r>
+        <w:rPr>
+          <w:lang w:val="es_ES" w:bidi="es_ES"/>
+        </w:rPr>
+        <w:t>1:12</w:t>
+      </w:r>
       <w:r>
         <w:rPr>
           <w:lang w:val="es_ES" w:bidi="es_ES"/>
         </w:rPr>
         <w:t>,</w:t>
       </w:r>
-      <w:hyperlink r:id="rId274">
-        <w:r>
-          <w:rPr>
-            <w:lang w:val="es_ES" w:bidi="es_ES"/>
-          </w:rPr>
-          <w:rPr>
-            <w:color w:val="0000EE"/>
-            <w:u w:val="single"/>
-          </w:rPr>
-          <w:t>15</w:t>
-        </w:r>
-      </w:hyperlink>
+      <w:r>
+        <w:rPr>
+          <w:lang w:val="es_ES" w:bidi="es_ES"/>
+        </w:rPr>
+        <w:t>15</w:t>
+      </w:r>
       <w:r>
         <w:rPr>
           <w:lang w:val="es_ES" w:bidi="es_ES"/>
         </w:rPr>
         <w:t xml:space="preserve">; cp. </w:t>
       </w:r>
-      <w:hyperlink r:id="rId275">
-        <w:r>
-          <w:rPr>
-            <w:lang w:val="es_ES" w:bidi="es_ES"/>
-          </w:rPr>
-          <w:rPr>
-            <w:color w:val="0000EE"/>
-            <w:u w:val="single"/>
-          </w:rPr>
-          <w:t>Hb 6:4–8</w:t>
-        </w:r>
-      </w:hyperlink>
+      <w:r>
+        <w:rPr>
+          <w:lang w:val="es_ES" w:bidi="es_ES"/>
+        </w:rPr>
+        <w:t>Hb 6:4–8</w:t>
+      </w:r>
       <w:r>
         <w:rPr>
           <w:lang w:val="es_ES" w:bidi="es_ES"/>
         </w:rPr>
         <w:t xml:space="preserve">). Si la persona pecadora escucha y se arrepiente, se evitará el castigo eterno (ver también </w:t>
       </w:r>
-      <w:hyperlink r:id="rId276">
-        <w:r>
-          <w:rPr>
-            <w:lang w:val="es_ES" w:bidi="es_ES"/>
-          </w:rPr>
-          <w:rPr>
-            <w:color w:val="0000EE"/>
-            <w:u w:val="single"/>
-          </w:rPr>
-          <w:t>Ga 6:1,</w:t>
-        </w:r>
-      </w:hyperlink>
+      <w:r>
+        <w:rPr>
+          <w:lang w:val="es_ES" w:bidi="es_ES"/>
+        </w:rPr>
+        <w:t>Ga 6:1,</w:t>
+      </w:r>
       <w:r>
         <w:rPr>
           <w:lang w:val="es_ES" w:bidi="es_ES"/>
         </w:rPr>
         <w:t xml:space="preserve"> </w:t>
       </w:r>
-      <w:hyperlink r:id="rId277">
-        <w:r>
-          <w:rPr>
-            <w:lang w:val="es_ES" w:bidi="es_ES"/>
-          </w:rPr>
-          <w:rPr>
-            <w:color w:val="0000EE"/>
-            <w:u w:val="single"/>
-          </w:rPr>
-          <w:t>Judas 1:22–24</w:t>
-        </w:r>
-      </w:hyperlink>
+      <w:r>
+        <w:rPr>
+          <w:lang w:val="es_ES" w:bidi="es_ES"/>
+        </w:rPr>
+        <w:t>Judas 1:22–24</w:t>
+      </w:r>
       <w:r>
         <w:rPr>
           <w:lang w:val="es_ES" w:bidi="es_ES"/>
